--- a/DataMining1_Project_Repport.docx
+++ b/DataMining1_Project_Repport.docx
@@ -2,7 +2,6495 @@
 <file path=word/document.xml><?xml version="1.0" encoding="utf-8"?>
 <w:document xmlns:wpc="http://schemas.microsoft.com/office/word/2010/wordprocessingCanvas" xmlns:cx="http://schemas.microsoft.com/office/drawing/2014/chartex" xmlns:cx1="http://schemas.microsoft.com/office/drawing/2015/9/8/chartex" xmlns:cx2="http://schemas.microsoft.com/office/drawing/2015/10/21/chartex" xmlns:cx3="http://schemas.microsoft.com/office/drawing/2016/5/9/chartex" xmlns:cx4="http://schemas.microsoft.com/office/drawing/2016/5/10/chartex" xmlns:cx5="http://schemas.microsoft.com/office/drawing/2016/5/11/chartex" xmlns:cx6="http://schemas.microsoft.com/office/drawing/2016/5/12/chartex" xmlns:cx7="http://schemas.microsoft.com/office/drawing/2016/5/13/chartex" xmlns:cx8="http://schemas.microsoft.com/office/drawing/2016/5/14/chartex" xmlns:mc="http://schemas.openxmlformats.org/markup-compatibility/2006" xmlns:aink="http://schemas.microsoft.com/office/drawing/2016/ink" xmlns:am3d="http://schemas.microsoft.com/office/drawing/2017/model3d" xmlns:o="urn:schemas-microsoft-com:office:office" xmlns:oel="http://schemas.microsoft.com/office/2019/extlst" xmlns:r="http://schemas.openxmlformats.org/officeDocument/2006/relationships" xmlns:m="http://schemas.openxmlformats.org/officeDocument/2006/math" xmlns:v="urn:schemas-microsoft-com:vml" xmlns:wp14="http://schemas.microsoft.com/office/word/2010/wordprocessingDrawing" xmlns:wp="http://schemas.openxmlformats.org/drawingml/2006/wordprocessingDrawing" xmlns:w10="urn:schemas-microsoft-com:office:word" xmlns:w="http://schemas.openxmlformats.org/wordprocessingml/2006/main" xmlns:w14="http://schemas.microsoft.com/office/word/2010/wordml" xmlns:w15="http://schemas.microsoft.com/office/word/2012/wordml" xmlns:w16cex="http://schemas.microsoft.com/office/word/2018/wordml/cex" xmlns:w16cid="http://schemas.microsoft.com/office/word/2016/wordml/cid" xmlns:w16="http://schemas.microsoft.com/office/word/2018/wordml" xmlns:w16du="http://schemas.microsoft.com/office/word/2023/wordml/word16du" xmlns:w16sdtdh="http://schemas.microsoft.com/office/word/2020/wordml/sdtdatahash" xmlns:w16sdtfl="http://schemas.microsoft.com/office/word/2024/wordml/sdtformatlock" xmlns:w16se="http://schemas.microsoft.com/office/word/2015/wordml/symex" xmlns:wpg="http://schemas.microsoft.com/office/word/2010/wordprocessingGroup" xmlns:wpi="http://schemas.microsoft.com/office/word/2010/wordprocessingInk" xmlns:wne="http://schemas.microsoft.com/office/word/2006/wordml" xmlns:wps="http://schemas.microsoft.com/office/word/2010/wordprocessingShape" mc:Ignorable="w14 w15 w16se w16cid w16 w16cex w16sdtdh w16sdtfl w16du wp14">
   <w:body>
-    <w:p/>
+    <w:p>
+      <w:r>
+        <w:t>Introduzione</w:t>
+      </w:r>
+    </w:p>
+    <w:p>
+      <w:pPr>
+        <w:spacing w:before="100" w:beforeAutospacing="1" w:after="100" w:afterAutospacing="1" w:line="240" w:lineRule="auto"/>
+        <w:outlineLvl w:val="1"/>
+        <w:rPr>
+          <w:rFonts w:ascii="Times New Roman" w:eastAsia="Times New Roman" w:hAnsi="Times New Roman" w:cs="Times New Roman"/>
+          <w:b/>
+          <w:bCs/>
+          <w:color w:val="000000"/>
+          <w:kern w:val="0"/>
+          <w:sz w:val="36"/>
+          <w:szCs w:val="36"/>
+          <w:lang w:eastAsia="it-IT"/>
+          <w14:ligatures w14:val="none"/>
+        </w:rPr>
+      </w:pPr>
+      <w:r>
+        <w:rPr>
+          <w:rFonts w:ascii="Times New Roman" w:eastAsia="Times New Roman" w:hAnsi="Times New Roman" w:cs="Times New Roman"/>
+          <w:b/>
+          <w:bCs/>
+          <w:color w:val="000000"/>
+          <w:kern w:val="0"/>
+          <w:sz w:val="36"/>
+          <w:szCs w:val="36"/>
+          <w:lang w:eastAsia="it-IT"/>
+          <w14:ligatures w14:val="none"/>
+        </w:rPr>
+        <w:t xml:space="preserve">1. Data </w:t>
+      </w:r>
+      <w:proofErr w:type="spellStart"/>
+      <w:r>
+        <w:rPr>
+          <w:rFonts w:ascii="Times New Roman" w:eastAsia="Times New Roman" w:hAnsi="Times New Roman" w:cs="Times New Roman"/>
+          <w:b/>
+          <w:bCs/>
+          <w:color w:val="000000"/>
+          <w:kern w:val="0"/>
+          <w:sz w:val="36"/>
+          <w:szCs w:val="36"/>
+          <w:lang w:eastAsia="it-IT"/>
+          <w14:ligatures w14:val="none"/>
+        </w:rPr>
+        <w:t>Understanding</w:t>
+      </w:r>
+      <w:proofErr w:type="spellEnd"/>
+      <w:r>
+        <w:rPr>
+          <w:rFonts w:ascii="Times New Roman" w:eastAsia="Times New Roman" w:hAnsi="Times New Roman" w:cs="Times New Roman"/>
+          <w:b/>
+          <w:bCs/>
+          <w:color w:val="000000"/>
+          <w:kern w:val="0"/>
+          <w:sz w:val="36"/>
+          <w:szCs w:val="36"/>
+          <w:lang w:eastAsia="it-IT"/>
+          <w14:ligatures w14:val="none"/>
+        </w:rPr>
+        <w:t xml:space="preserve"> &amp; </w:t>
+      </w:r>
+      <w:proofErr w:type="spellStart"/>
+      <w:r>
+        <w:rPr>
+          <w:rFonts w:ascii="Times New Roman" w:eastAsia="Times New Roman" w:hAnsi="Times New Roman" w:cs="Times New Roman"/>
+          <w:b/>
+          <w:bCs/>
+          <w:color w:val="000000"/>
+          <w:kern w:val="0"/>
+          <w:sz w:val="36"/>
+          <w:szCs w:val="36"/>
+          <w:lang w:eastAsia="it-IT"/>
+          <w14:ligatures w14:val="none"/>
+        </w:rPr>
+        <w:t>Preparation</w:t>
+      </w:r>
+      <w:proofErr w:type="spellEnd"/>
+    </w:p>
+    <w:p>
+      <w:pPr>
+        <w:spacing w:before="100" w:beforeAutospacing="1" w:after="100" w:afterAutospacing="1" w:line="240" w:lineRule="auto"/>
+        <w:rPr>
+          <w:rFonts w:ascii="Times New Roman" w:eastAsia="Times New Roman" w:hAnsi="Times New Roman" w:cs="Times New Roman"/>
+          <w:color w:val="000000"/>
+          <w:kern w:val="0"/>
+          <w:lang w:eastAsia="it-IT"/>
+          <w14:ligatures w14:val="none"/>
+        </w:rPr>
+      </w:pPr>
+      <w:r>
+        <w:rPr>
+          <w:rFonts w:ascii="Times New Roman" w:eastAsia="Times New Roman" w:hAnsi="Times New Roman" w:cs="Times New Roman"/>
+          <w:b/>
+          <w:bCs/>
+          <w:color w:val="000000"/>
+          <w:kern w:val="0"/>
+          <w:lang w:eastAsia="it-IT"/>
+          <w14:ligatures w14:val="none"/>
+        </w:rPr>
+        <w:t>Obiettivo:</w:t>
+      </w:r>
+      <w:r>
+        <w:rPr>
+          <w:rFonts w:ascii="Times New Roman" w:eastAsia="Times New Roman" w:hAnsi="Times New Roman" w:cs="Times New Roman"/>
+          <w:color w:val="000000"/>
+          <w:kern w:val="0"/>
+          <w:lang w:eastAsia="it-IT"/>
+          <w14:ligatures w14:val="none"/>
+        </w:rPr>
+        <w:t> Capire i dati e pulirli.</w:t>
+      </w:r>
+    </w:p>
+    <w:p>
+      <w:pPr>
+        <w:numPr>
+          <w:ilvl w:val="0"/>
+          <w:numId w:val="1"/>
+        </w:numPr>
+        <w:spacing w:before="100" w:beforeAutospacing="1" w:after="100" w:afterAutospacing="1" w:line="240" w:lineRule="auto"/>
+        <w:rPr>
+          <w:rFonts w:ascii="Times New Roman" w:eastAsia="Times New Roman" w:hAnsi="Times New Roman" w:cs="Times New Roman"/>
+          <w:color w:val="000000"/>
+          <w:kern w:val="0"/>
+          <w:lang w:eastAsia="it-IT"/>
+          <w14:ligatures w14:val="none"/>
+        </w:rPr>
+      </w:pPr>
+      <w:r>
+        <w:rPr>
+          <w:rFonts w:ascii="Times New Roman" w:eastAsia="Times New Roman" w:hAnsi="Times New Roman" w:cs="Times New Roman"/>
+          <w:b/>
+          <w:bCs/>
+          <w:color w:val="000000"/>
+          <w:kern w:val="0"/>
+          <w:lang w:eastAsia="it-IT"/>
+          <w14:ligatures w14:val="none"/>
+        </w:rPr>
+        <w:t>Cosa fare:</w:t>
+      </w:r>
+      <w:r>
+        <w:rPr>
+          <w:rFonts w:ascii="Times New Roman" w:eastAsia="Times New Roman" w:hAnsi="Times New Roman" w:cs="Times New Roman"/>
+          <w:color w:val="000000"/>
+          <w:kern w:val="0"/>
+          <w:lang w:eastAsia="it-IT"/>
+          <w14:ligatures w14:val="none"/>
+        </w:rPr>
+        <w:t xml:space="preserve"> Istogrammi per le distribuzioni, </w:t>
+      </w:r>
+      <w:proofErr w:type="spellStart"/>
+      <w:r>
+        <w:rPr>
+          <w:rFonts w:ascii="Times New Roman" w:eastAsia="Times New Roman" w:hAnsi="Times New Roman" w:cs="Times New Roman"/>
+          <w:color w:val="000000"/>
+          <w:kern w:val="0"/>
+          <w:lang w:eastAsia="it-IT"/>
+          <w14:ligatures w14:val="none"/>
+        </w:rPr>
+        <w:t>Boxplot</w:t>
+      </w:r>
+      <w:proofErr w:type="spellEnd"/>
+      <w:r>
+        <w:rPr>
+          <w:rFonts w:ascii="Times New Roman" w:eastAsia="Times New Roman" w:hAnsi="Times New Roman" w:cs="Times New Roman"/>
+          <w:color w:val="000000"/>
+          <w:kern w:val="0"/>
+          <w:lang w:eastAsia="it-IT"/>
+          <w14:ligatures w14:val="none"/>
+        </w:rPr>
+        <w:t xml:space="preserve"> per gli </w:t>
+      </w:r>
+      <w:proofErr w:type="spellStart"/>
+      <w:r>
+        <w:rPr>
+          <w:rFonts w:ascii="Times New Roman" w:eastAsia="Times New Roman" w:hAnsi="Times New Roman" w:cs="Times New Roman"/>
+          <w:color w:val="000000"/>
+          <w:kern w:val="0"/>
+          <w:lang w:eastAsia="it-IT"/>
+          <w14:ligatures w14:val="none"/>
+        </w:rPr>
+        <w:t>outlier</w:t>
+      </w:r>
+      <w:proofErr w:type="spellEnd"/>
+      <w:r>
+        <w:rPr>
+          <w:rFonts w:ascii="Times New Roman" w:eastAsia="Times New Roman" w:hAnsi="Times New Roman" w:cs="Times New Roman"/>
+          <w:color w:val="000000"/>
+          <w:kern w:val="0"/>
+          <w:lang w:eastAsia="it-IT"/>
+          <w14:ligatures w14:val="none"/>
+        </w:rPr>
+        <w:t>, matrice di correlazione.</w:t>
+      </w:r>
+    </w:p>
+    <w:p>
+      <w:pPr>
+        <w:pStyle w:val="NormaleWeb"/>
+        <w:ind w:left="360"/>
+        <w:rPr>
+          <w:color w:val="000000"/>
+        </w:rPr>
+      </w:pPr>
+      <w:r>
+        <w:rPr>
+          <w:color w:val="000000"/>
+        </w:rPr>
+        <w:t>In questa fase iniziale, abbiamo esplorato il dataset</w:t>
+      </w:r>
+      <w:r>
+        <w:rPr>
+          <w:rStyle w:val="apple-converted-space"/>
+          <w:rFonts w:eastAsiaTheme="majorEastAsia"/>
+          <w:color w:val="000000"/>
+        </w:rPr>
+        <w:t> </w:t>
+      </w:r>
+      <w:r>
+        <w:rPr>
+          <w:i/>
+          <w:iCs/>
+          <w:color w:val="000000"/>
+        </w:rPr>
+        <w:t>Board Games</w:t>
+      </w:r>
+      <w:r>
+        <w:rPr>
+          <w:rStyle w:val="apple-converted-space"/>
+          <w:rFonts w:eastAsiaTheme="majorEastAsia"/>
+          <w:color w:val="000000"/>
+        </w:rPr>
+        <w:t> </w:t>
+      </w:r>
+      <w:r>
+        <w:rPr>
+          <w:color w:val="000000"/>
+        </w:rPr>
+        <w:t>composto da circa 20.000 osservazioni. L'obiettivo è comprendere la semantica delle variabili (come il peso del gioco, il numero di voti e il rating) e identificare problemi di qualità dei dati.</w:t>
+      </w:r>
+    </w:p>
+    <w:p>
+      <w:pPr>
+        <w:pStyle w:val="NormaleWeb"/>
+        <w:numPr>
+          <w:ilvl w:val="0"/>
+          <w:numId w:val="1"/>
+        </w:numPr>
+        <w:rPr>
+          <w:color w:val="000000"/>
+        </w:rPr>
+      </w:pPr>
+      <w:r>
+        <w:rPr>
+          <w:b/>
+          <w:bCs/>
+          <w:color w:val="000000"/>
+        </w:rPr>
+        <w:t xml:space="preserve">Data </w:t>
+      </w:r>
+      <w:proofErr w:type="spellStart"/>
+      <w:r>
+        <w:rPr>
+          <w:b/>
+          <w:bCs/>
+          <w:color w:val="000000"/>
+        </w:rPr>
+        <w:t>Semantics</w:t>
+      </w:r>
+      <w:proofErr w:type="spellEnd"/>
+      <w:r>
+        <w:rPr>
+          <w:b/>
+          <w:bCs/>
+          <w:color w:val="000000"/>
+        </w:rPr>
+        <w:t>:</w:t>
+      </w:r>
+      <w:r>
+        <w:rPr>
+          <w:rStyle w:val="apple-converted-space"/>
+          <w:rFonts w:eastAsiaTheme="majorEastAsia"/>
+          <w:color w:val="000000"/>
+        </w:rPr>
+        <w:t> </w:t>
+      </w:r>
+      <w:r>
+        <w:rPr>
+          <w:color w:val="000000"/>
+        </w:rPr>
+        <w:t>Il dataset include variabili identificative (</w:t>
+      </w:r>
+      <w:proofErr w:type="spellStart"/>
+      <w:r>
+        <w:rPr>
+          <w:color w:val="000000"/>
+        </w:rPr>
+        <w:t>BGGId</w:t>
+      </w:r>
+      <w:proofErr w:type="spellEnd"/>
+      <w:r>
+        <w:rPr>
+          <w:color w:val="000000"/>
+        </w:rPr>
+        <w:t>, Name), variabili di design (</w:t>
+      </w:r>
+      <w:proofErr w:type="spellStart"/>
+      <w:r>
+        <w:rPr>
+          <w:color w:val="000000"/>
+        </w:rPr>
+        <w:t>YearPublished</w:t>
+      </w:r>
+      <w:proofErr w:type="spellEnd"/>
+      <w:r>
+        <w:rPr>
+          <w:color w:val="000000"/>
+        </w:rPr>
+        <w:t xml:space="preserve">, Players, </w:t>
+      </w:r>
+      <w:proofErr w:type="spellStart"/>
+      <w:r>
+        <w:rPr>
+          <w:color w:val="000000"/>
+        </w:rPr>
+        <w:t>PlayTime</w:t>
+      </w:r>
+      <w:proofErr w:type="spellEnd"/>
+      <w:r>
+        <w:rPr>
+          <w:color w:val="000000"/>
+        </w:rPr>
+        <w:t>) e metriche di popolarità/qualità (</w:t>
+      </w:r>
+      <w:proofErr w:type="spellStart"/>
+      <w:r>
+        <w:rPr>
+          <w:color w:val="000000"/>
+        </w:rPr>
+        <w:t>AvgRating</w:t>
+      </w:r>
+      <w:proofErr w:type="spellEnd"/>
+      <w:r>
+        <w:rPr>
+          <w:color w:val="000000"/>
+        </w:rPr>
+        <w:t xml:space="preserve">, </w:t>
+      </w:r>
+      <w:proofErr w:type="spellStart"/>
+      <w:r>
+        <w:rPr>
+          <w:color w:val="000000"/>
+        </w:rPr>
+        <w:t>NumUserRatings</w:t>
+      </w:r>
+      <w:proofErr w:type="spellEnd"/>
+      <w:r>
+        <w:rPr>
+          <w:color w:val="000000"/>
+        </w:rPr>
+        <w:t xml:space="preserve">, </w:t>
+      </w:r>
+      <w:proofErr w:type="spellStart"/>
+      <w:r>
+        <w:rPr>
+          <w:color w:val="000000"/>
+        </w:rPr>
+        <w:t>GameWeight</w:t>
+      </w:r>
+      <w:proofErr w:type="spellEnd"/>
+      <w:r>
+        <w:rPr>
+          <w:color w:val="000000"/>
+        </w:rPr>
+        <w:t>).</w:t>
+      </w:r>
+    </w:p>
+    <w:p>
+      <w:pPr>
+        <w:pStyle w:val="NormaleWeb"/>
+        <w:numPr>
+          <w:ilvl w:val="0"/>
+          <w:numId w:val="1"/>
+        </w:numPr>
+        <w:rPr>
+          <w:color w:val="000000"/>
+        </w:rPr>
+      </w:pPr>
+      <w:r>
+        <w:rPr>
+          <w:b/>
+          <w:bCs/>
+          <w:color w:val="000000"/>
+        </w:rPr>
+        <w:t>Data Quality:</w:t>
+      </w:r>
+      <w:r>
+        <w:rPr>
+          <w:rStyle w:val="apple-converted-space"/>
+          <w:rFonts w:eastAsiaTheme="majorEastAsia"/>
+          <w:color w:val="000000"/>
+        </w:rPr>
+        <w:t> </w:t>
+      </w:r>
+      <w:r>
+        <w:rPr>
+          <w:color w:val="000000"/>
+        </w:rPr>
+        <w:t xml:space="preserve">Abbiamo riscontrato valori mancanti critici in diverse colonne, in particolare nei Rank categoriali. La preparazione dei dati si è concentrata sulla gestione dei valori nulli, l'identificazione di </w:t>
+      </w:r>
+      <w:proofErr w:type="spellStart"/>
+      <w:r>
+        <w:rPr>
+          <w:color w:val="000000"/>
+        </w:rPr>
+        <w:t>outlier</w:t>
+      </w:r>
+      <w:proofErr w:type="spellEnd"/>
+      <w:r>
+        <w:rPr>
+          <w:color w:val="000000"/>
+        </w:rPr>
+        <w:t xml:space="preserve"> cronologici (es. anni di pubblicazione errati) e la </w:t>
+      </w:r>
+    </w:p>
+    <w:p>
+      <w:pPr>
+        <w:pStyle w:val="NormaleWeb"/>
+        <w:ind w:left="720"/>
+        <w:rPr>
+          <w:color w:val="000000"/>
+        </w:rPr>
+      </w:pPr>
+      <w:r>
+        <w:rPr>
+          <w:color w:val="000000"/>
+        </w:rPr>
+        <w:t>Diversi celle:</w:t>
+      </w:r>
+    </w:p>
+    <w:p>
+      <w:pPr>
+        <w:pStyle w:val="NormaleWeb"/>
+        <w:numPr>
+          <w:ilvl w:val="0"/>
+          <w:numId w:val="1"/>
+        </w:numPr>
+        <w:rPr>
+          <w:color w:val="000000"/>
+        </w:rPr>
+      </w:pPr>
+      <w:r>
+        <w:rPr>
+          <w:color w:val="000000"/>
+        </w:rPr>
+        <w:t>standardizzazione delle variabili per i futuri task di Clustering.</w:t>
+      </w:r>
+    </w:p>
+    <w:p>
+      <w:pPr>
+        <w:pStyle w:val="NormaleWeb"/>
+        <w:numPr>
+          <w:ilvl w:val="0"/>
+          <w:numId w:val="1"/>
+        </w:numPr>
+        <w:rPr>
+          <w:color w:val="000000"/>
+        </w:rPr>
+      </w:pPr>
+      <w:r>
+        <w:rPr>
+          <w:b/>
+          <w:bCs/>
+          <w:color w:val="000000"/>
+        </w:rPr>
+        <w:t>Dalla Cella 1 (Info):</w:t>
+      </w:r>
+      <w:r>
+        <w:rPr>
+          <w:rStyle w:val="apple-converted-space"/>
+          <w:rFonts w:eastAsiaTheme="majorEastAsia"/>
+          <w:color w:val="000000"/>
+        </w:rPr>
+        <w:t> </w:t>
+      </w:r>
+      <w:r>
+        <w:rPr>
+          <w:color w:val="000000"/>
+        </w:rPr>
+        <w:t>Quali colonne vedi come</w:t>
+      </w:r>
+      <w:r>
+        <w:rPr>
+          <w:rStyle w:val="apple-converted-space"/>
+          <w:rFonts w:eastAsiaTheme="majorEastAsia"/>
+          <w:color w:val="000000"/>
+        </w:rPr>
+        <w:t> </w:t>
+      </w:r>
+      <w:proofErr w:type="spellStart"/>
+      <w:r>
+        <w:rPr>
+          <w:rStyle w:val="CodiceHTML"/>
+          <w:rFonts w:eastAsiaTheme="majorEastAsia"/>
+          <w:color w:val="000000"/>
+        </w:rPr>
+        <w:t>object</w:t>
+      </w:r>
+      <w:proofErr w:type="spellEnd"/>
+      <w:r>
+        <w:rPr>
+          <w:rStyle w:val="apple-converted-space"/>
+          <w:rFonts w:eastAsiaTheme="majorEastAsia"/>
+          <w:color w:val="000000"/>
+        </w:rPr>
+        <w:t> </w:t>
+      </w:r>
+      <w:r>
+        <w:rPr>
+          <w:color w:val="000000"/>
+        </w:rPr>
+        <w:t>(testo) e quali come</w:t>
+      </w:r>
+      <w:r>
+        <w:rPr>
+          <w:rStyle w:val="apple-converted-space"/>
+          <w:rFonts w:eastAsiaTheme="majorEastAsia"/>
+          <w:color w:val="000000"/>
+        </w:rPr>
+        <w:t> </w:t>
+      </w:r>
+      <w:r>
+        <w:rPr>
+          <w:rStyle w:val="CodiceHTML"/>
+          <w:rFonts w:eastAsiaTheme="majorEastAsia"/>
+          <w:color w:val="000000"/>
+        </w:rPr>
+        <w:t>float/</w:t>
+      </w:r>
+      <w:proofErr w:type="spellStart"/>
+      <w:r>
+        <w:rPr>
+          <w:rStyle w:val="CodiceHTML"/>
+          <w:rFonts w:eastAsiaTheme="majorEastAsia"/>
+          <w:color w:val="000000"/>
+        </w:rPr>
+        <w:t>int</w:t>
+      </w:r>
+      <w:proofErr w:type="spellEnd"/>
+      <w:r>
+        <w:rPr>
+          <w:rStyle w:val="apple-converted-space"/>
+          <w:rFonts w:eastAsiaTheme="majorEastAsia"/>
+          <w:color w:val="000000"/>
+        </w:rPr>
+        <w:t> </w:t>
+      </w:r>
+      <w:r>
+        <w:rPr>
+          <w:color w:val="000000"/>
+        </w:rPr>
+        <w:t>(numeri)?</w:t>
+      </w:r>
+    </w:p>
+    <w:p>
+      <w:pPr>
+        <w:pStyle w:val="NormaleWeb"/>
+        <w:numPr>
+          <w:ilvl w:val="0"/>
+          <w:numId w:val="1"/>
+        </w:numPr>
+        <w:rPr>
+          <w:color w:val="000000"/>
+        </w:rPr>
+      </w:pPr>
+      <w:r>
+        <w:rPr>
+          <w:b/>
+          <w:bCs/>
+          <w:color w:val="000000"/>
+        </w:rPr>
+        <w:t>Dalla Cella 2 (Valori Mancanti):</w:t>
+      </w:r>
+      <w:r>
+        <w:rPr>
+          <w:rStyle w:val="apple-converted-space"/>
+          <w:rFonts w:eastAsiaTheme="majorEastAsia"/>
+          <w:color w:val="000000"/>
+        </w:rPr>
+        <w:t> </w:t>
+      </w:r>
+      <w:r>
+        <w:rPr>
+          <w:color w:val="000000"/>
+        </w:rPr>
+        <w:t xml:space="preserve">Quali sono le 3 colonne con la percentuale più alta di </w:t>
+      </w:r>
+      <w:proofErr w:type="spellStart"/>
+      <w:r>
+        <w:rPr>
+          <w:color w:val="000000"/>
+        </w:rPr>
+        <w:t>NaN</w:t>
+      </w:r>
+      <w:proofErr w:type="spellEnd"/>
+      <w:r>
+        <w:rPr>
+          <w:color w:val="000000"/>
+        </w:rPr>
+        <w:t>? (È fondamentale per decidere cosa eliminare).</w:t>
+      </w:r>
+    </w:p>
+    <w:p>
+      <w:pPr>
+        <w:pStyle w:val="NormaleWeb"/>
+        <w:numPr>
+          <w:ilvl w:val="0"/>
+          <w:numId w:val="1"/>
+        </w:numPr>
+        <w:rPr>
+          <w:color w:val="000000"/>
+        </w:rPr>
+      </w:pPr>
+      <w:r>
+        <w:rPr>
+          <w:b/>
+          <w:bCs/>
+          <w:color w:val="000000"/>
+        </w:rPr>
+        <w:t>Dalla Cella 3 (</w:t>
+      </w:r>
+      <w:proofErr w:type="spellStart"/>
+      <w:r>
+        <w:rPr>
+          <w:b/>
+          <w:bCs/>
+          <w:color w:val="000000"/>
+        </w:rPr>
+        <w:t>Describe</w:t>
+      </w:r>
+      <w:proofErr w:type="spellEnd"/>
+      <w:r>
+        <w:rPr>
+          <w:b/>
+          <w:bCs/>
+          <w:color w:val="000000"/>
+        </w:rPr>
+        <w:t>/</w:t>
+      </w:r>
+      <w:proofErr w:type="spellStart"/>
+      <w:r>
+        <w:rPr>
+          <w:b/>
+          <w:bCs/>
+          <w:color w:val="000000"/>
+        </w:rPr>
+        <w:t>Boxplot</w:t>
+      </w:r>
+      <w:proofErr w:type="spellEnd"/>
+      <w:r>
+        <w:rPr>
+          <w:b/>
+          <w:bCs/>
+          <w:color w:val="000000"/>
+        </w:rPr>
+        <w:t>):</w:t>
+      </w:r>
+      <w:r>
+        <w:rPr>
+          <w:rStyle w:val="apple-converted-space"/>
+          <w:rFonts w:eastAsiaTheme="majorEastAsia"/>
+          <w:color w:val="000000"/>
+        </w:rPr>
+        <w:t> </w:t>
+      </w:r>
+      <w:r>
+        <w:rPr>
+          <w:color w:val="000000"/>
+        </w:rPr>
+        <w:t>Qual è il valore minimo e massimo di</w:t>
+      </w:r>
+      <w:r>
+        <w:rPr>
+          <w:rStyle w:val="apple-converted-space"/>
+          <w:rFonts w:eastAsiaTheme="majorEastAsia"/>
+          <w:color w:val="000000"/>
+        </w:rPr>
+        <w:t> </w:t>
+      </w:r>
+      <w:proofErr w:type="spellStart"/>
+      <w:r>
+        <w:rPr>
+          <w:rStyle w:val="CodiceHTML"/>
+          <w:rFonts w:eastAsiaTheme="majorEastAsia"/>
+          <w:color w:val="000000"/>
+        </w:rPr>
+        <w:t>YearPublished</w:t>
+      </w:r>
+      <w:proofErr w:type="spellEnd"/>
+      <w:r>
+        <w:rPr>
+          <w:rStyle w:val="apple-converted-space"/>
+          <w:rFonts w:eastAsiaTheme="majorEastAsia"/>
+          <w:color w:val="000000"/>
+        </w:rPr>
+        <w:t> </w:t>
+      </w:r>
+      <w:r>
+        <w:rPr>
+          <w:color w:val="000000"/>
+        </w:rPr>
+        <w:t>e</w:t>
+      </w:r>
+      <w:r>
+        <w:rPr>
+          <w:rStyle w:val="apple-converted-space"/>
+          <w:rFonts w:eastAsiaTheme="majorEastAsia"/>
+          <w:color w:val="000000"/>
+        </w:rPr>
+        <w:t> </w:t>
+      </w:r>
+      <w:proofErr w:type="spellStart"/>
+      <w:r>
+        <w:rPr>
+          <w:rStyle w:val="CodiceHTML"/>
+          <w:rFonts w:eastAsiaTheme="majorEastAsia"/>
+          <w:color w:val="000000"/>
+        </w:rPr>
+        <w:t>MfgPlayTime</w:t>
+      </w:r>
+      <w:proofErr w:type="spellEnd"/>
+      <w:r>
+        <w:rPr>
+          <w:color w:val="000000"/>
+        </w:rPr>
+        <w:t>? Ci sono numeri strani?</w:t>
+      </w:r>
+    </w:p>
+    <w:p>
+      <w:pPr>
+        <w:pStyle w:val="NormaleWeb"/>
+        <w:numPr>
+          <w:ilvl w:val="0"/>
+          <w:numId w:val="1"/>
+        </w:numPr>
+        <w:rPr>
+          <w:color w:val="000000"/>
+        </w:rPr>
+      </w:pPr>
+      <w:r>
+        <w:rPr>
+          <w:b/>
+          <w:bCs/>
+          <w:color w:val="000000"/>
+        </w:rPr>
+        <w:t>Dalla Cella 4 (Distribuzioni):</w:t>
+      </w:r>
+      <w:r>
+        <w:rPr>
+          <w:rStyle w:val="apple-converted-space"/>
+          <w:rFonts w:eastAsiaTheme="majorEastAsia"/>
+          <w:color w:val="000000"/>
+        </w:rPr>
+        <w:t> </w:t>
+      </w:r>
+      <w:r>
+        <w:rPr>
+          <w:color w:val="000000"/>
+        </w:rPr>
+        <w:t>Il grafico del</w:t>
+      </w:r>
+      <w:r>
+        <w:rPr>
+          <w:rStyle w:val="apple-converted-space"/>
+          <w:rFonts w:eastAsiaTheme="majorEastAsia"/>
+          <w:color w:val="000000"/>
+        </w:rPr>
+        <w:t> </w:t>
+      </w:r>
+      <w:r>
+        <w:rPr>
+          <w:rStyle w:val="CodiceHTML"/>
+          <w:rFonts w:eastAsiaTheme="majorEastAsia"/>
+          <w:color w:val="000000"/>
+        </w:rPr>
+        <w:t>Rating</w:t>
+      </w:r>
+      <w:r>
+        <w:rPr>
+          <w:rStyle w:val="apple-converted-space"/>
+          <w:rFonts w:eastAsiaTheme="majorEastAsia"/>
+          <w:color w:val="000000"/>
+        </w:rPr>
+        <w:t> </w:t>
+      </w:r>
+      <w:r>
+        <w:rPr>
+          <w:color w:val="000000"/>
+        </w:rPr>
+        <w:t xml:space="preserve">(low, medium, high) ti sembra </w:t>
+      </w:r>
+    </w:p>
+    <w:p>
+      <w:pPr>
+        <w:pStyle w:val="NormaleWeb"/>
+        <w:ind w:left="720"/>
+        <w:rPr>
+          <w:color w:val="000000"/>
+        </w:rPr>
+      </w:pPr>
+    </w:p>
+    <w:p>
+      <w:pPr>
+        <w:pStyle w:val="NormaleWeb"/>
+        <w:ind w:left="720"/>
+        <w:rPr>
+          <w:color w:val="000000"/>
+        </w:rPr>
+      </w:pPr>
+      <w:r>
+        <w:rPr>
+          <w:color w:val="000000"/>
+        </w:rPr>
+        <w:t xml:space="preserve">bilanciato o c'è una categoria che domina le </w:t>
+      </w:r>
+      <w:proofErr w:type="spellStart"/>
+      <w:r>
+        <w:rPr>
+          <w:color w:val="000000"/>
+        </w:rPr>
+        <w:t>altre?</w:t>
+      </w:r>
+      <w:r>
+        <w:rPr>
+          <w:i/>
+          <w:iCs/>
+          <w:color w:val="000000"/>
+        </w:rPr>
+        <w:t>"L'analisi</w:t>
+      </w:r>
+      <w:proofErr w:type="spellEnd"/>
+      <w:r>
+        <w:rPr>
+          <w:i/>
+          <w:iCs/>
+          <w:color w:val="000000"/>
+        </w:rPr>
+        <w:t xml:space="preserve"> visiva tramite </w:t>
+      </w:r>
+      <w:proofErr w:type="spellStart"/>
+      <w:r>
+        <w:rPr>
+          <w:i/>
+          <w:iCs/>
+          <w:color w:val="000000"/>
+        </w:rPr>
+        <w:t>Boxplot</w:t>
+      </w:r>
+      <w:proofErr w:type="spellEnd"/>
+      <w:r>
+        <w:rPr>
+          <w:i/>
+          <w:iCs/>
+          <w:color w:val="000000"/>
+        </w:rPr>
+        <w:t xml:space="preserve"> ha rivelato la presenza di </w:t>
+      </w:r>
+      <w:proofErr w:type="spellStart"/>
+      <w:r>
+        <w:rPr>
+          <w:i/>
+          <w:iCs/>
+          <w:color w:val="000000"/>
+        </w:rPr>
+        <w:t>outlier</w:t>
+      </w:r>
+      <w:proofErr w:type="spellEnd"/>
+      <w:r>
+        <w:rPr>
+          <w:i/>
+          <w:iCs/>
+          <w:color w:val="000000"/>
+        </w:rPr>
+        <w:t xml:space="preserve"> significativi nelle variabili legate al tempo di gioco e all'anno di pubblicazione, richiedendo una fase di clipping o filtraggio per non distorcere i successivi modelli di clustering."</w:t>
+      </w:r>
+    </w:p>
+    <w:p>
+      <w:pPr>
+        <w:spacing w:before="100" w:beforeAutospacing="1" w:after="100" w:afterAutospacing="1" w:line="240" w:lineRule="auto"/>
+        <w:rPr>
+          <w:rFonts w:ascii="Times New Roman" w:eastAsia="Times New Roman" w:hAnsi="Times New Roman" w:cs="Times New Roman"/>
+          <w:color w:val="000000"/>
+          <w:kern w:val="0"/>
+          <w:lang w:eastAsia="it-IT"/>
+          <w14:ligatures w14:val="none"/>
+        </w:rPr>
+      </w:pPr>
+      <w:r>
+        <w:rPr>
+          <w:rFonts w:ascii="Times New Roman" w:eastAsia="Times New Roman" w:hAnsi="Times New Roman" w:cs="Times New Roman"/>
+          <w:color w:val="000000"/>
+          <w:kern w:val="0"/>
+          <w:lang w:eastAsia="it-IT"/>
+          <w14:ligatures w14:val="none"/>
+        </w:rPr>
+        <w:t>Ecco l'analisi dettagliata di ciò che abbiamo appena scoperto (questo è "oro" per la tua sezione </w:t>
+      </w:r>
+      <w:r>
+        <w:rPr>
+          <w:rFonts w:ascii="Times New Roman" w:eastAsia="Times New Roman" w:hAnsi="Times New Roman" w:cs="Times New Roman"/>
+          <w:b/>
+          <w:bCs/>
+          <w:color w:val="000000"/>
+          <w:kern w:val="0"/>
+          <w:lang w:eastAsia="it-IT"/>
+          <w14:ligatures w14:val="none"/>
+        </w:rPr>
+        <w:t xml:space="preserve">Data </w:t>
+      </w:r>
+      <w:proofErr w:type="spellStart"/>
+      <w:r>
+        <w:rPr>
+          <w:rFonts w:ascii="Times New Roman" w:eastAsia="Times New Roman" w:hAnsi="Times New Roman" w:cs="Times New Roman"/>
+          <w:b/>
+          <w:bCs/>
+          <w:color w:val="000000"/>
+          <w:kern w:val="0"/>
+          <w:lang w:eastAsia="it-IT"/>
+          <w14:ligatures w14:val="none"/>
+        </w:rPr>
+        <w:t>Understanding</w:t>
+      </w:r>
+      <w:proofErr w:type="spellEnd"/>
+      <w:r>
+        <w:rPr>
+          <w:rFonts w:ascii="Times New Roman" w:eastAsia="Times New Roman" w:hAnsi="Times New Roman" w:cs="Times New Roman"/>
+          <w:color w:val="000000"/>
+          <w:kern w:val="0"/>
+          <w:lang w:eastAsia="it-IT"/>
+          <w14:ligatures w14:val="none"/>
+        </w:rPr>
+        <w:t>):</w:t>
+      </w:r>
+    </w:p>
+    <w:p>
+      <w:pPr>
+        <w:spacing w:before="100" w:beforeAutospacing="1" w:after="100" w:afterAutospacing="1" w:line="240" w:lineRule="auto"/>
+        <w:rPr>
+          <w:rFonts w:ascii="Times New Roman" w:eastAsia="Times New Roman" w:hAnsi="Times New Roman" w:cs="Times New Roman"/>
+          <w:color w:val="000000"/>
+          <w:kern w:val="0"/>
+          <w:lang w:eastAsia="it-IT"/>
+          <w14:ligatures w14:val="none"/>
+        </w:rPr>
+      </w:pPr>
+      <w:r>
+        <w:rPr>
+          <w:rFonts w:ascii="Times New Roman" w:eastAsia="Times New Roman" w:hAnsi="Times New Roman" w:cs="Times New Roman"/>
+          <w:color w:val="000000"/>
+          <w:kern w:val="0"/>
+          <w:lang w:eastAsia="it-IT"/>
+          <w14:ligatures w14:val="none"/>
+        </w:rPr>
+        <w:t>cella 1:</w:t>
+      </w:r>
+    </w:p>
+    <w:p>
+      <w:pPr>
+        <w:spacing w:before="100" w:beforeAutospacing="1" w:after="100" w:afterAutospacing="1" w:line="240" w:lineRule="auto"/>
+        <w:outlineLvl w:val="2"/>
+        <w:rPr>
+          <w:rFonts w:ascii="Times New Roman" w:eastAsia="Times New Roman" w:hAnsi="Times New Roman" w:cs="Times New Roman"/>
+          <w:b/>
+          <w:bCs/>
+          <w:color w:val="000000"/>
+          <w:kern w:val="0"/>
+          <w:sz w:val="27"/>
+          <w:szCs w:val="27"/>
+          <w:lang w:eastAsia="it-IT"/>
+          <w14:ligatures w14:val="none"/>
+        </w:rPr>
+      </w:pPr>
+      <w:r>
+        <w:rPr>
+          <w:rFonts w:ascii="Times New Roman" w:eastAsia="Times New Roman" w:hAnsi="Times New Roman" w:cs="Times New Roman"/>
+          <w:b/>
+          <w:bCs/>
+          <w:color w:val="000000"/>
+          <w:kern w:val="0"/>
+          <w:sz w:val="27"/>
+          <w:szCs w:val="27"/>
+          <w:lang w:eastAsia="it-IT"/>
+          <w14:ligatures w14:val="none"/>
+        </w:rPr>
+        <w:t xml:space="preserve">1. </w:t>
+      </w:r>
+      <w:r>
+        <w:rPr>
+          <w:rFonts w:ascii="Apple Color Emoji" w:eastAsia="Times New Roman" w:hAnsi="Apple Color Emoji" w:cs="Apple Color Emoji"/>
+          <w:b/>
+          <w:bCs/>
+          <w:color w:val="000000"/>
+          <w:kern w:val="0"/>
+          <w:sz w:val="27"/>
+          <w:szCs w:val="27"/>
+          <w:lang w:eastAsia="it-IT"/>
+          <w14:ligatures w14:val="none"/>
+        </w:rPr>
+        <w:t>🔍</w:t>
+      </w:r>
+      <w:r>
+        <w:rPr>
+          <w:rFonts w:ascii="Times New Roman" w:eastAsia="Times New Roman" w:hAnsi="Times New Roman" w:cs="Times New Roman"/>
+          <w:b/>
+          <w:bCs/>
+          <w:color w:val="000000"/>
+          <w:kern w:val="0"/>
+          <w:sz w:val="27"/>
+          <w:szCs w:val="27"/>
+          <w:lang w:eastAsia="it-IT"/>
+          <w14:ligatures w14:val="none"/>
+        </w:rPr>
+        <w:t xml:space="preserve"> Analisi delle Anomalie (</w:t>
+      </w:r>
+      <w:proofErr w:type="spellStart"/>
+      <w:r>
+        <w:rPr>
+          <w:rFonts w:ascii="Times New Roman" w:eastAsia="Times New Roman" w:hAnsi="Times New Roman" w:cs="Times New Roman"/>
+          <w:b/>
+          <w:bCs/>
+          <w:color w:val="000000"/>
+          <w:kern w:val="0"/>
+          <w:sz w:val="27"/>
+          <w:szCs w:val="27"/>
+          <w:lang w:eastAsia="it-IT"/>
+          <w14:ligatures w14:val="none"/>
+        </w:rPr>
+        <w:t>Outliers</w:t>
+      </w:r>
+      <w:proofErr w:type="spellEnd"/>
+      <w:r>
+        <w:rPr>
+          <w:rFonts w:ascii="Times New Roman" w:eastAsia="Times New Roman" w:hAnsi="Times New Roman" w:cs="Times New Roman"/>
+          <w:b/>
+          <w:bCs/>
+          <w:color w:val="000000"/>
+          <w:kern w:val="0"/>
+          <w:sz w:val="27"/>
+          <w:szCs w:val="27"/>
+          <w:lang w:eastAsia="it-IT"/>
+          <w14:ligatures w14:val="none"/>
+        </w:rPr>
+        <w:t xml:space="preserve"> &amp; </w:t>
+      </w:r>
+      <w:proofErr w:type="spellStart"/>
+      <w:r>
+        <w:rPr>
+          <w:rFonts w:ascii="Times New Roman" w:eastAsia="Times New Roman" w:hAnsi="Times New Roman" w:cs="Times New Roman"/>
+          <w:b/>
+          <w:bCs/>
+          <w:color w:val="000000"/>
+          <w:kern w:val="0"/>
+          <w:sz w:val="27"/>
+          <w:szCs w:val="27"/>
+          <w:lang w:eastAsia="it-IT"/>
+          <w14:ligatures w14:val="none"/>
+        </w:rPr>
+        <w:t>Errors</w:t>
+      </w:r>
+      <w:proofErr w:type="spellEnd"/>
+      <w:r>
+        <w:rPr>
+          <w:rFonts w:ascii="Times New Roman" w:eastAsia="Times New Roman" w:hAnsi="Times New Roman" w:cs="Times New Roman"/>
+          <w:b/>
+          <w:bCs/>
+          <w:color w:val="000000"/>
+          <w:kern w:val="0"/>
+          <w:sz w:val="27"/>
+          <w:szCs w:val="27"/>
+          <w:lang w:eastAsia="it-IT"/>
+          <w14:ligatures w14:val="none"/>
+        </w:rPr>
+        <w:t>)</w:t>
+      </w:r>
+    </w:p>
+    <w:p>
+      <w:pPr>
+        <w:spacing w:before="100" w:beforeAutospacing="1" w:after="100" w:afterAutospacing="1" w:line="240" w:lineRule="auto"/>
+        <w:rPr>
+          <w:rFonts w:ascii="Times New Roman" w:eastAsia="Times New Roman" w:hAnsi="Times New Roman" w:cs="Times New Roman"/>
+          <w:color w:val="000000"/>
+          <w:kern w:val="0"/>
+          <w:lang w:eastAsia="it-IT"/>
+          <w14:ligatures w14:val="none"/>
+        </w:rPr>
+      </w:pPr>
+      <w:r>
+        <w:rPr>
+          <w:rFonts w:ascii="Times New Roman" w:eastAsia="Times New Roman" w:hAnsi="Times New Roman" w:cs="Times New Roman"/>
+          <w:color w:val="000000"/>
+          <w:kern w:val="0"/>
+          <w:lang w:eastAsia="it-IT"/>
+          <w14:ligatures w14:val="none"/>
+        </w:rPr>
+        <w:t>Dalla tua tabella </w:t>
+      </w:r>
+      <w:proofErr w:type="spellStart"/>
+      <w:proofErr w:type="gramStart"/>
+      <w:r>
+        <w:rPr>
+          <w:rFonts w:ascii="Courier New" w:eastAsia="Times New Roman" w:hAnsi="Courier New" w:cs="Courier New"/>
+          <w:color w:val="000000"/>
+          <w:kern w:val="0"/>
+          <w:sz w:val="20"/>
+          <w:szCs w:val="20"/>
+          <w:lang w:eastAsia="it-IT"/>
+          <w14:ligatures w14:val="none"/>
+        </w:rPr>
+        <w:t>describe</w:t>
+      </w:r>
+      <w:proofErr w:type="spellEnd"/>
+      <w:r>
+        <w:rPr>
+          <w:rFonts w:ascii="Courier New" w:eastAsia="Times New Roman" w:hAnsi="Courier New" w:cs="Courier New"/>
+          <w:color w:val="000000"/>
+          <w:kern w:val="0"/>
+          <w:sz w:val="20"/>
+          <w:szCs w:val="20"/>
+          <w:lang w:eastAsia="it-IT"/>
+          <w14:ligatures w14:val="none"/>
+        </w:rPr>
+        <w:t>(</w:t>
+      </w:r>
+      <w:proofErr w:type="gramEnd"/>
+      <w:r>
+        <w:rPr>
+          <w:rFonts w:ascii="Courier New" w:eastAsia="Times New Roman" w:hAnsi="Courier New" w:cs="Courier New"/>
+          <w:color w:val="000000"/>
+          <w:kern w:val="0"/>
+          <w:sz w:val="20"/>
+          <w:szCs w:val="20"/>
+          <w:lang w:eastAsia="it-IT"/>
+          <w14:ligatures w14:val="none"/>
+        </w:rPr>
+        <w:t>)</w:t>
+      </w:r>
+      <w:r>
+        <w:rPr>
+          <w:rFonts w:ascii="Times New Roman" w:eastAsia="Times New Roman" w:hAnsi="Times New Roman" w:cs="Times New Roman"/>
+          <w:color w:val="000000"/>
+          <w:kern w:val="0"/>
+          <w:lang w:eastAsia="it-IT"/>
+          <w14:ligatures w14:val="none"/>
+        </w:rPr>
+        <w:t xml:space="preserve">, saltano fuori </w:t>
+      </w:r>
+      <w:proofErr w:type="gramStart"/>
+      <w:r>
+        <w:rPr>
+          <w:rFonts w:ascii="Times New Roman" w:eastAsia="Times New Roman" w:hAnsi="Times New Roman" w:cs="Times New Roman"/>
+          <w:color w:val="000000"/>
+          <w:kern w:val="0"/>
+          <w:lang w:eastAsia="it-IT"/>
+          <w14:ligatures w14:val="none"/>
+        </w:rPr>
+        <w:t>4</w:t>
+      </w:r>
+      <w:proofErr w:type="gramEnd"/>
+      <w:r>
+        <w:rPr>
+          <w:rFonts w:ascii="Times New Roman" w:eastAsia="Times New Roman" w:hAnsi="Times New Roman" w:cs="Times New Roman"/>
+          <w:color w:val="000000"/>
+          <w:kern w:val="0"/>
+          <w:lang w:eastAsia="it-IT"/>
+          <w14:ligatures w14:val="none"/>
+        </w:rPr>
+        <w:t xml:space="preserve"> dati cruciali da segnalare:</w:t>
+      </w:r>
+    </w:p>
+    <w:p>
+      <w:pPr>
+        <w:numPr>
+          <w:ilvl w:val="0"/>
+          <w:numId w:val="6"/>
+        </w:numPr>
+        <w:spacing w:before="100" w:beforeAutospacing="1" w:after="100" w:afterAutospacing="1" w:line="240" w:lineRule="auto"/>
+        <w:rPr>
+          <w:rFonts w:ascii="Times New Roman" w:eastAsia="Times New Roman" w:hAnsi="Times New Roman" w:cs="Times New Roman"/>
+          <w:color w:val="000000"/>
+          <w:kern w:val="0"/>
+          <w:lang w:eastAsia="it-IT"/>
+          <w14:ligatures w14:val="none"/>
+        </w:rPr>
+      </w:pPr>
+      <w:proofErr w:type="spellStart"/>
+      <w:r>
+        <w:rPr>
+          <w:rFonts w:ascii="Times New Roman" w:eastAsia="Times New Roman" w:hAnsi="Times New Roman" w:cs="Times New Roman"/>
+          <w:b/>
+          <w:bCs/>
+          <w:color w:val="000000"/>
+          <w:kern w:val="0"/>
+          <w:lang w:eastAsia="it-IT"/>
+          <w14:ligatures w14:val="none"/>
+        </w:rPr>
+        <w:t>YearPublished</w:t>
+      </w:r>
+      <w:proofErr w:type="spellEnd"/>
+      <w:r>
+        <w:rPr>
+          <w:rFonts w:ascii="Times New Roman" w:eastAsia="Times New Roman" w:hAnsi="Times New Roman" w:cs="Times New Roman"/>
+          <w:b/>
+          <w:bCs/>
+          <w:color w:val="000000"/>
+          <w:kern w:val="0"/>
+          <w:lang w:eastAsia="it-IT"/>
+          <w14:ligatures w14:val="none"/>
+        </w:rPr>
+        <w:t xml:space="preserve"> (min = -3500):</w:t>
+      </w:r>
+      <w:r>
+        <w:rPr>
+          <w:rFonts w:ascii="Times New Roman" w:eastAsia="Times New Roman" w:hAnsi="Times New Roman" w:cs="Times New Roman"/>
+          <w:color w:val="000000"/>
+          <w:kern w:val="0"/>
+          <w:lang w:eastAsia="it-IT"/>
+          <w14:ligatures w14:val="none"/>
+        </w:rPr>
+        <w:t xml:space="preserve"> Questo indica che nel dataset ci sono giochi dell'antichità (come il </w:t>
+      </w:r>
+      <w:proofErr w:type="spellStart"/>
+      <w:r>
+        <w:rPr>
+          <w:rFonts w:ascii="Times New Roman" w:eastAsia="Times New Roman" w:hAnsi="Times New Roman" w:cs="Times New Roman"/>
+          <w:color w:val="000000"/>
+          <w:kern w:val="0"/>
+          <w:lang w:eastAsia="it-IT"/>
+          <w14:ligatures w14:val="none"/>
+        </w:rPr>
+        <w:t>Senet</w:t>
+      </w:r>
+      <w:proofErr w:type="spellEnd"/>
+      <w:r>
+        <w:rPr>
+          <w:rFonts w:ascii="Times New Roman" w:eastAsia="Times New Roman" w:hAnsi="Times New Roman" w:cs="Times New Roman"/>
+          <w:color w:val="000000"/>
+          <w:kern w:val="0"/>
+          <w:lang w:eastAsia="it-IT"/>
+          <w14:ligatures w14:val="none"/>
+        </w:rPr>
+        <w:t xml:space="preserve"> o il Go). Per un'analisi moderna, dovrai decidere se tenerli o filtrare solo i giochi dal 1900 in poi.</w:t>
+      </w:r>
+    </w:p>
+    <w:p>
+      <w:pPr>
+        <w:numPr>
+          <w:ilvl w:val="0"/>
+          <w:numId w:val="6"/>
+        </w:numPr>
+        <w:spacing w:before="100" w:beforeAutospacing="1" w:after="100" w:afterAutospacing="1" w:line="240" w:lineRule="auto"/>
+        <w:rPr>
+          <w:rFonts w:ascii="Times New Roman" w:eastAsia="Times New Roman" w:hAnsi="Times New Roman" w:cs="Times New Roman"/>
+          <w:color w:val="000000"/>
+          <w:kern w:val="0"/>
+          <w:lang w:eastAsia="it-IT"/>
+          <w14:ligatures w14:val="none"/>
+        </w:rPr>
+      </w:pPr>
+      <w:proofErr w:type="spellStart"/>
+      <w:r>
+        <w:rPr>
+          <w:rFonts w:ascii="Times New Roman" w:eastAsia="Times New Roman" w:hAnsi="Times New Roman" w:cs="Times New Roman"/>
+          <w:b/>
+          <w:bCs/>
+          <w:color w:val="000000"/>
+          <w:kern w:val="0"/>
+          <w:lang w:eastAsia="it-IT"/>
+          <w14:ligatures w14:val="none"/>
+        </w:rPr>
+        <w:lastRenderedPageBreak/>
+        <w:t>MaxPlayers</w:t>
+      </w:r>
+      <w:proofErr w:type="spellEnd"/>
+      <w:r>
+        <w:rPr>
+          <w:rFonts w:ascii="Times New Roman" w:eastAsia="Times New Roman" w:hAnsi="Times New Roman" w:cs="Times New Roman"/>
+          <w:b/>
+          <w:bCs/>
+          <w:color w:val="000000"/>
+          <w:kern w:val="0"/>
+          <w:lang w:eastAsia="it-IT"/>
+          <w14:ligatures w14:val="none"/>
+        </w:rPr>
+        <w:t xml:space="preserve"> (max = 999):</w:t>
+      </w:r>
+      <w:r>
+        <w:rPr>
+          <w:rFonts w:ascii="Times New Roman" w:eastAsia="Times New Roman" w:hAnsi="Times New Roman" w:cs="Times New Roman"/>
+          <w:color w:val="000000"/>
+          <w:kern w:val="0"/>
+          <w:lang w:eastAsia="it-IT"/>
+          <w14:ligatures w14:val="none"/>
+        </w:rPr>
+        <w:t> Un gioco con 999 giocatori è chiaramente un errore o un modo per dire "infiniti". Questo valore va "</w:t>
+      </w:r>
+      <w:proofErr w:type="spellStart"/>
+      <w:r>
+        <w:rPr>
+          <w:rFonts w:ascii="Times New Roman" w:eastAsia="Times New Roman" w:hAnsi="Times New Roman" w:cs="Times New Roman"/>
+          <w:color w:val="000000"/>
+          <w:kern w:val="0"/>
+          <w:lang w:eastAsia="it-IT"/>
+          <w14:ligatures w14:val="none"/>
+        </w:rPr>
+        <w:t>clippato</w:t>
+      </w:r>
+      <w:proofErr w:type="spellEnd"/>
+      <w:r>
+        <w:rPr>
+          <w:rFonts w:ascii="Times New Roman" w:eastAsia="Times New Roman" w:hAnsi="Times New Roman" w:cs="Times New Roman"/>
+          <w:color w:val="000000"/>
+          <w:kern w:val="0"/>
+          <w:lang w:eastAsia="it-IT"/>
+          <w14:ligatures w14:val="none"/>
+        </w:rPr>
+        <w:t>" (limitato) o rimosso perché rovinerà i grafici.</w:t>
+      </w:r>
+    </w:p>
+    <w:p>
+      <w:pPr>
+        <w:numPr>
+          <w:ilvl w:val="0"/>
+          <w:numId w:val="6"/>
+        </w:numPr>
+        <w:spacing w:before="100" w:beforeAutospacing="1" w:after="100" w:afterAutospacing="1" w:line="240" w:lineRule="auto"/>
+        <w:rPr>
+          <w:rFonts w:ascii="Times New Roman" w:eastAsia="Times New Roman" w:hAnsi="Times New Roman" w:cs="Times New Roman"/>
+          <w:color w:val="000000"/>
+          <w:kern w:val="0"/>
+          <w:lang w:eastAsia="it-IT"/>
+          <w14:ligatures w14:val="none"/>
+        </w:rPr>
+      </w:pPr>
+      <w:proofErr w:type="spellStart"/>
+      <w:r>
+        <w:rPr>
+          <w:rFonts w:ascii="Times New Roman" w:eastAsia="Times New Roman" w:hAnsi="Times New Roman" w:cs="Times New Roman"/>
+          <w:b/>
+          <w:bCs/>
+          <w:color w:val="000000"/>
+          <w:kern w:val="0"/>
+          <w:lang w:eastAsia="it-IT"/>
+          <w14:ligatures w14:val="none"/>
+        </w:rPr>
+        <w:t>GameWeight</w:t>
+      </w:r>
+      <w:proofErr w:type="spellEnd"/>
+      <w:r>
+        <w:rPr>
+          <w:rFonts w:ascii="Times New Roman" w:eastAsia="Times New Roman" w:hAnsi="Times New Roman" w:cs="Times New Roman"/>
+          <w:b/>
+          <w:bCs/>
+          <w:color w:val="000000"/>
+          <w:kern w:val="0"/>
+          <w:lang w:eastAsia="it-IT"/>
+          <w14:ligatures w14:val="none"/>
+        </w:rPr>
+        <w:t xml:space="preserve"> (min = 0):</w:t>
+      </w:r>
+      <w:r>
+        <w:rPr>
+          <w:rFonts w:ascii="Times New Roman" w:eastAsia="Times New Roman" w:hAnsi="Times New Roman" w:cs="Times New Roman"/>
+          <w:color w:val="000000"/>
+          <w:kern w:val="0"/>
+          <w:lang w:eastAsia="it-IT"/>
+          <w14:ligatures w14:val="none"/>
+        </w:rPr>
+        <w:t> La complessità di BGG va da 1 a 5. Lo "0" significa che per quei giochi nessuno ha ancora votato la complessità. È un dato mancante "mascherato" da zero.</w:t>
+      </w:r>
+    </w:p>
+    <w:p>
+      <w:pPr>
+        <w:numPr>
+          <w:ilvl w:val="0"/>
+          <w:numId w:val="6"/>
+        </w:numPr>
+        <w:spacing w:before="100" w:beforeAutospacing="1" w:after="100" w:afterAutospacing="1" w:line="240" w:lineRule="auto"/>
+        <w:rPr>
+          <w:rFonts w:ascii="Times New Roman" w:eastAsia="Times New Roman" w:hAnsi="Times New Roman" w:cs="Times New Roman"/>
+          <w:color w:val="000000"/>
+          <w:kern w:val="0"/>
+          <w:lang w:eastAsia="it-IT"/>
+          <w14:ligatures w14:val="none"/>
+        </w:rPr>
+      </w:pPr>
+      <w:proofErr w:type="spellStart"/>
+      <w:r>
+        <w:rPr>
+          <w:rFonts w:ascii="Times New Roman" w:eastAsia="Times New Roman" w:hAnsi="Times New Roman" w:cs="Times New Roman"/>
+          <w:b/>
+          <w:bCs/>
+          <w:color w:val="000000"/>
+          <w:kern w:val="0"/>
+          <w:lang w:eastAsia="it-IT"/>
+          <w14:ligatures w14:val="none"/>
+        </w:rPr>
+        <w:t>MinPlayers</w:t>
+      </w:r>
+      <w:proofErr w:type="spellEnd"/>
+      <w:r>
+        <w:rPr>
+          <w:rFonts w:ascii="Times New Roman" w:eastAsia="Times New Roman" w:hAnsi="Times New Roman" w:cs="Times New Roman"/>
+          <w:b/>
+          <w:bCs/>
+          <w:color w:val="000000"/>
+          <w:kern w:val="0"/>
+          <w:lang w:eastAsia="it-IT"/>
+          <w14:ligatures w14:val="none"/>
+        </w:rPr>
+        <w:t xml:space="preserve"> (min = 0):</w:t>
+      </w:r>
+      <w:r>
+        <w:rPr>
+          <w:rFonts w:ascii="Times New Roman" w:eastAsia="Times New Roman" w:hAnsi="Times New Roman" w:cs="Times New Roman"/>
+          <w:color w:val="000000"/>
+          <w:kern w:val="0"/>
+          <w:lang w:eastAsia="it-IT"/>
+          <w14:ligatures w14:val="none"/>
+        </w:rPr>
+        <w:t> Non esistono giochi da 0 giocatori. Anche questo è un errore di inserimento dati.</w:t>
+      </w:r>
+    </w:p>
+    <w:p>
+      <w:pPr>
+        <w:spacing w:before="100" w:beforeAutospacing="1" w:after="100" w:afterAutospacing="1" w:line="240" w:lineRule="auto"/>
+        <w:outlineLvl w:val="2"/>
+        <w:rPr>
+          <w:rFonts w:ascii="Times New Roman" w:eastAsia="Times New Roman" w:hAnsi="Times New Roman" w:cs="Times New Roman"/>
+          <w:b/>
+          <w:bCs/>
+          <w:color w:val="000000"/>
+          <w:kern w:val="0"/>
+          <w:sz w:val="27"/>
+          <w:szCs w:val="27"/>
+          <w:lang w:eastAsia="it-IT"/>
+          <w14:ligatures w14:val="none"/>
+        </w:rPr>
+      </w:pPr>
+      <w:r>
+        <w:rPr>
+          <w:rFonts w:ascii="Times New Roman" w:eastAsia="Times New Roman" w:hAnsi="Times New Roman" w:cs="Times New Roman"/>
+          <w:b/>
+          <w:bCs/>
+          <w:color w:val="000000"/>
+          <w:kern w:val="0"/>
+          <w:sz w:val="27"/>
+          <w:szCs w:val="27"/>
+          <w:lang w:eastAsia="it-IT"/>
+          <w14:ligatures w14:val="none"/>
+        </w:rPr>
+        <w:t xml:space="preserve">2. </w:t>
+      </w:r>
+      <w:r>
+        <w:rPr>
+          <w:rFonts w:ascii="Apple Color Emoji" w:eastAsia="Times New Roman" w:hAnsi="Apple Color Emoji" w:cs="Apple Color Emoji"/>
+          <w:b/>
+          <w:bCs/>
+          <w:color w:val="000000"/>
+          <w:kern w:val="0"/>
+          <w:sz w:val="27"/>
+          <w:szCs w:val="27"/>
+          <w:lang w:eastAsia="it-IT"/>
+          <w14:ligatures w14:val="none"/>
+        </w:rPr>
+        <w:t>📉</w:t>
+      </w:r>
+      <w:r>
+        <w:rPr>
+          <w:rFonts w:ascii="Times New Roman" w:eastAsia="Times New Roman" w:hAnsi="Times New Roman" w:cs="Times New Roman"/>
+          <w:b/>
+          <w:bCs/>
+          <w:color w:val="000000"/>
+          <w:kern w:val="0"/>
+          <w:sz w:val="27"/>
+          <w:szCs w:val="27"/>
+          <w:lang w:eastAsia="it-IT"/>
+          <w14:ligatures w14:val="none"/>
+        </w:rPr>
+        <w:t xml:space="preserve"> Analisi dei Valori Mancanti (</w:t>
+      </w:r>
+      <w:proofErr w:type="gramStart"/>
+      <w:r>
+        <w:rPr>
+          <w:rFonts w:ascii="Times New Roman" w:eastAsia="Times New Roman" w:hAnsi="Times New Roman" w:cs="Times New Roman"/>
+          <w:b/>
+          <w:bCs/>
+          <w:color w:val="000000"/>
+          <w:kern w:val="0"/>
+          <w:sz w:val="27"/>
+          <w:szCs w:val="27"/>
+          <w:lang w:eastAsia="it-IT"/>
+          <w14:ligatures w14:val="none"/>
+        </w:rPr>
+        <w:t>df.info(</w:t>
+      </w:r>
+      <w:proofErr w:type="gramEnd"/>
+      <w:r>
+        <w:rPr>
+          <w:rFonts w:ascii="Times New Roman" w:eastAsia="Times New Roman" w:hAnsi="Times New Roman" w:cs="Times New Roman"/>
+          <w:b/>
+          <w:bCs/>
+          <w:color w:val="000000"/>
+          <w:kern w:val="0"/>
+          <w:sz w:val="27"/>
+          <w:szCs w:val="27"/>
+          <w:lang w:eastAsia="it-IT"/>
+          <w14:ligatures w14:val="none"/>
+        </w:rPr>
+        <w:t>))</w:t>
+      </w:r>
+    </w:p>
+    <w:p>
+      <w:pPr>
+        <w:spacing w:before="100" w:beforeAutospacing="1" w:after="100" w:afterAutospacing="1" w:line="240" w:lineRule="auto"/>
+        <w:rPr>
+          <w:rFonts w:ascii="Times New Roman" w:eastAsia="Times New Roman" w:hAnsi="Times New Roman" w:cs="Times New Roman"/>
+          <w:color w:val="000000"/>
+          <w:kern w:val="0"/>
+          <w:lang w:eastAsia="it-IT"/>
+          <w14:ligatures w14:val="none"/>
+        </w:rPr>
+      </w:pPr>
+      <w:r>
+        <w:rPr>
+          <w:rFonts w:ascii="Times New Roman" w:eastAsia="Times New Roman" w:hAnsi="Times New Roman" w:cs="Times New Roman"/>
+          <w:color w:val="000000"/>
+          <w:kern w:val="0"/>
+          <w:lang w:eastAsia="it-IT"/>
+          <w14:ligatures w14:val="none"/>
+        </w:rPr>
+        <w:t>Guarda la colonna </w:t>
+      </w:r>
+      <w:r>
+        <w:rPr>
+          <w:rFonts w:ascii="Courier New" w:eastAsia="Times New Roman" w:hAnsi="Courier New" w:cs="Courier New"/>
+          <w:color w:val="000000"/>
+          <w:kern w:val="0"/>
+          <w:sz w:val="20"/>
+          <w:szCs w:val="20"/>
+          <w:lang w:eastAsia="it-IT"/>
+          <w14:ligatures w14:val="none"/>
+        </w:rPr>
+        <w:t>Non-</w:t>
+      </w:r>
+      <w:proofErr w:type="spellStart"/>
+      <w:r>
+        <w:rPr>
+          <w:rFonts w:ascii="Courier New" w:eastAsia="Times New Roman" w:hAnsi="Courier New" w:cs="Courier New"/>
+          <w:color w:val="000000"/>
+          <w:kern w:val="0"/>
+          <w:sz w:val="20"/>
+          <w:szCs w:val="20"/>
+          <w:lang w:eastAsia="it-IT"/>
+          <w14:ligatures w14:val="none"/>
+        </w:rPr>
+        <w:t>Null</w:t>
+      </w:r>
+      <w:proofErr w:type="spellEnd"/>
+      <w:r>
+        <w:rPr>
+          <w:rFonts w:ascii="Courier New" w:eastAsia="Times New Roman" w:hAnsi="Courier New" w:cs="Courier New"/>
+          <w:color w:val="000000"/>
+          <w:kern w:val="0"/>
+          <w:sz w:val="20"/>
+          <w:szCs w:val="20"/>
+          <w:lang w:eastAsia="it-IT"/>
+          <w14:ligatures w14:val="none"/>
+        </w:rPr>
+        <w:t xml:space="preserve"> </w:t>
+      </w:r>
+      <w:proofErr w:type="spellStart"/>
+      <w:r>
+        <w:rPr>
+          <w:rFonts w:ascii="Courier New" w:eastAsia="Times New Roman" w:hAnsi="Courier New" w:cs="Courier New"/>
+          <w:color w:val="000000"/>
+          <w:kern w:val="0"/>
+          <w:sz w:val="20"/>
+          <w:szCs w:val="20"/>
+          <w:lang w:eastAsia="it-IT"/>
+          <w14:ligatures w14:val="none"/>
+        </w:rPr>
+        <w:t>Count</w:t>
+      </w:r>
+      <w:proofErr w:type="spellEnd"/>
+      <w:r>
+        <w:rPr>
+          <w:rFonts w:ascii="Times New Roman" w:eastAsia="Times New Roman" w:hAnsi="Times New Roman" w:cs="Times New Roman"/>
+          <w:color w:val="000000"/>
+          <w:kern w:val="0"/>
+          <w:lang w:eastAsia="it-IT"/>
+          <w14:ligatures w14:val="none"/>
+        </w:rPr>
+        <w:t>:</w:t>
+      </w:r>
+    </w:p>
+    <w:p>
+      <w:pPr>
+        <w:numPr>
+          <w:ilvl w:val="0"/>
+          <w:numId w:val="7"/>
+        </w:numPr>
+        <w:spacing w:before="100" w:beforeAutospacing="1" w:after="100" w:afterAutospacing="1" w:line="240" w:lineRule="auto"/>
+        <w:rPr>
+          <w:rFonts w:ascii="Times New Roman" w:eastAsia="Times New Roman" w:hAnsi="Times New Roman" w:cs="Times New Roman"/>
+          <w:color w:val="000000"/>
+          <w:kern w:val="0"/>
+          <w:lang w:eastAsia="it-IT"/>
+          <w14:ligatures w14:val="none"/>
+        </w:rPr>
+      </w:pPr>
+      <w:r>
+        <w:rPr>
+          <w:rFonts w:ascii="Times New Roman" w:eastAsia="Times New Roman" w:hAnsi="Times New Roman" w:cs="Times New Roman"/>
+          <w:b/>
+          <w:bCs/>
+          <w:color w:val="000000"/>
+          <w:kern w:val="0"/>
+          <w:lang w:eastAsia="it-IT"/>
+          <w14:ligatures w14:val="none"/>
+        </w:rPr>
+        <w:t>Family:</w:t>
+      </w:r>
+      <w:r>
+        <w:rPr>
+          <w:rFonts w:ascii="Times New Roman" w:eastAsia="Times New Roman" w:hAnsi="Times New Roman" w:cs="Times New Roman"/>
+          <w:color w:val="000000"/>
+          <w:kern w:val="0"/>
+          <w:lang w:eastAsia="it-IT"/>
+          <w14:ligatures w14:val="none"/>
+        </w:rPr>
+        <w:t> Solo 6.663 valori su 21.925. Significa che circa il </w:t>
+      </w:r>
+      <w:r>
+        <w:rPr>
+          <w:rFonts w:ascii="Times New Roman" w:eastAsia="Times New Roman" w:hAnsi="Times New Roman" w:cs="Times New Roman"/>
+          <w:b/>
+          <w:bCs/>
+          <w:color w:val="000000"/>
+          <w:kern w:val="0"/>
+          <w:lang w:eastAsia="it-IT"/>
+          <w14:ligatures w14:val="none"/>
+        </w:rPr>
+        <w:t>70% dei dati manca</w:t>
+      </w:r>
+      <w:r>
+        <w:rPr>
+          <w:rFonts w:ascii="Times New Roman" w:eastAsia="Times New Roman" w:hAnsi="Times New Roman" w:cs="Times New Roman"/>
+          <w:color w:val="000000"/>
+          <w:kern w:val="0"/>
+          <w:lang w:eastAsia="it-IT"/>
+          <w14:ligatures w14:val="none"/>
+        </w:rPr>
+        <w:t>. Nel report scriveremo che questa colonna è troppo vuota per essere usata in modo affidabile.</w:t>
+      </w:r>
+    </w:p>
+    <w:p>
+      <w:pPr>
+        <w:numPr>
+          <w:ilvl w:val="0"/>
+          <w:numId w:val="7"/>
+        </w:numPr>
+        <w:spacing w:before="100" w:beforeAutospacing="1" w:after="100" w:afterAutospacing="1" w:line="240" w:lineRule="auto"/>
+        <w:rPr>
+          <w:rFonts w:ascii="Times New Roman" w:eastAsia="Times New Roman" w:hAnsi="Times New Roman" w:cs="Times New Roman"/>
+          <w:color w:val="000000"/>
+          <w:kern w:val="0"/>
+          <w:lang w:eastAsia="it-IT"/>
+          <w14:ligatures w14:val="none"/>
+        </w:rPr>
+      </w:pPr>
+      <w:proofErr w:type="spellStart"/>
+      <w:r>
+        <w:rPr>
+          <w:rFonts w:ascii="Times New Roman" w:eastAsia="Times New Roman" w:hAnsi="Times New Roman" w:cs="Times New Roman"/>
+          <w:b/>
+          <w:bCs/>
+          <w:color w:val="000000"/>
+          <w:kern w:val="0"/>
+          <w:lang w:eastAsia="it-IT"/>
+          <w14:ligatures w14:val="none"/>
+        </w:rPr>
+        <w:t>ComAgeRec</w:t>
+      </w:r>
+      <w:proofErr w:type="spellEnd"/>
+      <w:r>
+        <w:rPr>
+          <w:rFonts w:ascii="Times New Roman" w:eastAsia="Times New Roman" w:hAnsi="Times New Roman" w:cs="Times New Roman"/>
+          <w:b/>
+          <w:bCs/>
+          <w:color w:val="000000"/>
+          <w:kern w:val="0"/>
+          <w:lang w:eastAsia="it-IT"/>
+          <w14:ligatures w14:val="none"/>
+        </w:rPr>
+        <w:t xml:space="preserve"> e </w:t>
+      </w:r>
+      <w:proofErr w:type="spellStart"/>
+      <w:r>
+        <w:rPr>
+          <w:rFonts w:ascii="Times New Roman" w:eastAsia="Times New Roman" w:hAnsi="Times New Roman" w:cs="Times New Roman"/>
+          <w:b/>
+          <w:bCs/>
+          <w:color w:val="000000"/>
+          <w:kern w:val="0"/>
+          <w:lang w:eastAsia="it-IT"/>
+          <w14:ligatures w14:val="none"/>
+        </w:rPr>
+        <w:t>LanguageEase</w:t>
+      </w:r>
+      <w:proofErr w:type="spellEnd"/>
+      <w:r>
+        <w:rPr>
+          <w:rFonts w:ascii="Times New Roman" w:eastAsia="Times New Roman" w:hAnsi="Times New Roman" w:cs="Times New Roman"/>
+          <w:b/>
+          <w:bCs/>
+          <w:color w:val="000000"/>
+          <w:kern w:val="0"/>
+          <w:lang w:eastAsia="it-IT"/>
+          <w14:ligatures w14:val="none"/>
+        </w:rPr>
+        <w:t>:</w:t>
+      </w:r>
+      <w:r>
+        <w:rPr>
+          <w:rFonts w:ascii="Times New Roman" w:eastAsia="Times New Roman" w:hAnsi="Times New Roman" w:cs="Times New Roman"/>
+          <w:color w:val="000000"/>
+          <w:kern w:val="0"/>
+          <w:lang w:eastAsia="it-IT"/>
+          <w14:ligatures w14:val="none"/>
+        </w:rPr>
+        <w:t> Circa il 25% dei dati manca. Qui dovrai decidere se riempire i buchi (imputazione) o ignorare le colonne.</w:t>
+      </w:r>
+    </w:p>
+    <w:p>
+      <w:pPr>
+        <w:spacing w:before="100" w:beforeAutospacing="1" w:after="100" w:afterAutospacing="1" w:line="240" w:lineRule="auto"/>
+        <w:rPr>
+          <w:rFonts w:ascii="-webkit-standard" w:hAnsi="-webkit-standard"/>
+          <w:color w:val="000000"/>
+          <w:sz w:val="27"/>
+          <w:szCs w:val="27"/>
+        </w:rPr>
+      </w:pPr>
+      <w:r>
+        <w:rPr>
+          <w:rFonts w:ascii="-webkit-standard" w:hAnsi="-webkit-standard"/>
+          <w:color w:val="000000"/>
+          <w:sz w:val="27"/>
+          <w:szCs w:val="27"/>
+        </w:rPr>
+        <w:t>"Dall'analisi statistica iniziale sono emerse diverse criticità riguardanti la qualità dei dati. In particolare, la variabile</w:t>
+      </w:r>
+      <w:r>
+        <w:rPr>
+          <w:rStyle w:val="apple-converted-space"/>
+          <w:rFonts w:ascii="-webkit-standard" w:hAnsi="-webkit-standard"/>
+          <w:color w:val="000000"/>
+          <w:sz w:val="27"/>
+          <w:szCs w:val="27"/>
+        </w:rPr>
+        <w:t> </w:t>
+      </w:r>
+      <w:proofErr w:type="spellStart"/>
+      <w:r>
+        <w:rPr>
+          <w:rStyle w:val="CodiceHTML"/>
+          <w:rFonts w:eastAsiaTheme="majorEastAsia"/>
+          <w:color w:val="000000"/>
+        </w:rPr>
+        <w:t>YearPublished</w:t>
+      </w:r>
+      <w:proofErr w:type="spellEnd"/>
+      <w:r>
+        <w:rPr>
+          <w:rStyle w:val="apple-converted-space"/>
+          <w:rFonts w:ascii="-webkit-standard" w:hAnsi="-webkit-standard"/>
+          <w:color w:val="000000"/>
+          <w:sz w:val="27"/>
+          <w:szCs w:val="27"/>
+        </w:rPr>
+        <w:t> </w:t>
+      </w:r>
+      <w:r>
+        <w:rPr>
+          <w:rFonts w:ascii="-webkit-standard" w:hAnsi="-webkit-standard"/>
+          <w:color w:val="000000"/>
+          <w:sz w:val="27"/>
+          <w:szCs w:val="27"/>
+        </w:rPr>
+        <w:t>presenta valori minimi estremi (-3500), testimoniando la presenza di giochi storici, mentre</w:t>
+      </w:r>
+      <w:r>
+        <w:rPr>
+          <w:rStyle w:val="apple-converted-space"/>
+          <w:rFonts w:ascii="-webkit-standard" w:hAnsi="-webkit-standard"/>
+          <w:color w:val="000000"/>
+          <w:sz w:val="27"/>
+          <w:szCs w:val="27"/>
+        </w:rPr>
+        <w:t> </w:t>
+      </w:r>
+      <w:proofErr w:type="spellStart"/>
+      <w:r>
+        <w:rPr>
+          <w:rStyle w:val="CodiceHTML"/>
+          <w:rFonts w:eastAsiaTheme="majorEastAsia"/>
+          <w:color w:val="000000"/>
+        </w:rPr>
+        <w:t>MaxPlayers</w:t>
+      </w:r>
+      <w:r>
+        <w:rPr>
+          <w:rFonts w:ascii="-webkit-standard" w:hAnsi="-webkit-standard"/>
+          <w:color w:val="000000"/>
+          <w:sz w:val="27"/>
+          <w:szCs w:val="27"/>
+        </w:rPr>
+        <w:t>mostra</w:t>
+      </w:r>
+      <w:proofErr w:type="spellEnd"/>
+      <w:r>
+        <w:rPr>
+          <w:rFonts w:ascii="-webkit-standard" w:hAnsi="-webkit-standard"/>
+          <w:color w:val="000000"/>
+          <w:sz w:val="27"/>
+          <w:szCs w:val="27"/>
+        </w:rPr>
+        <w:t xml:space="preserve"> un valore anomalo di 999. Si osserva inoltre che circa il 70% della variabile</w:t>
+      </w:r>
+      <w:r>
+        <w:rPr>
+          <w:rStyle w:val="apple-converted-space"/>
+          <w:rFonts w:ascii="-webkit-standard" w:hAnsi="-webkit-standard"/>
+          <w:color w:val="000000"/>
+          <w:sz w:val="27"/>
+          <w:szCs w:val="27"/>
+        </w:rPr>
+        <w:t> </w:t>
+      </w:r>
+      <w:r>
+        <w:rPr>
+          <w:rStyle w:val="CodiceHTML"/>
+          <w:rFonts w:eastAsiaTheme="majorEastAsia"/>
+          <w:color w:val="000000"/>
+        </w:rPr>
+        <w:t>Family</w:t>
+      </w:r>
+      <w:r>
+        <w:rPr>
+          <w:rStyle w:val="apple-converted-space"/>
+          <w:rFonts w:ascii="-webkit-standard" w:hAnsi="-webkit-standard"/>
+          <w:color w:val="000000"/>
+          <w:sz w:val="27"/>
+          <w:szCs w:val="27"/>
+        </w:rPr>
+        <w:t> </w:t>
+      </w:r>
+      <w:r>
+        <w:rPr>
+          <w:rFonts w:ascii="-webkit-standard" w:hAnsi="-webkit-standard"/>
+          <w:color w:val="000000"/>
+          <w:sz w:val="27"/>
+          <w:szCs w:val="27"/>
+        </w:rPr>
+        <w:t xml:space="preserve">è mancante. Durante la fase di Data </w:t>
+      </w:r>
+      <w:proofErr w:type="spellStart"/>
+      <w:r>
+        <w:rPr>
+          <w:rFonts w:ascii="-webkit-standard" w:hAnsi="-webkit-standard"/>
+          <w:color w:val="000000"/>
+          <w:sz w:val="27"/>
+          <w:szCs w:val="27"/>
+        </w:rPr>
+        <w:t>Preparation</w:t>
+      </w:r>
+      <w:proofErr w:type="spellEnd"/>
+      <w:r>
+        <w:rPr>
+          <w:rFonts w:ascii="-webkit-standard" w:hAnsi="-webkit-standard"/>
+          <w:color w:val="000000"/>
+          <w:sz w:val="27"/>
+          <w:szCs w:val="27"/>
+        </w:rPr>
+        <w:t>, si renderà necessario gestire i valori di</w:t>
+      </w:r>
+      <w:r>
+        <w:rPr>
+          <w:rStyle w:val="apple-converted-space"/>
+          <w:rFonts w:ascii="-webkit-standard" w:hAnsi="-webkit-standard"/>
+          <w:color w:val="000000"/>
+          <w:sz w:val="27"/>
+          <w:szCs w:val="27"/>
+        </w:rPr>
+        <w:t> </w:t>
+      </w:r>
+      <w:proofErr w:type="spellStart"/>
+      <w:r>
+        <w:rPr>
+          <w:rStyle w:val="CodiceHTML"/>
+          <w:rFonts w:eastAsiaTheme="majorEastAsia"/>
+          <w:color w:val="000000"/>
+        </w:rPr>
+        <w:t>GameWeight</w:t>
+      </w:r>
+      <w:proofErr w:type="spellEnd"/>
+      <w:r>
+        <w:rPr>
+          <w:rStyle w:val="apple-converted-space"/>
+          <w:rFonts w:ascii="-webkit-standard" w:hAnsi="-webkit-standard"/>
+          <w:color w:val="000000"/>
+          <w:sz w:val="27"/>
+          <w:szCs w:val="27"/>
+        </w:rPr>
+        <w:t> </w:t>
+      </w:r>
+      <w:r>
+        <w:rPr>
+          <w:rFonts w:ascii="-webkit-standard" w:hAnsi="-webkit-standard"/>
+          <w:color w:val="000000"/>
+          <w:sz w:val="27"/>
+          <w:szCs w:val="27"/>
+        </w:rPr>
+        <w:t>pari a 0, interpretandoli come valori nulli non dichiarati."</w:t>
+      </w:r>
+    </w:p>
+    <w:p>
+      <w:pPr>
+        <w:spacing w:before="100" w:beforeAutospacing="1" w:after="100" w:afterAutospacing="1" w:line="240" w:lineRule="auto"/>
+        <w:rPr>
+          <w:rFonts w:ascii="-webkit-standard" w:hAnsi="-webkit-standard"/>
+          <w:color w:val="000000"/>
+          <w:sz w:val="27"/>
+          <w:szCs w:val="27"/>
+        </w:rPr>
+      </w:pPr>
+    </w:p>
+    <w:p>
+      <w:pPr>
+        <w:spacing w:before="100" w:beforeAutospacing="1" w:after="100" w:afterAutospacing="1" w:line="240" w:lineRule="auto"/>
+        <w:rPr>
+          <w:rFonts w:ascii="-webkit-standard" w:hAnsi="-webkit-standard"/>
+          <w:color w:val="000000"/>
+          <w:sz w:val="27"/>
+          <w:szCs w:val="27"/>
+        </w:rPr>
+      </w:pPr>
+      <w:r>
+        <w:rPr>
+          <w:rFonts w:ascii="-webkit-standard" w:hAnsi="-webkit-standard"/>
+          <w:color w:val="000000"/>
+          <w:sz w:val="27"/>
+          <w:szCs w:val="27"/>
+        </w:rPr>
+        <w:t xml:space="preserve">Cella 3: </w:t>
+      </w:r>
+    </w:p>
+    <w:p>
+      <w:pPr>
+        <w:spacing w:before="100" w:beforeAutospacing="1" w:after="100" w:afterAutospacing="1" w:line="240" w:lineRule="auto"/>
+        <w:outlineLvl w:val="2"/>
+        <w:rPr>
+          <w:rFonts w:ascii="Times New Roman" w:eastAsia="Times New Roman" w:hAnsi="Times New Roman" w:cs="Times New Roman"/>
+          <w:b/>
+          <w:bCs/>
+          <w:color w:val="000000"/>
+          <w:kern w:val="0"/>
+          <w:sz w:val="27"/>
+          <w:szCs w:val="27"/>
+          <w:lang w:eastAsia="it-IT"/>
+          <w14:ligatures w14:val="none"/>
+        </w:rPr>
+      </w:pPr>
+      <w:r>
+        <w:rPr>
+          <w:rFonts w:ascii="Times New Roman" w:eastAsia="Times New Roman" w:hAnsi="Times New Roman" w:cs="Times New Roman"/>
+          <w:b/>
+          <w:bCs/>
+          <w:color w:val="000000"/>
+          <w:kern w:val="0"/>
+          <w:sz w:val="27"/>
+          <w:szCs w:val="27"/>
+          <w:lang w:eastAsia="it-IT"/>
+          <w14:ligatures w14:val="none"/>
+        </w:rPr>
+        <w:t xml:space="preserve">Cosa stiamo guardando nei </w:t>
+      </w:r>
+      <w:proofErr w:type="spellStart"/>
+      <w:r>
+        <w:rPr>
+          <w:rFonts w:ascii="Times New Roman" w:eastAsia="Times New Roman" w:hAnsi="Times New Roman" w:cs="Times New Roman"/>
+          <w:b/>
+          <w:bCs/>
+          <w:color w:val="000000"/>
+          <w:kern w:val="0"/>
+          <w:sz w:val="27"/>
+          <w:szCs w:val="27"/>
+          <w:lang w:eastAsia="it-IT"/>
+          <w14:ligatures w14:val="none"/>
+        </w:rPr>
+        <w:t>Boxplot</w:t>
+      </w:r>
+      <w:proofErr w:type="spellEnd"/>
+      <w:r>
+        <w:rPr>
+          <w:rFonts w:ascii="Times New Roman" w:eastAsia="Times New Roman" w:hAnsi="Times New Roman" w:cs="Times New Roman"/>
+          <w:b/>
+          <w:bCs/>
+          <w:color w:val="000000"/>
+          <w:kern w:val="0"/>
+          <w:sz w:val="27"/>
+          <w:szCs w:val="27"/>
+          <w:lang w:eastAsia="it-IT"/>
+          <w14:ligatures w14:val="none"/>
+        </w:rPr>
+        <w:t>?</w:t>
+      </w:r>
+    </w:p>
+    <w:p>
+      <w:pPr>
+        <w:spacing w:before="100" w:beforeAutospacing="1" w:after="100" w:afterAutospacing="1" w:line="240" w:lineRule="auto"/>
+        <w:rPr>
+          <w:rFonts w:ascii="Times New Roman" w:eastAsia="Times New Roman" w:hAnsi="Times New Roman" w:cs="Times New Roman"/>
+          <w:color w:val="000000"/>
+          <w:kern w:val="0"/>
+          <w:lang w:eastAsia="it-IT"/>
+          <w14:ligatures w14:val="none"/>
+        </w:rPr>
+      </w:pPr>
+      <w:r>
+        <w:rPr>
+          <w:rFonts w:ascii="Times New Roman" w:eastAsia="Times New Roman" w:hAnsi="Times New Roman" w:cs="Times New Roman"/>
+          <w:color w:val="000000"/>
+          <w:kern w:val="0"/>
+          <w:lang w:eastAsia="it-IT"/>
+          <w14:ligatures w14:val="none"/>
+        </w:rPr>
+        <w:t>Quando il grafico apparirà, noterai dei "puntini" neri fuori dalle linee principali:</w:t>
+      </w:r>
+    </w:p>
+    <w:p>
+      <w:pPr>
+        <w:numPr>
+          <w:ilvl w:val="0"/>
+          <w:numId w:val="8"/>
+        </w:numPr>
+        <w:spacing w:before="100" w:beforeAutospacing="1" w:after="100" w:afterAutospacing="1" w:line="240" w:lineRule="auto"/>
+        <w:rPr>
+          <w:rFonts w:ascii="Times New Roman" w:eastAsia="Times New Roman" w:hAnsi="Times New Roman" w:cs="Times New Roman"/>
+          <w:color w:val="000000"/>
+          <w:kern w:val="0"/>
+          <w:lang w:eastAsia="it-IT"/>
+          <w14:ligatures w14:val="none"/>
+        </w:rPr>
+      </w:pPr>
+      <w:proofErr w:type="spellStart"/>
+      <w:r>
+        <w:rPr>
+          <w:rFonts w:ascii="Times New Roman" w:eastAsia="Times New Roman" w:hAnsi="Times New Roman" w:cs="Times New Roman"/>
+          <w:b/>
+          <w:bCs/>
+          <w:color w:val="000000"/>
+          <w:kern w:val="0"/>
+          <w:lang w:eastAsia="it-IT"/>
+          <w14:ligatures w14:val="none"/>
+        </w:rPr>
+        <w:t>YearPublished</w:t>
+      </w:r>
+      <w:proofErr w:type="spellEnd"/>
+      <w:r>
+        <w:rPr>
+          <w:rFonts w:ascii="Times New Roman" w:eastAsia="Times New Roman" w:hAnsi="Times New Roman" w:cs="Times New Roman"/>
+          <w:b/>
+          <w:bCs/>
+          <w:color w:val="000000"/>
+          <w:kern w:val="0"/>
+          <w:lang w:eastAsia="it-IT"/>
+          <w14:ligatures w14:val="none"/>
+        </w:rPr>
+        <w:t>:</w:t>
+      </w:r>
+      <w:r>
+        <w:rPr>
+          <w:rFonts w:ascii="Times New Roman" w:eastAsia="Times New Roman" w:hAnsi="Times New Roman" w:cs="Times New Roman"/>
+          <w:color w:val="000000"/>
+          <w:kern w:val="0"/>
+          <w:lang w:eastAsia="it-IT"/>
+          <w14:ligatures w14:val="none"/>
+        </w:rPr>
+        <w:t> Vedrai dei punti bassissimi (vicino a -3500). Sono i giochi antichi.</w:t>
+      </w:r>
+    </w:p>
+    <w:p>
+      <w:pPr>
+        <w:numPr>
+          <w:ilvl w:val="0"/>
+          <w:numId w:val="8"/>
+        </w:numPr>
+        <w:spacing w:before="100" w:beforeAutospacing="1" w:after="100" w:afterAutospacing="1" w:line="240" w:lineRule="auto"/>
+        <w:rPr>
+          <w:rFonts w:ascii="Times New Roman" w:eastAsia="Times New Roman" w:hAnsi="Times New Roman" w:cs="Times New Roman"/>
+          <w:color w:val="000000"/>
+          <w:kern w:val="0"/>
+          <w:lang w:eastAsia="it-IT"/>
+          <w14:ligatures w14:val="none"/>
+        </w:rPr>
+      </w:pPr>
+      <w:proofErr w:type="spellStart"/>
+      <w:r>
+        <w:rPr>
+          <w:rFonts w:ascii="Times New Roman" w:eastAsia="Times New Roman" w:hAnsi="Times New Roman" w:cs="Times New Roman"/>
+          <w:b/>
+          <w:bCs/>
+          <w:color w:val="000000"/>
+          <w:kern w:val="0"/>
+          <w:lang w:eastAsia="it-IT"/>
+          <w14:ligatures w14:val="none"/>
+        </w:rPr>
+        <w:t>NumUserRatings</w:t>
+      </w:r>
+      <w:proofErr w:type="spellEnd"/>
+      <w:r>
+        <w:rPr>
+          <w:rFonts w:ascii="Times New Roman" w:eastAsia="Times New Roman" w:hAnsi="Times New Roman" w:cs="Times New Roman"/>
+          <w:b/>
+          <w:bCs/>
+          <w:color w:val="000000"/>
+          <w:kern w:val="0"/>
+          <w:lang w:eastAsia="it-IT"/>
+          <w14:ligatures w14:val="none"/>
+        </w:rPr>
+        <w:t>:</w:t>
+      </w:r>
+      <w:r>
+        <w:rPr>
+          <w:rFonts w:ascii="Times New Roman" w:eastAsia="Times New Roman" w:hAnsi="Times New Roman" w:cs="Times New Roman"/>
+          <w:color w:val="000000"/>
+          <w:kern w:val="0"/>
+          <w:lang w:eastAsia="it-IT"/>
+          <w14:ligatures w14:val="none"/>
+        </w:rPr>
+        <w:t> Vedrai dei punti altissimi. Sono i giochi famosi (come </w:t>
+      </w:r>
+      <w:proofErr w:type="spellStart"/>
+      <w:r>
+        <w:rPr>
+          <w:rFonts w:ascii="Times New Roman" w:eastAsia="Times New Roman" w:hAnsi="Times New Roman" w:cs="Times New Roman"/>
+          <w:i/>
+          <w:iCs/>
+          <w:color w:val="000000"/>
+          <w:kern w:val="0"/>
+          <w:lang w:eastAsia="it-IT"/>
+          <w14:ligatures w14:val="none"/>
+        </w:rPr>
+        <w:t>Catan</w:t>
+      </w:r>
+      <w:proofErr w:type="spellEnd"/>
+      <w:r>
+        <w:rPr>
+          <w:rFonts w:ascii="Times New Roman" w:eastAsia="Times New Roman" w:hAnsi="Times New Roman" w:cs="Times New Roman"/>
+          <w:color w:val="000000"/>
+          <w:kern w:val="0"/>
+          <w:lang w:eastAsia="it-IT"/>
+          <w14:ligatures w14:val="none"/>
+        </w:rPr>
+        <w:t> o </w:t>
+      </w:r>
+      <w:r>
+        <w:rPr>
+          <w:rFonts w:ascii="Times New Roman" w:eastAsia="Times New Roman" w:hAnsi="Times New Roman" w:cs="Times New Roman"/>
+          <w:i/>
+          <w:iCs/>
+          <w:color w:val="000000"/>
+          <w:kern w:val="0"/>
+          <w:lang w:eastAsia="it-IT"/>
+          <w14:ligatures w14:val="none"/>
+        </w:rPr>
+        <w:t>Pandemic</w:t>
+      </w:r>
+      <w:r>
+        <w:rPr>
+          <w:rFonts w:ascii="Times New Roman" w:eastAsia="Times New Roman" w:hAnsi="Times New Roman" w:cs="Times New Roman"/>
+          <w:color w:val="000000"/>
+          <w:kern w:val="0"/>
+          <w:lang w:eastAsia="it-IT"/>
+          <w14:ligatures w14:val="none"/>
+        </w:rPr>
+        <w:t>) che hanno tantissimi voti rispetto alla media.</w:t>
+      </w:r>
+    </w:p>
+    <w:p>
+      <w:pPr>
+        <w:numPr>
+          <w:ilvl w:val="0"/>
+          <w:numId w:val="8"/>
+        </w:numPr>
+        <w:spacing w:before="100" w:beforeAutospacing="1" w:after="100" w:afterAutospacing="1" w:line="240" w:lineRule="auto"/>
+        <w:rPr>
+          <w:rFonts w:ascii="Times New Roman" w:eastAsia="Times New Roman" w:hAnsi="Times New Roman" w:cs="Times New Roman"/>
+          <w:color w:val="000000"/>
+          <w:kern w:val="0"/>
+          <w:lang w:eastAsia="it-IT"/>
+          <w14:ligatures w14:val="none"/>
+        </w:rPr>
+      </w:pPr>
+      <w:proofErr w:type="spellStart"/>
+      <w:r>
+        <w:rPr>
+          <w:rFonts w:ascii="Times New Roman" w:eastAsia="Times New Roman" w:hAnsi="Times New Roman" w:cs="Times New Roman"/>
+          <w:b/>
+          <w:bCs/>
+          <w:color w:val="000000"/>
+          <w:kern w:val="0"/>
+          <w:lang w:eastAsia="it-IT"/>
+          <w14:ligatures w14:val="none"/>
+        </w:rPr>
+        <w:t>GameWeight</w:t>
+      </w:r>
+      <w:proofErr w:type="spellEnd"/>
+      <w:r>
+        <w:rPr>
+          <w:rFonts w:ascii="Times New Roman" w:eastAsia="Times New Roman" w:hAnsi="Times New Roman" w:cs="Times New Roman"/>
+          <w:b/>
+          <w:bCs/>
+          <w:color w:val="000000"/>
+          <w:kern w:val="0"/>
+          <w:lang w:eastAsia="it-IT"/>
+          <w14:ligatures w14:val="none"/>
+        </w:rPr>
+        <w:t>:</w:t>
+      </w:r>
+      <w:r>
+        <w:rPr>
+          <w:rFonts w:ascii="Times New Roman" w:eastAsia="Times New Roman" w:hAnsi="Times New Roman" w:cs="Times New Roman"/>
+          <w:color w:val="000000"/>
+          <w:kern w:val="0"/>
+          <w:lang w:eastAsia="it-IT"/>
+          <w14:ligatures w14:val="none"/>
+        </w:rPr>
+        <w:t> Se ci sono punti a 0, sono quelli che dobbiamo "pulire" perché la complessità parte da 1.</w:t>
+      </w:r>
+    </w:p>
+    <w:p>
+      <w:pPr>
+        <w:spacing w:before="100" w:beforeAutospacing="1" w:after="100" w:afterAutospacing="1" w:line="240" w:lineRule="auto"/>
+        <w:rPr>
+          <w:rFonts w:ascii="-webkit-standard" w:hAnsi="-webkit-standard"/>
+          <w:color w:val="000000"/>
+          <w:sz w:val="27"/>
+          <w:szCs w:val="27"/>
+        </w:rPr>
+      </w:pPr>
+      <w:r>
+        <w:rPr>
+          <w:rFonts w:ascii="-webkit-standard" w:hAnsi="-webkit-standard"/>
+          <w:color w:val="000000"/>
+          <w:sz w:val="27"/>
+          <w:szCs w:val="27"/>
+        </w:rPr>
+        <w:t xml:space="preserve">"L'analisi dei </w:t>
+      </w:r>
+      <w:proofErr w:type="spellStart"/>
+      <w:r>
+        <w:rPr>
+          <w:rFonts w:ascii="-webkit-standard" w:hAnsi="-webkit-standard"/>
+          <w:color w:val="000000"/>
+          <w:sz w:val="27"/>
+          <w:szCs w:val="27"/>
+        </w:rPr>
+        <w:t>Boxplot</w:t>
+      </w:r>
+      <w:proofErr w:type="spellEnd"/>
+      <w:r>
+        <w:rPr>
+          <w:rFonts w:ascii="-webkit-standard" w:hAnsi="-webkit-standard"/>
+          <w:color w:val="000000"/>
+          <w:sz w:val="27"/>
+          <w:szCs w:val="27"/>
+        </w:rPr>
+        <w:t xml:space="preserve"> ha confermato visivamente la presenza di </w:t>
+      </w:r>
+      <w:proofErr w:type="spellStart"/>
+      <w:r>
+        <w:rPr>
+          <w:rFonts w:ascii="-webkit-standard" w:hAnsi="-webkit-standard"/>
+          <w:color w:val="000000"/>
+          <w:sz w:val="27"/>
+          <w:szCs w:val="27"/>
+        </w:rPr>
+        <w:t>outlier</w:t>
+      </w:r>
+      <w:proofErr w:type="spellEnd"/>
+      <w:r>
+        <w:rPr>
+          <w:rFonts w:ascii="-webkit-standard" w:hAnsi="-webkit-standard"/>
+          <w:color w:val="000000"/>
+          <w:sz w:val="27"/>
+          <w:szCs w:val="27"/>
+        </w:rPr>
+        <w:t xml:space="preserve"> pesanti: in particolare, la variabile</w:t>
+      </w:r>
+      <w:r>
+        <w:rPr>
+          <w:rStyle w:val="apple-converted-space"/>
+          <w:rFonts w:ascii="-webkit-standard" w:hAnsi="-webkit-standard"/>
+          <w:color w:val="000000"/>
+          <w:sz w:val="27"/>
+          <w:szCs w:val="27"/>
+        </w:rPr>
+        <w:t> </w:t>
+      </w:r>
+      <w:proofErr w:type="spellStart"/>
+      <w:r>
+        <w:rPr>
+          <w:rStyle w:val="CodiceHTML"/>
+          <w:rFonts w:eastAsiaTheme="majorEastAsia"/>
+          <w:color w:val="000000"/>
+        </w:rPr>
+        <w:t>YearPublished</w:t>
+      </w:r>
+      <w:r>
+        <w:rPr>
+          <w:rFonts w:ascii="-webkit-standard" w:hAnsi="-webkit-standard"/>
+          <w:color w:val="000000"/>
+          <w:sz w:val="27"/>
+          <w:szCs w:val="27"/>
+        </w:rPr>
+        <w:t>mostra</w:t>
+      </w:r>
+      <w:proofErr w:type="spellEnd"/>
+      <w:r>
+        <w:rPr>
+          <w:rFonts w:ascii="-webkit-standard" w:hAnsi="-webkit-standard"/>
+          <w:color w:val="000000"/>
+          <w:sz w:val="27"/>
+          <w:szCs w:val="27"/>
+        </w:rPr>
+        <w:t xml:space="preserve"> una coda sinistra estremamente lunga dovuta ai giochi storici, mentre</w:t>
+      </w:r>
+      <w:r>
+        <w:rPr>
+          <w:rStyle w:val="apple-converted-space"/>
+          <w:rFonts w:ascii="-webkit-standard" w:hAnsi="-webkit-standard"/>
+          <w:color w:val="000000"/>
+          <w:sz w:val="27"/>
+          <w:szCs w:val="27"/>
+        </w:rPr>
+        <w:t> </w:t>
+      </w:r>
+      <w:proofErr w:type="spellStart"/>
+      <w:r>
+        <w:rPr>
+          <w:rStyle w:val="CodiceHTML"/>
+          <w:rFonts w:eastAsiaTheme="majorEastAsia"/>
+          <w:color w:val="000000"/>
+        </w:rPr>
+        <w:t>NumUserRatings</w:t>
+      </w:r>
+      <w:proofErr w:type="spellEnd"/>
+      <w:r>
+        <w:rPr>
+          <w:rStyle w:val="apple-converted-space"/>
+          <w:rFonts w:ascii="-webkit-standard" w:hAnsi="-webkit-standard"/>
+          <w:color w:val="000000"/>
+          <w:sz w:val="27"/>
+          <w:szCs w:val="27"/>
+        </w:rPr>
+        <w:t> </w:t>
+      </w:r>
+      <w:r>
+        <w:rPr>
+          <w:rFonts w:ascii="-webkit-standard" w:hAnsi="-webkit-standard"/>
+          <w:color w:val="000000"/>
+          <w:sz w:val="27"/>
+          <w:szCs w:val="27"/>
+        </w:rPr>
+        <w:t>presenta una forte asimmetria positiva, con pochi titoli estremamente popolari che si distaccano dalla massa del dataset."</w:t>
+      </w:r>
+    </w:p>
+    <w:p>
+      <w:pPr>
+        <w:spacing w:before="100" w:beforeAutospacing="1" w:after="100" w:afterAutospacing="1" w:line="240" w:lineRule="auto"/>
+        <w:rPr>
+          <w:rFonts w:ascii="Times New Roman" w:eastAsia="Times New Roman" w:hAnsi="Times New Roman" w:cs="Times New Roman"/>
+          <w:color w:val="000000"/>
+          <w:kern w:val="0"/>
+          <w:lang w:eastAsia="it-IT"/>
+          <w14:ligatures w14:val="none"/>
+        </w:rPr>
+      </w:pPr>
+      <w:r>
+        <w:rPr>
+          <w:rFonts w:ascii="Times New Roman" w:eastAsia="Times New Roman" w:hAnsi="Times New Roman" w:cs="Times New Roman"/>
+          <w:color w:val="000000"/>
+          <w:kern w:val="0"/>
+          <w:lang w:eastAsia="it-IT"/>
+          <w14:ligatures w14:val="none"/>
+        </w:rPr>
+        <w:t xml:space="preserve">Cella 4: </w:t>
+      </w:r>
+    </w:p>
+    <w:p>
+      <w:pPr>
+        <w:spacing w:before="100" w:beforeAutospacing="1" w:after="100" w:afterAutospacing="1" w:line="240" w:lineRule="auto"/>
+        <w:outlineLvl w:val="2"/>
+        <w:rPr>
+          <w:rFonts w:ascii="Times New Roman" w:eastAsia="Times New Roman" w:hAnsi="Times New Roman" w:cs="Times New Roman"/>
+          <w:b/>
+          <w:bCs/>
+          <w:color w:val="000000"/>
+          <w:kern w:val="0"/>
+          <w:sz w:val="27"/>
+          <w:szCs w:val="27"/>
+          <w:lang w:eastAsia="it-IT"/>
+          <w14:ligatures w14:val="none"/>
+        </w:rPr>
+      </w:pPr>
+      <w:r>
+        <w:rPr>
+          <w:rFonts w:ascii="Times New Roman" w:eastAsia="Times New Roman" w:hAnsi="Times New Roman" w:cs="Times New Roman"/>
+          <w:b/>
+          <w:bCs/>
+          <w:color w:val="000000"/>
+          <w:kern w:val="0"/>
+          <w:sz w:val="27"/>
+          <w:szCs w:val="27"/>
+          <w:lang w:eastAsia="it-IT"/>
+          <w14:ligatures w14:val="none"/>
+        </w:rPr>
+        <w:t>Cosa impariamo da questi grafici? (Per il report)</w:t>
+      </w:r>
+    </w:p>
+    <w:p>
+      <w:pPr>
+        <w:numPr>
+          <w:ilvl w:val="0"/>
+          <w:numId w:val="9"/>
+        </w:numPr>
+        <w:spacing w:before="100" w:beforeAutospacing="1" w:after="100" w:afterAutospacing="1" w:line="240" w:lineRule="auto"/>
+        <w:rPr>
+          <w:rFonts w:ascii="Times New Roman" w:eastAsia="Times New Roman" w:hAnsi="Times New Roman" w:cs="Times New Roman"/>
+          <w:color w:val="000000"/>
+          <w:kern w:val="0"/>
+          <w:lang w:eastAsia="it-IT"/>
+          <w14:ligatures w14:val="none"/>
+        </w:rPr>
+      </w:pPr>
+      <w:r>
+        <w:rPr>
+          <w:rFonts w:ascii="Times New Roman" w:eastAsia="Times New Roman" w:hAnsi="Times New Roman" w:cs="Times New Roman"/>
+          <w:b/>
+          <w:bCs/>
+          <w:color w:val="000000"/>
+          <w:kern w:val="0"/>
+          <w:lang w:eastAsia="it-IT"/>
+          <w14:ligatures w14:val="none"/>
+        </w:rPr>
+        <w:t>Bilanciamento delle classi:</w:t>
+      </w:r>
+      <w:r>
+        <w:rPr>
+          <w:rFonts w:ascii="Times New Roman" w:eastAsia="Times New Roman" w:hAnsi="Times New Roman" w:cs="Times New Roman"/>
+          <w:color w:val="000000"/>
+          <w:kern w:val="0"/>
+          <w:lang w:eastAsia="it-IT"/>
+          <w14:ligatures w14:val="none"/>
+        </w:rPr>
+        <w:t> Dal primo grafico (</w:t>
+      </w:r>
+      <w:proofErr w:type="spellStart"/>
+      <w:r>
+        <w:rPr>
+          <w:rFonts w:ascii="Times New Roman" w:eastAsia="Times New Roman" w:hAnsi="Times New Roman" w:cs="Times New Roman"/>
+          <w:color w:val="000000"/>
+          <w:kern w:val="0"/>
+          <w:lang w:eastAsia="it-IT"/>
+          <w14:ligatures w14:val="none"/>
+        </w:rPr>
+        <w:t>countplot</w:t>
+      </w:r>
+      <w:proofErr w:type="spellEnd"/>
+      <w:r>
+        <w:rPr>
+          <w:rFonts w:ascii="Times New Roman" w:eastAsia="Times New Roman" w:hAnsi="Times New Roman" w:cs="Times New Roman"/>
+          <w:color w:val="000000"/>
+          <w:kern w:val="0"/>
+          <w:lang w:eastAsia="it-IT"/>
+          <w14:ligatures w14:val="none"/>
+        </w:rPr>
+        <w:t>) vedrai se hai tanti giochi "Low", "Medium" o "High". Se una colonna è molto più alta delle altre, dovrai scriverlo: </w:t>
+      </w:r>
+      <w:r>
+        <w:rPr>
+          <w:rFonts w:ascii="Times New Roman" w:eastAsia="Times New Roman" w:hAnsi="Times New Roman" w:cs="Times New Roman"/>
+          <w:i/>
+          <w:iCs/>
+          <w:color w:val="000000"/>
+          <w:kern w:val="0"/>
+          <w:lang w:eastAsia="it-IT"/>
+          <w14:ligatures w14:val="none"/>
+        </w:rPr>
+        <w:t xml:space="preserve">"Il dataset </w:t>
+      </w:r>
+      <w:r>
+        <w:rPr>
+          <w:rFonts w:ascii="Times New Roman" w:eastAsia="Times New Roman" w:hAnsi="Times New Roman" w:cs="Times New Roman"/>
+          <w:i/>
+          <w:iCs/>
+          <w:color w:val="000000"/>
+          <w:kern w:val="0"/>
+          <w:lang w:eastAsia="it-IT"/>
+          <w14:ligatures w14:val="none"/>
+        </w:rPr>
+        <w:lastRenderedPageBreak/>
+        <w:t>presenta uno sbilanciamento verso la classe [X], fattore di cui terremo conto nella fase di classificazione"</w:t>
+      </w:r>
+      <w:r>
+        <w:rPr>
+          <w:rFonts w:ascii="Times New Roman" w:eastAsia="Times New Roman" w:hAnsi="Times New Roman" w:cs="Times New Roman"/>
+          <w:color w:val="000000"/>
+          <w:kern w:val="0"/>
+          <w:lang w:eastAsia="it-IT"/>
+          <w14:ligatures w14:val="none"/>
+        </w:rPr>
+        <w:t>.</w:t>
+      </w:r>
+    </w:p>
+    <w:p>
+      <w:pPr>
+        <w:numPr>
+          <w:ilvl w:val="0"/>
+          <w:numId w:val="9"/>
+        </w:numPr>
+        <w:spacing w:before="100" w:beforeAutospacing="1" w:after="100" w:afterAutospacing="1" w:line="240" w:lineRule="auto"/>
+        <w:rPr>
+          <w:rFonts w:ascii="Times New Roman" w:eastAsia="Times New Roman" w:hAnsi="Times New Roman" w:cs="Times New Roman"/>
+          <w:color w:val="000000"/>
+          <w:kern w:val="0"/>
+          <w:lang w:eastAsia="it-IT"/>
+          <w14:ligatures w14:val="none"/>
+        </w:rPr>
+      </w:pPr>
+      <w:proofErr w:type="spellStart"/>
+      <w:r>
+        <w:rPr>
+          <w:rFonts w:ascii="Times New Roman" w:eastAsia="Times New Roman" w:hAnsi="Times New Roman" w:cs="Times New Roman"/>
+          <w:b/>
+          <w:bCs/>
+          <w:color w:val="000000"/>
+          <w:kern w:val="0"/>
+          <w:lang w:eastAsia="it-IT"/>
+          <w14:ligatures w14:val="none"/>
+        </w:rPr>
+        <w:t>Scatterplot</w:t>
+      </w:r>
+      <w:proofErr w:type="spellEnd"/>
+      <w:r>
+        <w:rPr>
+          <w:rFonts w:ascii="Times New Roman" w:eastAsia="Times New Roman" w:hAnsi="Times New Roman" w:cs="Times New Roman"/>
+          <w:b/>
+          <w:bCs/>
+          <w:color w:val="000000"/>
+          <w:kern w:val="0"/>
+          <w:lang w:eastAsia="it-IT"/>
+          <w14:ligatures w14:val="none"/>
+        </w:rPr>
+        <w:t>:</w:t>
+      </w:r>
+      <w:r>
+        <w:rPr>
+          <w:rFonts w:ascii="Times New Roman" w:eastAsia="Times New Roman" w:hAnsi="Times New Roman" w:cs="Times New Roman"/>
+          <w:color w:val="000000"/>
+          <w:kern w:val="0"/>
+          <w:lang w:eastAsia="it-IT"/>
+          <w14:ligatures w14:val="none"/>
+        </w:rPr>
+        <w:t> Noterai probabilmente che i giochi con </w:t>
+      </w:r>
+      <w:proofErr w:type="spellStart"/>
+      <w:r>
+        <w:rPr>
+          <w:rFonts w:ascii="Courier New" w:eastAsia="Times New Roman" w:hAnsi="Courier New" w:cs="Courier New"/>
+          <w:color w:val="000000"/>
+          <w:kern w:val="0"/>
+          <w:sz w:val="20"/>
+          <w:szCs w:val="20"/>
+          <w:lang w:eastAsia="it-IT"/>
+          <w14:ligatures w14:val="none"/>
+        </w:rPr>
+        <w:t>GameWeight</w:t>
+      </w:r>
+      <w:proofErr w:type="spellEnd"/>
+      <w:r>
+        <w:rPr>
+          <w:rFonts w:ascii="Times New Roman" w:eastAsia="Times New Roman" w:hAnsi="Times New Roman" w:cs="Times New Roman"/>
+          <w:color w:val="000000"/>
+          <w:kern w:val="0"/>
+          <w:lang w:eastAsia="it-IT"/>
+          <w14:ligatures w14:val="none"/>
+        </w:rPr>
+        <w:t> più alto (più complessi) tendono ad avere un </w:t>
+      </w:r>
+      <w:r>
+        <w:rPr>
+          <w:rFonts w:ascii="Courier New" w:eastAsia="Times New Roman" w:hAnsi="Courier New" w:cs="Courier New"/>
+          <w:color w:val="000000"/>
+          <w:kern w:val="0"/>
+          <w:sz w:val="20"/>
+          <w:szCs w:val="20"/>
+          <w:lang w:eastAsia="it-IT"/>
+          <w14:ligatures w14:val="none"/>
+        </w:rPr>
+        <w:t>Rating</w:t>
+      </w:r>
+      <w:r>
+        <w:rPr>
+          <w:rFonts w:ascii="Times New Roman" w:eastAsia="Times New Roman" w:hAnsi="Times New Roman" w:cs="Times New Roman"/>
+          <w:color w:val="000000"/>
+          <w:kern w:val="0"/>
+          <w:lang w:eastAsia="it-IT"/>
+          <w14:ligatures w14:val="none"/>
+        </w:rPr>
+        <w:t> "High" o "Medium". Questo significa che la complessità è una buona variabile per predire il voto!</w:t>
+      </w:r>
+    </w:p>
+    <w:p>
+      <w:pPr>
+        <w:pStyle w:val="NormaleWeb"/>
+        <w:numPr>
+          <w:ilvl w:val="0"/>
+          <w:numId w:val="9"/>
+        </w:numPr>
+        <w:rPr>
+          <w:color w:val="000000"/>
+        </w:rPr>
+      </w:pPr>
+      <w:r>
+        <w:rPr>
+          <w:i/>
+          <w:iCs/>
+          <w:color w:val="000000"/>
+        </w:rPr>
+        <w:t>"Per la visualizzazione delle distribuzioni, si è scelto di utilizzare una scala logaritmica per la variabile</w:t>
+      </w:r>
+      <w:r>
+        <w:rPr>
+          <w:rStyle w:val="apple-converted-space"/>
+          <w:rFonts w:eastAsiaTheme="majorEastAsia"/>
+          <w:i/>
+          <w:iCs/>
+          <w:color w:val="000000"/>
+        </w:rPr>
+        <w:t> </w:t>
+      </w:r>
+      <w:proofErr w:type="spellStart"/>
+      <w:r>
+        <w:rPr>
+          <w:rStyle w:val="CodiceHTML"/>
+          <w:rFonts w:eastAsiaTheme="majorEastAsia"/>
+          <w:i/>
+          <w:iCs/>
+          <w:color w:val="000000"/>
+        </w:rPr>
+        <w:t>NumUserRatings</w:t>
+      </w:r>
+      <w:proofErr w:type="spellEnd"/>
+      <w:r>
+        <w:rPr>
+          <w:rStyle w:val="apple-converted-space"/>
+          <w:rFonts w:eastAsiaTheme="majorEastAsia"/>
+          <w:i/>
+          <w:iCs/>
+          <w:color w:val="000000"/>
+        </w:rPr>
+        <w:t> </w:t>
+      </w:r>
+      <w:r>
+        <w:rPr>
+          <w:i/>
+          <w:iCs/>
+          <w:color w:val="000000"/>
+        </w:rPr>
+        <w:t>a causa dell'estrema variabilità della popolarità tra i titoli. La fase di pulizia ha rimosso i record con</w:t>
+      </w:r>
+      <w:r>
+        <w:rPr>
+          <w:rStyle w:val="apple-converted-space"/>
+          <w:rFonts w:eastAsiaTheme="majorEastAsia"/>
+          <w:i/>
+          <w:iCs/>
+          <w:color w:val="000000"/>
+        </w:rPr>
+        <w:t> </w:t>
+      </w:r>
+      <w:proofErr w:type="spellStart"/>
+      <w:r>
+        <w:rPr>
+          <w:rStyle w:val="CodiceHTML"/>
+          <w:rFonts w:eastAsiaTheme="majorEastAsia"/>
+          <w:i/>
+          <w:iCs/>
+          <w:color w:val="000000"/>
+        </w:rPr>
+        <w:t>GameWeight</w:t>
+      </w:r>
+      <w:proofErr w:type="spellEnd"/>
+      <w:r>
+        <w:rPr>
+          <w:rStyle w:val="apple-converted-space"/>
+          <w:rFonts w:eastAsiaTheme="majorEastAsia"/>
+          <w:i/>
+          <w:iCs/>
+          <w:color w:val="000000"/>
+        </w:rPr>
+        <w:t> </w:t>
+      </w:r>
+      <w:r>
+        <w:rPr>
+          <w:i/>
+          <w:iCs/>
+          <w:color w:val="000000"/>
+        </w:rPr>
+        <w:t>pari a 0 e ha limitato il range temporale al periodo 1900-2021, garantendo una base dati coerente per gli algoritmi di Clustering e Pattern Mining."</w:t>
+      </w:r>
+    </w:p>
+    <w:p>
+      <w:pPr>
+        <w:spacing w:before="100" w:beforeAutospacing="1" w:after="100" w:afterAutospacing="1" w:line="240" w:lineRule="auto"/>
+        <w:rPr>
+          <w:rFonts w:ascii="Times New Roman" w:eastAsia="Times New Roman" w:hAnsi="Times New Roman" w:cs="Times New Roman"/>
+          <w:color w:val="000000"/>
+          <w:kern w:val="0"/>
+          <w:lang w:eastAsia="it-IT"/>
+          <w14:ligatures w14:val="none"/>
+        </w:rPr>
+      </w:pPr>
+      <w:r>
+        <w:rPr>
+          <w:rFonts w:ascii="Times New Roman" w:eastAsia="Times New Roman" w:hAnsi="Times New Roman" w:cs="Times New Roman"/>
+          <w:color w:val="000000"/>
+          <w:kern w:val="0"/>
+          <w:lang w:eastAsia="it-IT"/>
+          <w14:ligatures w14:val="none"/>
+        </w:rPr>
+        <w:t>Cella 5:</w:t>
+      </w:r>
+    </w:p>
+    <w:p>
+      <w:pPr>
+        <w:pStyle w:val="NormaleWeb"/>
+        <w:rPr>
+          <w:color w:val="000000"/>
+        </w:rPr>
+      </w:pPr>
+      <w:r>
+        <w:rPr>
+          <w:color w:val="000000"/>
+        </w:rPr>
+        <w:t>Il fatto che il dataset sia passato da</w:t>
+      </w:r>
+      <w:r>
+        <w:rPr>
+          <w:rStyle w:val="apple-converted-space"/>
+          <w:rFonts w:eastAsiaTheme="majorEastAsia"/>
+          <w:color w:val="000000"/>
+        </w:rPr>
+        <w:t> </w:t>
+      </w:r>
+      <w:r>
+        <w:rPr>
+          <w:b/>
+          <w:bCs/>
+          <w:color w:val="000000"/>
+        </w:rPr>
+        <w:t>21.925</w:t>
+      </w:r>
+      <w:r>
+        <w:rPr>
+          <w:rStyle w:val="apple-converted-space"/>
+          <w:rFonts w:eastAsiaTheme="majorEastAsia"/>
+          <w:color w:val="000000"/>
+        </w:rPr>
+        <w:t> </w:t>
+      </w:r>
+      <w:r>
+        <w:rPr>
+          <w:color w:val="000000"/>
+        </w:rPr>
+        <w:t>a</w:t>
+      </w:r>
+      <w:r>
+        <w:rPr>
+          <w:rStyle w:val="apple-converted-space"/>
+          <w:rFonts w:eastAsiaTheme="majorEastAsia"/>
+          <w:color w:val="000000"/>
+        </w:rPr>
+        <w:t> </w:t>
+      </w:r>
+      <w:r>
+        <w:rPr>
+          <w:b/>
+          <w:bCs/>
+          <w:color w:val="000000"/>
+        </w:rPr>
+        <w:t>21.613</w:t>
+      </w:r>
+      <w:r>
+        <w:rPr>
+          <w:rStyle w:val="apple-converted-space"/>
+          <w:rFonts w:eastAsiaTheme="majorEastAsia"/>
+          <w:color w:val="000000"/>
+        </w:rPr>
+        <w:t> </w:t>
+      </w:r>
+      <w:r>
+        <w:rPr>
+          <w:color w:val="000000"/>
+        </w:rPr>
+        <w:t>righe significa che abbiamo rimosso circa 300 righe che contenevano anni errati (come quell'anno -3500 che avevamo visto). Questo rende i tuoi dati molto più affidabili per i calcoli statistici.</w:t>
+      </w:r>
+    </w:p>
+    <w:p>
+      <w:pPr>
+        <w:pStyle w:val="NormaleWeb"/>
+        <w:rPr>
+          <w:color w:val="000000"/>
+        </w:rPr>
+      </w:pPr>
+      <w:r>
+        <w:rPr>
+          <w:color w:val="000000"/>
+        </w:rPr>
+        <w:t>Ora che la</w:t>
+      </w:r>
+      <w:r>
+        <w:rPr>
+          <w:rStyle w:val="apple-converted-space"/>
+          <w:rFonts w:eastAsiaTheme="majorEastAsia"/>
+          <w:color w:val="000000"/>
+        </w:rPr>
+        <w:t> </w:t>
+      </w:r>
+      <w:r>
+        <w:rPr>
+          <w:b/>
+          <w:bCs/>
+          <w:color w:val="000000"/>
+        </w:rPr>
+        <w:t xml:space="preserve">Data </w:t>
+      </w:r>
+      <w:proofErr w:type="spellStart"/>
+      <w:r>
+        <w:rPr>
+          <w:b/>
+          <w:bCs/>
+          <w:color w:val="000000"/>
+        </w:rPr>
+        <w:t>Preparation</w:t>
+      </w:r>
+      <w:proofErr w:type="spellEnd"/>
+      <w:r>
+        <w:rPr>
+          <w:rStyle w:val="apple-converted-space"/>
+          <w:rFonts w:eastAsiaTheme="majorEastAsia"/>
+          <w:color w:val="000000"/>
+        </w:rPr>
+        <w:t> </w:t>
+      </w:r>
+      <w:r>
+        <w:rPr>
+          <w:color w:val="000000"/>
+        </w:rPr>
+        <w:t>è a buon punto, dobbiamo chiudere la prima parte con l'analisi della</w:t>
+      </w:r>
+      <w:r>
+        <w:rPr>
+          <w:rStyle w:val="apple-converted-space"/>
+          <w:rFonts w:eastAsiaTheme="majorEastAsia"/>
+          <w:color w:val="000000"/>
+        </w:rPr>
+        <w:t> </w:t>
+      </w:r>
+      <w:r>
+        <w:rPr>
+          <w:b/>
+          <w:bCs/>
+          <w:color w:val="000000"/>
+        </w:rPr>
+        <w:t>Correlazione</w:t>
+      </w:r>
+      <w:r>
+        <w:rPr>
+          <w:color w:val="000000"/>
+        </w:rPr>
+        <w:t>. Questo passaggio è fondamentale perché ti dice quali colonne "viaggiano insieme" e quali potrai usare per il Clustering (Task 2).</w:t>
+      </w:r>
+    </w:p>
+    <w:p>
+      <w:pPr>
+        <w:spacing w:before="100" w:beforeAutospacing="1" w:after="100" w:afterAutospacing="1" w:line="240" w:lineRule="auto"/>
+        <w:rPr>
+          <w:rFonts w:ascii="Times New Roman" w:eastAsia="Times New Roman" w:hAnsi="Times New Roman" w:cs="Times New Roman"/>
+          <w:color w:val="000000"/>
+          <w:kern w:val="0"/>
+          <w:lang w:eastAsia="it-IT"/>
+          <w14:ligatures w14:val="none"/>
+        </w:rPr>
+      </w:pPr>
+      <w:r>
+        <w:rPr>
+          <w:rFonts w:ascii="Times New Roman" w:eastAsia="Times New Roman" w:hAnsi="Times New Roman" w:cs="Times New Roman"/>
+          <w:color w:val="000000"/>
+          <w:kern w:val="0"/>
+          <w:lang w:eastAsia="it-IT"/>
+          <w14:ligatures w14:val="none"/>
+        </w:rPr>
+        <w:t>Cella 6:</w:t>
+      </w:r>
+    </w:p>
+    <w:p>
+      <w:pPr>
+        <w:pStyle w:val="NormaleWeb"/>
+        <w:rPr>
+          <w:color w:val="000000"/>
+        </w:rPr>
+      </w:pPr>
+      <w:r>
+        <w:rPr>
+          <w:color w:val="000000"/>
+        </w:rPr>
+        <w:t>Quando esegui questa cella, guarda i numeri nei quadratini:</w:t>
+      </w:r>
+    </w:p>
+    <w:p>
+      <w:pPr>
+        <w:pStyle w:val="NormaleWeb"/>
+        <w:numPr>
+          <w:ilvl w:val="0"/>
+          <w:numId w:val="10"/>
+        </w:numPr>
+        <w:rPr>
+          <w:color w:val="000000"/>
+        </w:rPr>
+      </w:pPr>
+      <w:r>
+        <w:rPr>
+          <w:b/>
+          <w:bCs/>
+          <w:color w:val="000000"/>
+        </w:rPr>
+        <w:t>Vicino a 1 (Rosso):</w:t>
+      </w:r>
+      <w:r>
+        <w:rPr>
+          <w:rStyle w:val="apple-converted-space"/>
+          <w:rFonts w:eastAsiaTheme="majorEastAsia"/>
+          <w:color w:val="000000"/>
+        </w:rPr>
+        <w:t> </w:t>
+      </w:r>
+      <w:r>
+        <w:rPr>
+          <w:color w:val="000000"/>
+        </w:rPr>
+        <w:t>Forte correlazione positiva. Ad esempio, probabilmente vedrai che</w:t>
+      </w:r>
+      <w:r>
+        <w:rPr>
+          <w:rStyle w:val="apple-converted-space"/>
+          <w:rFonts w:eastAsiaTheme="majorEastAsia"/>
+          <w:color w:val="000000"/>
+        </w:rPr>
+        <w:t> </w:t>
+      </w:r>
+      <w:proofErr w:type="spellStart"/>
+      <w:r>
+        <w:rPr>
+          <w:rStyle w:val="CodiceHTML"/>
+          <w:rFonts w:eastAsiaTheme="majorEastAsia"/>
+          <w:color w:val="000000"/>
+        </w:rPr>
+        <w:t>NumOwned</w:t>
+      </w:r>
+      <w:proofErr w:type="spellEnd"/>
+      <w:r>
+        <w:rPr>
+          <w:rStyle w:val="apple-converted-space"/>
+          <w:rFonts w:eastAsiaTheme="majorEastAsia"/>
+          <w:color w:val="000000"/>
+        </w:rPr>
+        <w:t> </w:t>
+      </w:r>
+      <w:r>
+        <w:rPr>
+          <w:color w:val="000000"/>
+        </w:rPr>
+        <w:t>(quanti hanno il gioco) e</w:t>
+      </w:r>
+      <w:r>
+        <w:rPr>
+          <w:rStyle w:val="apple-converted-space"/>
+          <w:rFonts w:eastAsiaTheme="majorEastAsia"/>
+          <w:color w:val="000000"/>
+        </w:rPr>
+        <w:t> </w:t>
+      </w:r>
+      <w:proofErr w:type="spellStart"/>
+      <w:r>
+        <w:rPr>
+          <w:rStyle w:val="CodiceHTML"/>
+          <w:rFonts w:eastAsiaTheme="majorEastAsia"/>
+          <w:color w:val="000000"/>
+        </w:rPr>
+        <w:t>NumUserRatings</w:t>
+      </w:r>
+      <w:proofErr w:type="spellEnd"/>
+      <w:r>
+        <w:rPr>
+          <w:rStyle w:val="apple-converted-space"/>
+          <w:rFonts w:eastAsiaTheme="majorEastAsia"/>
+          <w:color w:val="000000"/>
+        </w:rPr>
+        <w:t> </w:t>
+      </w:r>
+      <w:r>
+        <w:rPr>
+          <w:color w:val="000000"/>
+        </w:rPr>
+        <w:t>(quanti l'hanno votato) sono molto legati.</w:t>
+      </w:r>
+    </w:p>
+    <w:p>
+      <w:pPr>
+        <w:pStyle w:val="NormaleWeb"/>
+        <w:numPr>
+          <w:ilvl w:val="0"/>
+          <w:numId w:val="10"/>
+        </w:numPr>
+        <w:rPr>
+          <w:color w:val="000000"/>
+        </w:rPr>
+      </w:pPr>
+      <w:r>
+        <w:rPr>
+          <w:b/>
+          <w:bCs/>
+          <w:color w:val="000000"/>
+        </w:rPr>
+        <w:t>Vicino a 0 (Bianco/Grigio):</w:t>
+      </w:r>
+      <w:r>
+        <w:rPr>
+          <w:rStyle w:val="apple-converted-space"/>
+          <w:rFonts w:eastAsiaTheme="majorEastAsia"/>
+          <w:color w:val="000000"/>
+        </w:rPr>
+        <w:t> </w:t>
+      </w:r>
+      <w:r>
+        <w:rPr>
+          <w:color w:val="000000"/>
+        </w:rPr>
+        <w:t>Nessuna relazione. Ad esempio, l'anno di pubblicazione non influisce sul numero di giocatori minimi.</w:t>
+      </w:r>
+    </w:p>
+    <w:p>
+      <w:pPr>
+        <w:pStyle w:val="NormaleWeb"/>
+        <w:numPr>
+          <w:ilvl w:val="0"/>
+          <w:numId w:val="10"/>
+        </w:numPr>
+        <w:rPr>
+          <w:color w:val="000000"/>
+        </w:rPr>
+      </w:pPr>
+      <w:r>
+        <w:rPr>
+          <w:b/>
+          <w:bCs/>
+          <w:color w:val="000000"/>
+        </w:rPr>
+        <w:t>Vicino a -1 (Blu):</w:t>
+      </w:r>
+      <w:r>
+        <w:rPr>
+          <w:rStyle w:val="apple-converted-space"/>
+          <w:rFonts w:eastAsiaTheme="majorEastAsia"/>
+          <w:color w:val="000000"/>
+        </w:rPr>
+        <w:t> </w:t>
+      </w:r>
+      <w:r>
+        <w:rPr>
+          <w:color w:val="000000"/>
+        </w:rPr>
+        <w:t>Forte correlazione negativa (se una cresce, l'altra scende).</w:t>
+      </w:r>
+    </w:p>
+    <w:p>
+      <w:pPr>
+        <w:spacing w:before="100" w:beforeAutospacing="1" w:after="100" w:afterAutospacing="1" w:line="240" w:lineRule="auto"/>
+        <w:rPr>
+          <w:rFonts w:ascii="-webkit-standard" w:hAnsi="-webkit-standard"/>
+          <w:color w:val="000000"/>
+          <w:sz w:val="27"/>
+          <w:szCs w:val="27"/>
+        </w:rPr>
+      </w:pPr>
+      <w:r>
+        <w:rPr>
+          <w:b/>
+          <w:bCs/>
+          <w:color w:val="000000"/>
+        </w:rPr>
+        <w:t>Analisi delle Correlazioni:</w:t>
+      </w:r>
+      <w:r>
+        <w:rPr>
+          <w:rStyle w:val="apple-converted-space"/>
+          <w:rFonts w:ascii="-webkit-standard" w:hAnsi="-webkit-standard"/>
+          <w:color w:val="000000"/>
+          <w:sz w:val="27"/>
+          <w:szCs w:val="27"/>
+        </w:rPr>
+        <w:t> </w:t>
+      </w:r>
+      <w:r>
+        <w:rPr>
+          <w:rFonts w:ascii="-webkit-standard" w:hAnsi="-webkit-standard"/>
+          <w:color w:val="000000"/>
+          <w:sz w:val="27"/>
+          <w:szCs w:val="27"/>
+        </w:rPr>
+        <w:t>L'analisi della matrice di correlazione ha evidenziato una forte relazione positiva tra le metriche di popolarità (</w:t>
+      </w:r>
+      <w:proofErr w:type="spellStart"/>
+      <w:r>
+        <w:rPr>
+          <w:rStyle w:val="CodiceHTML"/>
+          <w:rFonts w:eastAsiaTheme="majorEastAsia"/>
+          <w:color w:val="000000"/>
+        </w:rPr>
+        <w:t>NumOwned</w:t>
+      </w:r>
+      <w:proofErr w:type="spellEnd"/>
+      <w:r>
+        <w:rPr>
+          <w:rFonts w:ascii="-webkit-standard" w:hAnsi="-webkit-standard"/>
+          <w:color w:val="000000"/>
+          <w:sz w:val="27"/>
+          <w:szCs w:val="27"/>
+        </w:rPr>
+        <w:t>,</w:t>
+      </w:r>
+      <w:r>
+        <w:rPr>
+          <w:rStyle w:val="apple-converted-space"/>
+          <w:rFonts w:ascii="-webkit-standard" w:hAnsi="-webkit-standard"/>
+          <w:color w:val="000000"/>
+          <w:sz w:val="27"/>
+          <w:szCs w:val="27"/>
+        </w:rPr>
+        <w:t> </w:t>
+      </w:r>
+      <w:proofErr w:type="spellStart"/>
+      <w:r>
+        <w:rPr>
+          <w:rStyle w:val="CodiceHTML"/>
+          <w:rFonts w:eastAsiaTheme="majorEastAsia"/>
+          <w:color w:val="000000"/>
+        </w:rPr>
+        <w:t>NumUserRatings</w:t>
+      </w:r>
+      <w:proofErr w:type="spellEnd"/>
+      <w:r>
+        <w:rPr>
+          <w:rStyle w:val="apple-converted-space"/>
+          <w:rFonts w:ascii="-webkit-standard" w:hAnsi="-webkit-standard"/>
+          <w:color w:val="000000"/>
+          <w:sz w:val="27"/>
+          <w:szCs w:val="27"/>
+        </w:rPr>
+        <w:t> </w:t>
+      </w:r>
+      <w:r>
+        <w:rPr>
+          <w:rFonts w:ascii="-webkit-standard" w:hAnsi="-webkit-standard"/>
+          <w:color w:val="000000"/>
+          <w:sz w:val="27"/>
+          <w:szCs w:val="27"/>
+        </w:rPr>
+        <w:t>e</w:t>
+      </w:r>
+      <w:r>
+        <w:rPr>
+          <w:rStyle w:val="apple-converted-space"/>
+          <w:rFonts w:ascii="-webkit-standard" w:hAnsi="-webkit-standard"/>
+          <w:color w:val="000000"/>
+          <w:sz w:val="27"/>
+          <w:szCs w:val="27"/>
+        </w:rPr>
+        <w:t> </w:t>
+      </w:r>
+      <w:proofErr w:type="spellStart"/>
+      <w:r>
+        <w:rPr>
+          <w:rStyle w:val="CodiceHTML"/>
+          <w:rFonts w:eastAsiaTheme="majorEastAsia"/>
+          <w:color w:val="000000"/>
+        </w:rPr>
+        <w:t>NumWant</w:t>
+      </w:r>
+      <w:proofErr w:type="spellEnd"/>
+      <w:r>
+        <w:rPr>
+          <w:rFonts w:ascii="-webkit-standard" w:hAnsi="-webkit-standard"/>
+          <w:color w:val="000000"/>
+          <w:sz w:val="27"/>
+          <w:szCs w:val="27"/>
+        </w:rPr>
+        <w:t>), suggerendo che i giochi più posseduti sono anche quelli che generano più interazione nella community. Al contrario, variabili come</w:t>
+      </w:r>
+      <w:r>
+        <w:rPr>
+          <w:rStyle w:val="apple-converted-space"/>
+          <w:rFonts w:ascii="-webkit-standard" w:hAnsi="-webkit-standard"/>
+          <w:color w:val="000000"/>
+          <w:sz w:val="27"/>
+          <w:szCs w:val="27"/>
+        </w:rPr>
+        <w:t> </w:t>
+      </w:r>
+      <w:proofErr w:type="spellStart"/>
+      <w:r>
+        <w:rPr>
+          <w:rStyle w:val="CodiceHTML"/>
+          <w:rFonts w:eastAsiaTheme="majorEastAsia"/>
+          <w:color w:val="000000"/>
+        </w:rPr>
+        <w:t>YearPublished</w:t>
+      </w:r>
+      <w:proofErr w:type="spellEnd"/>
+      <w:r>
+        <w:rPr>
+          <w:rStyle w:val="apple-converted-space"/>
+          <w:rFonts w:ascii="-webkit-standard" w:hAnsi="-webkit-standard"/>
+          <w:color w:val="000000"/>
+          <w:sz w:val="27"/>
+          <w:szCs w:val="27"/>
+        </w:rPr>
+        <w:t> </w:t>
+      </w:r>
+      <w:r>
+        <w:rPr>
+          <w:rFonts w:ascii="-webkit-standard" w:hAnsi="-webkit-standard"/>
+          <w:color w:val="000000"/>
+          <w:sz w:val="27"/>
+          <w:szCs w:val="27"/>
+        </w:rPr>
+        <w:t>mostrano una correlazione debole con le caratteristiche meccaniche del gioco (giocatori, tempi), indicando che il design dei board games è variato in modo eterogeneo nel tempo. Queste osservazioni guideranno la selezione delle feature per la successiva fase di Clustering.</w:t>
+      </w:r>
+    </w:p>
+    <w:p>
+      <w:pPr>
+        <w:spacing w:before="100" w:beforeAutospacing="1" w:after="100" w:afterAutospacing="1" w:line="240" w:lineRule="auto"/>
+        <w:rPr>
+          <w:rFonts w:ascii="Times New Roman" w:eastAsia="Times New Roman" w:hAnsi="Times New Roman" w:cs="Times New Roman"/>
+          <w:color w:val="000000"/>
+          <w:kern w:val="0"/>
+          <w:lang w:eastAsia="it-IT"/>
+          <w14:ligatures w14:val="none"/>
+        </w:rPr>
+      </w:pPr>
+    </w:p>
+    <w:p>
+      <w:pPr>
+        <w:spacing w:before="100" w:beforeAutospacing="1" w:after="100" w:afterAutospacing="1" w:line="240" w:lineRule="auto"/>
+        <w:outlineLvl w:val="1"/>
+        <w:rPr>
+          <w:rFonts w:ascii="Times New Roman" w:eastAsia="Times New Roman" w:hAnsi="Times New Roman" w:cs="Times New Roman"/>
+          <w:b/>
+          <w:bCs/>
+          <w:color w:val="000000"/>
+          <w:kern w:val="0"/>
+          <w:sz w:val="36"/>
+          <w:szCs w:val="36"/>
+          <w:lang w:eastAsia="it-IT"/>
+          <w14:ligatures w14:val="none"/>
+        </w:rPr>
+      </w:pPr>
+      <w:r>
+        <w:rPr>
+          <w:rFonts w:ascii="Times New Roman" w:eastAsia="Times New Roman" w:hAnsi="Times New Roman" w:cs="Times New Roman"/>
+          <w:b/>
+          <w:bCs/>
+          <w:color w:val="000000"/>
+          <w:kern w:val="0"/>
+          <w:sz w:val="36"/>
+          <w:szCs w:val="36"/>
+          <w:lang w:eastAsia="it-IT"/>
+          <w14:ligatures w14:val="none"/>
+        </w:rPr>
+        <w:t xml:space="preserve">2. Clustering (30 </w:t>
+      </w:r>
+      <w:proofErr w:type="spellStart"/>
+      <w:r>
+        <w:rPr>
+          <w:rFonts w:ascii="Times New Roman" w:eastAsia="Times New Roman" w:hAnsi="Times New Roman" w:cs="Times New Roman"/>
+          <w:b/>
+          <w:bCs/>
+          <w:color w:val="000000"/>
+          <w:kern w:val="0"/>
+          <w:sz w:val="36"/>
+          <w:szCs w:val="36"/>
+          <w:lang w:eastAsia="it-IT"/>
+          <w14:ligatures w14:val="none"/>
+        </w:rPr>
+        <w:t>pts</w:t>
+      </w:r>
+      <w:proofErr w:type="spellEnd"/>
+      <w:r>
+        <w:rPr>
+          <w:rFonts w:ascii="Times New Roman" w:eastAsia="Times New Roman" w:hAnsi="Times New Roman" w:cs="Times New Roman"/>
+          <w:b/>
+          <w:bCs/>
+          <w:color w:val="000000"/>
+          <w:kern w:val="0"/>
+          <w:sz w:val="36"/>
+          <w:szCs w:val="36"/>
+          <w:lang w:eastAsia="it-IT"/>
+          <w14:ligatures w14:val="none"/>
+        </w:rPr>
+        <w:t>)</w:t>
+      </w:r>
+    </w:p>
+    <w:p>
+      <w:pPr>
+        <w:spacing w:before="100" w:beforeAutospacing="1" w:after="100" w:afterAutospacing="1" w:line="240" w:lineRule="auto"/>
+        <w:rPr>
+          <w:rFonts w:ascii="Times New Roman" w:eastAsia="Times New Roman" w:hAnsi="Times New Roman" w:cs="Times New Roman"/>
+          <w:color w:val="000000"/>
+          <w:kern w:val="0"/>
+          <w:lang w:eastAsia="it-IT"/>
+          <w14:ligatures w14:val="none"/>
+        </w:rPr>
+      </w:pPr>
+      <w:r>
+        <w:rPr>
+          <w:rFonts w:ascii="Times New Roman" w:eastAsia="Times New Roman" w:hAnsi="Times New Roman" w:cs="Times New Roman"/>
+          <w:b/>
+          <w:bCs/>
+          <w:color w:val="000000"/>
+          <w:kern w:val="0"/>
+          <w:lang w:eastAsia="it-IT"/>
+          <w14:ligatures w14:val="none"/>
+        </w:rPr>
+        <w:t>Obiettivo:</w:t>
+      </w:r>
+      <w:r>
+        <w:rPr>
+          <w:rFonts w:ascii="Times New Roman" w:eastAsia="Times New Roman" w:hAnsi="Times New Roman" w:cs="Times New Roman"/>
+          <w:color w:val="000000"/>
+          <w:kern w:val="0"/>
+          <w:lang w:eastAsia="it-IT"/>
+          <w14:ligatures w14:val="none"/>
+        </w:rPr>
+        <w:t> Raggruppare i giochi simili (es. "giochi pesanti" vs "party games").</w:t>
+      </w:r>
+    </w:p>
+    <w:p>
+      <w:pPr>
+        <w:numPr>
+          <w:ilvl w:val="0"/>
+          <w:numId w:val="2"/>
+        </w:numPr>
+        <w:spacing w:before="100" w:beforeAutospacing="1" w:after="100" w:afterAutospacing="1" w:line="240" w:lineRule="auto"/>
+        <w:rPr>
+          <w:rFonts w:ascii="Times New Roman" w:eastAsia="Times New Roman" w:hAnsi="Times New Roman" w:cs="Times New Roman"/>
+          <w:color w:val="000000"/>
+          <w:kern w:val="0"/>
+          <w:lang w:eastAsia="it-IT"/>
+          <w14:ligatures w14:val="none"/>
+        </w:rPr>
+      </w:pPr>
+      <w:r>
+        <w:rPr>
+          <w:rFonts w:ascii="Times New Roman" w:eastAsia="Times New Roman" w:hAnsi="Times New Roman" w:cs="Times New Roman"/>
+          <w:b/>
+          <w:bCs/>
+          <w:color w:val="000000"/>
+          <w:kern w:val="0"/>
+          <w:lang w:eastAsia="it-IT"/>
+          <w14:ligatures w14:val="none"/>
+        </w:rPr>
+        <w:t>Algoritmi a scelta:</w:t>
+      </w:r>
+      <w:r>
+        <w:rPr>
+          <w:rFonts w:ascii="Times New Roman" w:eastAsia="Times New Roman" w:hAnsi="Times New Roman" w:cs="Times New Roman"/>
+          <w:color w:val="000000"/>
+          <w:kern w:val="0"/>
+          <w:lang w:eastAsia="it-IT"/>
+          <w14:ligatures w14:val="none"/>
+        </w:rPr>
+        <w:t> </w:t>
+      </w:r>
+      <w:r>
+        <w:rPr>
+          <w:rFonts w:ascii="Times New Roman" w:eastAsia="Times New Roman" w:hAnsi="Times New Roman" w:cs="Times New Roman"/>
+          <w:b/>
+          <w:bCs/>
+          <w:color w:val="000000"/>
+          <w:kern w:val="0"/>
+          <w:lang w:eastAsia="it-IT"/>
+          <w14:ligatures w14:val="none"/>
+        </w:rPr>
+        <w:t>K-Means</w:t>
+      </w:r>
+      <w:r>
+        <w:rPr>
+          <w:rFonts w:ascii="Times New Roman" w:eastAsia="Times New Roman" w:hAnsi="Times New Roman" w:cs="Times New Roman"/>
+          <w:color w:val="000000"/>
+          <w:kern w:val="0"/>
+          <w:lang w:eastAsia="it-IT"/>
+          <w14:ligatures w14:val="none"/>
+        </w:rPr>
+        <w:t> (obbligatorio), </w:t>
+      </w:r>
+      <w:r>
+        <w:rPr>
+          <w:rFonts w:ascii="Times New Roman" w:eastAsia="Times New Roman" w:hAnsi="Times New Roman" w:cs="Times New Roman"/>
+          <w:b/>
+          <w:bCs/>
+          <w:color w:val="000000"/>
+          <w:kern w:val="0"/>
+          <w:lang w:eastAsia="it-IT"/>
+          <w14:ligatures w14:val="none"/>
+        </w:rPr>
+        <w:t>DBSCAN</w:t>
+      </w:r>
+      <w:r>
+        <w:rPr>
+          <w:rFonts w:ascii="Times New Roman" w:eastAsia="Times New Roman" w:hAnsi="Times New Roman" w:cs="Times New Roman"/>
+          <w:color w:val="000000"/>
+          <w:kern w:val="0"/>
+          <w:lang w:eastAsia="it-IT"/>
+          <w14:ligatures w14:val="none"/>
+        </w:rPr>
+        <w:t> (obbligatorio), </w:t>
+      </w:r>
+      <w:proofErr w:type="spellStart"/>
+      <w:r>
+        <w:rPr>
+          <w:rFonts w:ascii="Times New Roman" w:eastAsia="Times New Roman" w:hAnsi="Times New Roman" w:cs="Times New Roman"/>
+          <w:b/>
+          <w:bCs/>
+          <w:color w:val="000000"/>
+          <w:kern w:val="0"/>
+          <w:lang w:eastAsia="it-IT"/>
+          <w14:ligatures w14:val="none"/>
+        </w:rPr>
+        <w:t>Hierarchical</w:t>
+      </w:r>
+      <w:proofErr w:type="spellEnd"/>
+      <w:r>
+        <w:rPr>
+          <w:rFonts w:ascii="Times New Roman" w:eastAsia="Times New Roman" w:hAnsi="Times New Roman" w:cs="Times New Roman"/>
+          <w:b/>
+          <w:bCs/>
+          <w:color w:val="000000"/>
+          <w:kern w:val="0"/>
+          <w:lang w:eastAsia="it-IT"/>
+          <w14:ligatures w14:val="none"/>
+        </w:rPr>
+        <w:t xml:space="preserve"> Clustering</w:t>
+      </w:r>
+      <w:r>
+        <w:rPr>
+          <w:rFonts w:ascii="Times New Roman" w:eastAsia="Times New Roman" w:hAnsi="Times New Roman" w:cs="Times New Roman"/>
+          <w:color w:val="000000"/>
+          <w:kern w:val="0"/>
+          <w:lang w:eastAsia="it-IT"/>
+          <w14:ligatures w14:val="none"/>
+        </w:rPr>
+        <w:t>.</w:t>
+      </w:r>
+    </w:p>
+    <w:p>
+      <w:pPr>
+        <w:spacing w:before="100" w:beforeAutospacing="1" w:after="100" w:afterAutospacing="1" w:line="240" w:lineRule="auto"/>
+        <w:ind w:left="360"/>
+        <w:rPr>
+          <w:rFonts w:ascii="-webkit-standard" w:hAnsi="-webkit-standard"/>
+          <w:color w:val="000000"/>
+          <w:sz w:val="27"/>
+          <w:szCs w:val="27"/>
+        </w:rPr>
+      </w:pPr>
+      <w:r>
+        <w:rPr>
+          <w:rFonts w:ascii="-webkit-standard" w:hAnsi="-webkit-standard"/>
+          <w:color w:val="000000"/>
+          <w:sz w:val="27"/>
+          <w:szCs w:val="27"/>
+        </w:rPr>
+        <w:lastRenderedPageBreak/>
+        <w:t xml:space="preserve">L'obiettivo qui è raggruppare i giochi in base a caratteristiche simili (es. i "giochi brevi e semplici" contro i "colossi complessi"). </w:t>
+      </w:r>
+      <w:r>
+        <w:rPr>
+          <w:rFonts w:ascii="-webkit-standard" w:hAnsi="-webkit-standard"/>
+          <w:color w:val="000000"/>
+          <w:sz w:val="27"/>
+          <w:szCs w:val="27"/>
+        </w:rPr>
+        <w:t>utilizzeremmo</w:t>
+      </w:r>
+      <w:r>
+        <w:rPr>
+          <w:rFonts w:ascii="-webkit-standard" w:hAnsi="-webkit-standard"/>
+          <w:color w:val="000000"/>
+          <w:sz w:val="27"/>
+          <w:szCs w:val="27"/>
+        </w:rPr>
+        <w:t xml:space="preserve"> </w:t>
+      </w:r>
+      <w:r>
+        <w:rPr>
+          <w:b/>
+          <w:bCs/>
+          <w:color w:val="000000"/>
+        </w:rPr>
+        <w:t>K-Means</w:t>
+      </w:r>
+      <w:r>
+        <w:rPr>
+          <w:rStyle w:val="apple-converted-space"/>
+          <w:rFonts w:ascii="-webkit-standard" w:hAnsi="-webkit-standard"/>
+          <w:color w:val="000000"/>
+          <w:sz w:val="27"/>
+          <w:szCs w:val="27"/>
+        </w:rPr>
+        <w:t> </w:t>
+      </w:r>
+      <w:r>
+        <w:rPr>
+          <w:rFonts w:ascii="-webkit-standard" w:hAnsi="-webkit-standard"/>
+          <w:color w:val="000000"/>
+          <w:sz w:val="27"/>
+          <w:szCs w:val="27"/>
+        </w:rPr>
+        <w:t>e</w:t>
+      </w:r>
+      <w:r>
+        <w:rPr>
+          <w:rStyle w:val="apple-converted-space"/>
+          <w:rFonts w:ascii="-webkit-standard" w:hAnsi="-webkit-standard"/>
+          <w:color w:val="000000"/>
+          <w:sz w:val="27"/>
+          <w:szCs w:val="27"/>
+        </w:rPr>
+        <w:t> </w:t>
+      </w:r>
+      <w:r>
+        <w:rPr>
+          <w:b/>
+          <w:bCs/>
+          <w:color w:val="000000"/>
+        </w:rPr>
+        <w:t>DBSCAN</w:t>
+      </w:r>
+      <w:r>
+        <w:rPr>
+          <w:rFonts w:ascii="-webkit-standard" w:hAnsi="-webkit-standard"/>
+          <w:color w:val="000000"/>
+          <w:sz w:val="27"/>
+          <w:szCs w:val="27"/>
+        </w:rPr>
+        <w:t>.</w:t>
+      </w:r>
+    </w:p>
+    <w:p>
+      <w:pPr>
+        <w:pStyle w:val="NormaleWeb"/>
+        <w:rPr>
+          <w:color w:val="000000"/>
+        </w:rPr>
+      </w:pPr>
+      <w:r>
+        <w:rPr>
+          <w:color w:val="000000"/>
+        </w:rPr>
+        <w:t>Ma attenzione: il clustering non funziona bene se le variabili hanno scale diverse (es. l'anno arriva a 2021, mentre il peso del gioco arriva solo a 5). Dobbiamo prima fare la</w:t>
+      </w:r>
+      <w:r>
+        <w:rPr>
+          <w:rStyle w:val="apple-converted-space"/>
+          <w:rFonts w:eastAsiaTheme="majorEastAsia"/>
+          <w:color w:val="000000"/>
+        </w:rPr>
+        <w:t> </w:t>
+      </w:r>
+      <w:r>
+        <w:rPr>
+          <w:b/>
+          <w:bCs/>
+          <w:color w:val="000000"/>
+        </w:rPr>
+        <w:t>Standardizzazione</w:t>
+      </w:r>
+      <w:r>
+        <w:rPr>
+          <w:color w:val="000000"/>
+        </w:rPr>
+        <w:t>.</w:t>
+      </w:r>
+    </w:p>
+    <w:p>
+      <w:pPr>
+        <w:spacing w:before="100" w:beforeAutospacing="1" w:after="100" w:afterAutospacing="1" w:line="240" w:lineRule="auto"/>
+        <w:ind w:left="360"/>
+        <w:rPr>
+          <w:rFonts w:ascii="Times New Roman" w:eastAsia="Times New Roman" w:hAnsi="Times New Roman" w:cs="Times New Roman"/>
+          <w:color w:val="000000"/>
+          <w:kern w:val="0"/>
+          <w:lang w:eastAsia="it-IT"/>
+          <w14:ligatures w14:val="none"/>
+        </w:rPr>
+      </w:pPr>
+      <w:r>
+        <w:rPr>
+          <w:rFonts w:ascii="Times New Roman" w:eastAsia="Times New Roman" w:hAnsi="Times New Roman" w:cs="Times New Roman"/>
+          <w:color w:val="000000"/>
+          <w:kern w:val="0"/>
+          <w:lang w:eastAsia="it-IT"/>
+          <w14:ligatures w14:val="none"/>
+        </w:rPr>
+        <w:t>Cella 1:</w:t>
+      </w:r>
+    </w:p>
+    <w:p>
+      <w:pPr>
+        <w:spacing w:before="100" w:beforeAutospacing="1" w:after="100" w:afterAutospacing="1" w:line="240" w:lineRule="auto"/>
+        <w:ind w:left="360"/>
+        <w:rPr>
+          <w:rFonts w:ascii="Times New Roman" w:eastAsia="Times New Roman" w:hAnsi="Times New Roman" w:cs="Times New Roman"/>
+          <w:color w:val="000000"/>
+          <w:kern w:val="0"/>
+          <w:lang w:eastAsia="it-IT"/>
+          <w14:ligatures w14:val="none"/>
+        </w:rPr>
+      </w:pPr>
+      <w:r>
+        <w:rPr>
+          <w:rFonts w:ascii="-webkit-standard" w:hAnsi="-webkit-standard"/>
+          <w:color w:val="000000"/>
+          <w:sz w:val="27"/>
+          <w:szCs w:val="27"/>
+        </w:rPr>
+        <w:t>Scegliamo le variabili che influenzano davvero il tipo di gioco:</w:t>
+      </w:r>
+    </w:p>
+    <w:p>
+      <w:pPr>
+        <w:spacing w:before="100" w:beforeAutospacing="1" w:after="100" w:afterAutospacing="1" w:line="240" w:lineRule="auto"/>
+        <w:ind w:left="360"/>
+        <w:rPr>
+          <w:rFonts w:ascii="Times New Roman" w:eastAsia="Times New Roman" w:hAnsi="Times New Roman" w:cs="Times New Roman"/>
+          <w:color w:val="000000"/>
+          <w:kern w:val="0"/>
+          <w:lang w:eastAsia="it-IT"/>
+          <w14:ligatures w14:val="none"/>
+        </w:rPr>
+      </w:pPr>
+      <w:r>
+        <w:rPr>
+          <w:rFonts w:ascii="Times New Roman" w:eastAsia="Times New Roman" w:hAnsi="Times New Roman" w:cs="Times New Roman"/>
+          <w:color w:val="000000"/>
+          <w:kern w:val="0"/>
+          <w:lang w:eastAsia="it-IT"/>
+          <w14:ligatures w14:val="none"/>
+        </w:rPr>
+        <w:t>cella 2:</w:t>
+      </w:r>
+    </w:p>
+    <w:p>
+      <w:pPr>
+        <w:spacing w:before="100" w:beforeAutospacing="1" w:after="100" w:afterAutospacing="1" w:line="240" w:lineRule="auto"/>
+        <w:ind w:left="360"/>
+        <w:rPr>
+          <w:b/>
+          <w:bCs/>
+          <w:color w:val="000000"/>
+        </w:rPr>
+      </w:pPr>
+      <w:r>
+        <w:rPr>
+          <w:rFonts w:ascii="-webkit-standard" w:hAnsi="-webkit-standard"/>
+          <w:color w:val="000000"/>
+          <w:sz w:val="27"/>
+          <w:szCs w:val="27"/>
+        </w:rPr>
+        <w:t>Prima di lanciare K-Means, dobbiamo decidere quanti gruppi fare (). Usiamo il metodo</w:t>
+      </w:r>
+      <w:r>
+        <w:rPr>
+          <w:rStyle w:val="apple-converted-space"/>
+          <w:rFonts w:ascii="-webkit-standard" w:hAnsi="-webkit-standard"/>
+          <w:color w:val="000000"/>
+          <w:sz w:val="27"/>
+          <w:szCs w:val="27"/>
+        </w:rPr>
+        <w:t> </w:t>
+      </w:r>
+      <w:r>
+        <w:rPr>
+          <w:b/>
+          <w:bCs/>
+          <w:color w:val="000000"/>
+        </w:rPr>
+        <w:t>Elbow (Gomito)</w:t>
+      </w:r>
+    </w:p>
+    <w:p>
+      <w:pPr>
+        <w:spacing w:before="100" w:beforeAutospacing="1" w:after="100" w:afterAutospacing="1" w:line="240" w:lineRule="auto"/>
+        <w:outlineLvl w:val="2"/>
+        <w:rPr>
+          <w:rFonts w:ascii="Times New Roman" w:eastAsia="Times New Roman" w:hAnsi="Times New Roman" w:cs="Times New Roman"/>
+          <w:b/>
+          <w:bCs/>
+          <w:color w:val="000000"/>
+          <w:kern w:val="0"/>
+          <w:sz w:val="27"/>
+          <w:szCs w:val="27"/>
+          <w:lang w:eastAsia="it-IT"/>
+          <w14:ligatures w14:val="none"/>
+        </w:rPr>
+      </w:pPr>
+      <w:r>
+        <w:rPr>
+          <w:rFonts w:ascii="Times New Roman" w:eastAsia="Times New Roman" w:hAnsi="Times New Roman" w:cs="Times New Roman"/>
+          <w:b/>
+          <w:bCs/>
+          <w:color w:val="000000"/>
+          <w:kern w:val="0"/>
+          <w:sz w:val="27"/>
+          <w:szCs w:val="27"/>
+          <w:lang w:eastAsia="it-IT"/>
+          <w14:ligatures w14:val="none"/>
+        </w:rPr>
+        <w:t xml:space="preserve">1. </w:t>
+      </w:r>
+      <w:r>
+        <w:rPr>
+          <w:rFonts w:ascii="Apple Color Emoji" w:eastAsia="Times New Roman" w:hAnsi="Apple Color Emoji" w:cs="Apple Color Emoji"/>
+          <w:b/>
+          <w:bCs/>
+          <w:color w:val="000000"/>
+          <w:kern w:val="0"/>
+          <w:sz w:val="27"/>
+          <w:szCs w:val="27"/>
+          <w:lang w:eastAsia="it-IT"/>
+          <w14:ligatures w14:val="none"/>
+        </w:rPr>
+        <w:t>📈</w:t>
+      </w:r>
+      <w:r>
+        <w:rPr>
+          <w:rFonts w:ascii="Times New Roman" w:eastAsia="Times New Roman" w:hAnsi="Times New Roman" w:cs="Times New Roman"/>
+          <w:b/>
+          <w:bCs/>
+          <w:color w:val="000000"/>
+          <w:kern w:val="0"/>
+          <w:sz w:val="27"/>
+          <w:szCs w:val="27"/>
+          <w:lang w:eastAsia="it-IT"/>
+          <w14:ligatures w14:val="none"/>
+        </w:rPr>
+        <w:t xml:space="preserve"> Analisi del Grafico Elbow e della Silhouette</w:t>
+      </w:r>
+    </w:p>
+    <w:p>
+      <w:pPr>
+        <w:numPr>
+          <w:ilvl w:val="0"/>
+          <w:numId w:val="11"/>
+        </w:numPr>
+        <w:spacing w:before="100" w:beforeAutospacing="1" w:after="100" w:afterAutospacing="1" w:line="240" w:lineRule="auto"/>
+        <w:rPr>
+          <w:rFonts w:ascii="Times New Roman" w:eastAsia="Times New Roman" w:hAnsi="Times New Roman" w:cs="Times New Roman"/>
+          <w:color w:val="000000"/>
+          <w:kern w:val="0"/>
+          <w:lang w:eastAsia="it-IT"/>
+          <w14:ligatures w14:val="none"/>
+        </w:rPr>
+      </w:pPr>
+      <w:r>
+        <w:rPr>
+          <w:rFonts w:ascii="Times New Roman" w:eastAsia="Times New Roman" w:hAnsi="Times New Roman" w:cs="Times New Roman"/>
+          <w:b/>
+          <w:bCs/>
+          <w:color w:val="000000"/>
+          <w:kern w:val="0"/>
+          <w:lang w:eastAsia="it-IT"/>
+          <w14:ligatures w14:val="none"/>
+        </w:rPr>
+        <w:t>L'Elbow (Gomito):</w:t>
+      </w:r>
+      <w:r>
+        <w:rPr>
+          <w:rFonts w:ascii="Times New Roman" w:eastAsia="Times New Roman" w:hAnsi="Times New Roman" w:cs="Times New Roman"/>
+          <w:color w:val="000000"/>
+          <w:kern w:val="0"/>
+          <w:lang w:eastAsia="it-IT"/>
+          <w14:ligatures w14:val="none"/>
+        </w:rPr>
+        <w:t xml:space="preserve"> Nel tuo grafico si vede una "piega" abbastanza netta </w:t>
+      </w:r>
+      <w:proofErr w:type="gramStart"/>
+      <w:r>
+        <w:rPr>
+          <w:rFonts w:ascii="Times New Roman" w:eastAsia="Times New Roman" w:hAnsi="Times New Roman" w:cs="Times New Roman"/>
+          <w:color w:val="000000"/>
+          <w:kern w:val="0"/>
+          <w:lang w:eastAsia="it-IT"/>
+          <w14:ligatures w14:val="none"/>
+        </w:rPr>
+        <w:t>tra  e</w:t>
+      </w:r>
+      <w:proofErr w:type="gramEnd"/>
+      <w:r>
+        <w:rPr>
+          <w:rFonts w:ascii="Times New Roman" w:eastAsia="Times New Roman" w:hAnsi="Times New Roman" w:cs="Times New Roman"/>
+          <w:color w:val="000000"/>
+          <w:kern w:val="0"/>
+          <w:lang w:eastAsia="it-IT"/>
+          <w14:ligatures w14:val="none"/>
+        </w:rPr>
+        <w:t xml:space="preserve"> , e poi un'altra </w:t>
+      </w:r>
+      <w:proofErr w:type="gramStart"/>
+      <w:r>
+        <w:rPr>
+          <w:rFonts w:ascii="Times New Roman" w:eastAsia="Times New Roman" w:hAnsi="Times New Roman" w:cs="Times New Roman"/>
+          <w:color w:val="000000"/>
+          <w:kern w:val="0"/>
+          <w:lang w:eastAsia="it-IT"/>
+          <w14:ligatures w14:val="none"/>
+        </w:rPr>
+        <w:t>a .</w:t>
+      </w:r>
+      <w:proofErr w:type="gramEnd"/>
+      <w:r>
+        <w:rPr>
+          <w:rFonts w:ascii="Times New Roman" w:eastAsia="Times New Roman" w:hAnsi="Times New Roman" w:cs="Times New Roman"/>
+          <w:color w:val="000000"/>
+          <w:kern w:val="0"/>
+          <w:lang w:eastAsia="it-IT"/>
+          <w14:ligatures w14:val="none"/>
+        </w:rPr>
+        <w:t xml:space="preserve"> </w:t>
+      </w:r>
+      <w:proofErr w:type="gramStart"/>
+      <w:r>
+        <w:rPr>
+          <w:rFonts w:ascii="Times New Roman" w:eastAsia="Times New Roman" w:hAnsi="Times New Roman" w:cs="Times New Roman"/>
+          <w:color w:val="000000"/>
+          <w:kern w:val="0"/>
+          <w:lang w:eastAsia="it-IT"/>
+          <w14:ligatures w14:val="none"/>
+        </w:rPr>
+        <w:t>Scegliere  (</w:t>
+      </w:r>
+      <w:proofErr w:type="gramEnd"/>
+      <w:r>
+        <w:rPr>
+          <w:rFonts w:ascii="Times New Roman" w:eastAsia="Times New Roman" w:hAnsi="Times New Roman" w:cs="Times New Roman"/>
+          <w:color w:val="000000"/>
+          <w:kern w:val="0"/>
+          <w:lang w:eastAsia="it-IT"/>
+          <w14:ligatures w14:val="none"/>
+        </w:rPr>
+        <w:t>come hai fatto) è un'ottima decisione perché dopo quel punto la discesa dell'</w:t>
+      </w:r>
+      <w:proofErr w:type="spellStart"/>
+      <w:r>
+        <w:rPr>
+          <w:rFonts w:ascii="Times New Roman" w:eastAsia="Times New Roman" w:hAnsi="Times New Roman" w:cs="Times New Roman"/>
+          <w:color w:val="000000"/>
+          <w:kern w:val="0"/>
+          <w:lang w:eastAsia="it-IT"/>
+          <w14:ligatures w14:val="none"/>
+        </w:rPr>
+        <w:t>Inertia</w:t>
+      </w:r>
+      <w:proofErr w:type="spellEnd"/>
+      <w:r>
+        <w:rPr>
+          <w:rFonts w:ascii="Times New Roman" w:eastAsia="Times New Roman" w:hAnsi="Times New Roman" w:cs="Times New Roman"/>
+          <w:color w:val="000000"/>
+          <w:kern w:val="0"/>
+          <w:lang w:eastAsia="it-IT"/>
+          <w14:ligatures w14:val="none"/>
+        </w:rPr>
+        <w:t xml:space="preserve"> rallenta.</w:t>
+      </w:r>
+    </w:p>
+    <w:p>
+      <w:pPr>
+        <w:numPr>
+          <w:ilvl w:val="0"/>
+          <w:numId w:val="11"/>
+        </w:numPr>
+        <w:spacing w:before="100" w:beforeAutospacing="1" w:after="100" w:afterAutospacing="1" w:line="240" w:lineRule="auto"/>
+        <w:rPr>
+          <w:rFonts w:ascii="Times New Roman" w:eastAsia="Times New Roman" w:hAnsi="Times New Roman" w:cs="Times New Roman"/>
+          <w:color w:val="000000"/>
+          <w:kern w:val="0"/>
+          <w:lang w:eastAsia="it-IT"/>
+          <w14:ligatures w14:val="none"/>
+        </w:rPr>
+      </w:pPr>
+      <w:r>
+        <w:rPr>
+          <w:rFonts w:ascii="Times New Roman" w:eastAsia="Times New Roman" w:hAnsi="Times New Roman" w:cs="Times New Roman"/>
+          <w:b/>
+          <w:bCs/>
+          <w:color w:val="000000"/>
+          <w:kern w:val="0"/>
+          <w:lang w:eastAsia="it-IT"/>
+          <w14:ligatures w14:val="none"/>
+        </w:rPr>
+        <w:t>Silhouette Score (0.330):</w:t>
+      </w:r>
+      <w:r>
+        <w:rPr>
+          <w:rFonts w:ascii="Times New Roman" w:eastAsia="Times New Roman" w:hAnsi="Times New Roman" w:cs="Times New Roman"/>
+          <w:color w:val="000000"/>
+          <w:kern w:val="0"/>
+          <w:lang w:eastAsia="it-IT"/>
+          <w14:ligatures w14:val="none"/>
+        </w:rPr>
+        <w:t> Un valore di 0.33 è un risultato </w:t>
+      </w:r>
+      <w:r>
+        <w:rPr>
+          <w:rFonts w:ascii="Times New Roman" w:eastAsia="Times New Roman" w:hAnsi="Times New Roman" w:cs="Times New Roman"/>
+          <w:b/>
+          <w:bCs/>
+          <w:color w:val="000000"/>
+          <w:kern w:val="0"/>
+          <w:lang w:eastAsia="it-IT"/>
+          <w14:ligatures w14:val="none"/>
+        </w:rPr>
+        <w:t>buono e realistico</w:t>
+      </w:r>
+      <w:r>
+        <w:rPr>
+          <w:rFonts w:ascii="Times New Roman" w:eastAsia="Times New Roman" w:hAnsi="Times New Roman" w:cs="Times New Roman"/>
+          <w:color w:val="000000"/>
+          <w:kern w:val="0"/>
+          <w:lang w:eastAsia="it-IT"/>
+          <w14:ligatures w14:val="none"/>
+        </w:rPr>
+        <w:t> per dataset reali di questo tipo. Indica che i cluster sono definiti, anche se c'è qualche sovrapposizione (non sono gruppi totalmente isolati, il che ha senso: i giochi da tavolo sfumano l'uno nell'altro).</w:t>
+      </w:r>
+    </w:p>
+    <w:p>
+      <w:pPr>
+        <w:spacing w:before="100" w:beforeAutospacing="1" w:after="100" w:afterAutospacing="1" w:line="240" w:lineRule="auto"/>
+        <w:ind w:left="360"/>
+        <w:rPr>
+          <w:rFonts w:ascii="Times New Roman" w:eastAsia="Times New Roman" w:hAnsi="Times New Roman" w:cs="Times New Roman"/>
+          <w:color w:val="000000"/>
+          <w:kern w:val="0"/>
+          <w:lang w:eastAsia="it-IT"/>
+          <w14:ligatures w14:val="none"/>
+        </w:rPr>
+      </w:pPr>
+    </w:p>
+    <w:p>
+      <w:pPr>
+        <w:spacing w:before="100" w:beforeAutospacing="1" w:after="100" w:afterAutospacing="1" w:line="240" w:lineRule="auto"/>
+        <w:ind w:left="360"/>
+        <w:rPr>
+          <w:rFonts w:ascii="Times New Roman" w:eastAsia="Times New Roman" w:hAnsi="Times New Roman" w:cs="Times New Roman"/>
+          <w:color w:val="000000"/>
+          <w:kern w:val="0"/>
+          <w:lang w:eastAsia="it-IT"/>
+          <w14:ligatures w14:val="none"/>
+        </w:rPr>
+      </w:pPr>
+      <w:r>
+        <w:rPr>
+          <w:rFonts w:ascii="Times New Roman" w:eastAsia="Times New Roman" w:hAnsi="Times New Roman" w:cs="Times New Roman"/>
+          <w:color w:val="000000"/>
+          <w:kern w:val="0"/>
+          <w:lang w:eastAsia="it-IT"/>
+          <w14:ligatures w14:val="none"/>
+        </w:rPr>
+        <w:t>cella 3:</w:t>
+      </w:r>
+    </w:p>
+    <w:p>
+      <w:pPr>
+        <w:spacing w:before="100" w:beforeAutospacing="1" w:after="100" w:afterAutospacing="1" w:line="240" w:lineRule="auto"/>
+        <w:outlineLvl w:val="2"/>
+        <w:rPr>
+          <w:rFonts w:ascii="Times New Roman" w:eastAsia="Times New Roman" w:hAnsi="Times New Roman" w:cs="Times New Roman"/>
+          <w:b/>
+          <w:bCs/>
+          <w:color w:val="000000"/>
+          <w:kern w:val="0"/>
+          <w:sz w:val="27"/>
+          <w:szCs w:val="27"/>
+          <w:lang w:eastAsia="it-IT"/>
+          <w14:ligatures w14:val="none"/>
+        </w:rPr>
+      </w:pPr>
+      <w:r>
+        <w:rPr>
+          <w:rFonts w:ascii="Times New Roman" w:eastAsia="Times New Roman" w:hAnsi="Times New Roman" w:cs="Times New Roman"/>
+          <w:b/>
+          <w:bCs/>
+          <w:color w:val="000000"/>
+          <w:kern w:val="0"/>
+          <w:sz w:val="27"/>
+          <w:szCs w:val="27"/>
+          <w:lang w:eastAsia="it-IT"/>
+          <w14:ligatures w14:val="none"/>
+        </w:rPr>
+        <w:t>2.  Interpretazione dei Cluster (Cella 3)</w:t>
+      </w:r>
+    </w:p>
+    <w:p>
+      <w:pPr>
+        <w:spacing w:before="100" w:beforeAutospacing="1" w:after="100" w:afterAutospacing="1" w:line="240" w:lineRule="auto"/>
+        <w:rPr>
+          <w:rFonts w:ascii="Times New Roman" w:eastAsia="Times New Roman" w:hAnsi="Times New Roman" w:cs="Times New Roman"/>
+          <w:color w:val="000000"/>
+          <w:kern w:val="0"/>
+          <w:lang w:eastAsia="it-IT"/>
+          <w14:ligatures w14:val="none"/>
+        </w:rPr>
+      </w:pPr>
+      <w:r>
+        <w:rPr>
+          <w:rFonts w:ascii="Times New Roman" w:eastAsia="Times New Roman" w:hAnsi="Times New Roman" w:cs="Times New Roman"/>
+          <w:color w:val="000000"/>
+          <w:kern w:val="0"/>
+          <w:lang w:eastAsia="it-IT"/>
+          <w14:ligatures w14:val="none"/>
+        </w:rPr>
+        <w:t>Guarda la distribuzione dei tuoi giochi:</w:t>
+      </w:r>
+    </w:p>
+    <w:p>
+      <w:pPr>
+        <w:numPr>
+          <w:ilvl w:val="0"/>
+          <w:numId w:val="12"/>
+        </w:numPr>
+        <w:spacing w:before="100" w:beforeAutospacing="1" w:after="100" w:afterAutospacing="1" w:line="240" w:lineRule="auto"/>
+        <w:rPr>
+          <w:rFonts w:ascii="Times New Roman" w:eastAsia="Times New Roman" w:hAnsi="Times New Roman" w:cs="Times New Roman"/>
+          <w:color w:val="000000"/>
+          <w:kern w:val="0"/>
+          <w:lang w:eastAsia="it-IT"/>
+          <w14:ligatures w14:val="none"/>
+        </w:rPr>
+      </w:pPr>
+      <w:r>
+        <w:rPr>
+          <w:rFonts w:ascii="Times New Roman" w:eastAsia="Times New Roman" w:hAnsi="Times New Roman" w:cs="Times New Roman"/>
+          <w:b/>
+          <w:bCs/>
+          <w:color w:val="000000"/>
+          <w:kern w:val="0"/>
+          <w:lang w:eastAsia="it-IT"/>
+          <w14:ligatures w14:val="none"/>
+        </w:rPr>
+        <w:t>Cluster 0 (12.582 giochi):</w:t>
+      </w:r>
+      <w:r>
+        <w:rPr>
+          <w:rFonts w:ascii="Times New Roman" w:eastAsia="Times New Roman" w:hAnsi="Times New Roman" w:cs="Times New Roman"/>
+          <w:color w:val="000000"/>
+          <w:kern w:val="0"/>
+          <w:lang w:eastAsia="it-IT"/>
+          <w14:ligatures w14:val="none"/>
+        </w:rPr>
+        <w:t> È il "cuore" del dataset. Probabilmente giochi mediamente popolari e di complessità media.</w:t>
+      </w:r>
+    </w:p>
+    <w:p>
+      <w:pPr>
+        <w:numPr>
+          <w:ilvl w:val="0"/>
+          <w:numId w:val="12"/>
+        </w:numPr>
+        <w:spacing w:before="100" w:beforeAutospacing="1" w:after="100" w:afterAutospacing="1" w:line="240" w:lineRule="auto"/>
+        <w:rPr>
+          <w:rFonts w:ascii="Times New Roman" w:eastAsia="Times New Roman" w:hAnsi="Times New Roman" w:cs="Times New Roman"/>
+          <w:color w:val="000000"/>
+          <w:kern w:val="0"/>
+          <w:lang w:eastAsia="it-IT"/>
+          <w14:ligatures w14:val="none"/>
+        </w:rPr>
+      </w:pPr>
+      <w:r>
+        <w:rPr>
+          <w:rFonts w:ascii="Times New Roman" w:eastAsia="Times New Roman" w:hAnsi="Times New Roman" w:cs="Times New Roman"/>
+          <w:b/>
+          <w:bCs/>
+          <w:color w:val="000000"/>
+          <w:kern w:val="0"/>
+          <w:lang w:eastAsia="it-IT"/>
+          <w14:ligatures w14:val="none"/>
+        </w:rPr>
+        <w:t>Cluster 2 (8.828 giochi):</w:t>
+      </w:r>
+      <w:r>
+        <w:rPr>
+          <w:rFonts w:ascii="Times New Roman" w:eastAsia="Times New Roman" w:hAnsi="Times New Roman" w:cs="Times New Roman"/>
+          <w:color w:val="000000"/>
+          <w:kern w:val="0"/>
+          <w:lang w:eastAsia="it-IT"/>
+          <w14:ligatures w14:val="none"/>
+        </w:rPr>
+        <w:t> Il secondo gruppo più grande.</w:t>
+      </w:r>
+    </w:p>
+    <w:p>
+      <w:pPr>
+        <w:numPr>
+          <w:ilvl w:val="0"/>
+          <w:numId w:val="12"/>
+        </w:numPr>
+        <w:spacing w:before="100" w:beforeAutospacing="1" w:after="100" w:afterAutospacing="1" w:line="240" w:lineRule="auto"/>
+        <w:rPr>
+          <w:rFonts w:ascii="Times New Roman" w:eastAsia="Times New Roman" w:hAnsi="Times New Roman" w:cs="Times New Roman"/>
+          <w:color w:val="000000"/>
+          <w:kern w:val="0"/>
+          <w:lang w:eastAsia="it-IT"/>
+          <w14:ligatures w14:val="none"/>
+        </w:rPr>
+      </w:pPr>
+      <w:r>
+        <w:rPr>
+          <w:rFonts w:ascii="Times New Roman" w:eastAsia="Times New Roman" w:hAnsi="Times New Roman" w:cs="Times New Roman"/>
+          <w:b/>
+          <w:bCs/>
+          <w:color w:val="000000"/>
+          <w:kern w:val="0"/>
+          <w:lang w:eastAsia="it-IT"/>
+          <w14:ligatures w14:val="none"/>
+        </w:rPr>
+        <w:t>Cluster 3 (200 giochi):</w:t>
+      </w:r>
+      <w:r>
+        <w:rPr>
+          <w:rFonts w:ascii="Times New Roman" w:eastAsia="Times New Roman" w:hAnsi="Times New Roman" w:cs="Times New Roman"/>
+          <w:color w:val="000000"/>
+          <w:kern w:val="0"/>
+          <w:lang w:eastAsia="it-IT"/>
+          <w14:ligatures w14:val="none"/>
+        </w:rPr>
+        <w:t> Questi sono "speciali". Sono pochi. Potrebbero essere i giochi </w:t>
+      </w:r>
+      <w:r>
+        <w:rPr>
+          <w:rFonts w:ascii="Times New Roman" w:eastAsia="Times New Roman" w:hAnsi="Times New Roman" w:cs="Times New Roman"/>
+          <w:b/>
+          <w:bCs/>
+          <w:color w:val="000000"/>
+          <w:kern w:val="0"/>
+          <w:lang w:eastAsia="it-IT"/>
+          <w14:ligatures w14:val="none"/>
+        </w:rPr>
+        <w:t xml:space="preserve">estremamente </w:t>
+      </w:r>
+      <w:proofErr w:type="gramStart"/>
+      <w:r>
+        <w:rPr>
+          <w:rFonts w:ascii="Times New Roman" w:eastAsia="Times New Roman" w:hAnsi="Times New Roman" w:cs="Times New Roman"/>
+          <w:b/>
+          <w:bCs/>
+          <w:color w:val="000000"/>
+          <w:kern w:val="0"/>
+          <w:lang w:eastAsia="it-IT"/>
+          <w14:ligatures w14:val="none"/>
+        </w:rPr>
+        <w:t>popolari</w:t>
+      </w:r>
+      <w:r>
+        <w:rPr>
+          <w:rFonts w:ascii="Times New Roman" w:eastAsia="Times New Roman" w:hAnsi="Times New Roman" w:cs="Times New Roman"/>
+          <w:color w:val="000000"/>
+          <w:kern w:val="0"/>
+          <w:lang w:eastAsia="it-IT"/>
+          <w14:ligatures w14:val="none"/>
+        </w:rPr>
+        <w:t>(</w:t>
+      </w:r>
+      <w:proofErr w:type="spellStart"/>
+      <w:proofErr w:type="gramEnd"/>
+      <w:r>
+        <w:rPr>
+          <w:rFonts w:ascii="Times New Roman" w:eastAsia="Times New Roman" w:hAnsi="Times New Roman" w:cs="Times New Roman"/>
+          <w:color w:val="000000"/>
+          <w:kern w:val="0"/>
+          <w:lang w:eastAsia="it-IT"/>
+          <w14:ligatures w14:val="none"/>
+        </w:rPr>
+        <w:t>outlier</w:t>
+      </w:r>
+      <w:proofErr w:type="spellEnd"/>
+      <w:r>
+        <w:rPr>
+          <w:rFonts w:ascii="Times New Roman" w:eastAsia="Times New Roman" w:hAnsi="Times New Roman" w:cs="Times New Roman"/>
+          <w:color w:val="000000"/>
+          <w:kern w:val="0"/>
+          <w:lang w:eastAsia="it-IT"/>
+          <w14:ligatures w14:val="none"/>
+        </w:rPr>
+        <w:t xml:space="preserve"> di </w:t>
+      </w:r>
+      <w:proofErr w:type="spellStart"/>
+      <w:r>
+        <w:rPr>
+          <w:rFonts w:ascii="Times New Roman" w:eastAsia="Times New Roman" w:hAnsi="Times New Roman" w:cs="Times New Roman"/>
+          <w:color w:val="000000"/>
+          <w:kern w:val="0"/>
+          <w:lang w:eastAsia="it-IT"/>
+          <w14:ligatures w14:val="none"/>
+        </w:rPr>
+        <w:t>NumUserRatings</w:t>
+      </w:r>
+      <w:proofErr w:type="spellEnd"/>
+      <w:r>
+        <w:rPr>
+          <w:rFonts w:ascii="Times New Roman" w:eastAsia="Times New Roman" w:hAnsi="Times New Roman" w:cs="Times New Roman"/>
+          <w:color w:val="000000"/>
+          <w:kern w:val="0"/>
+          <w:lang w:eastAsia="it-IT"/>
+          <w14:ligatures w14:val="none"/>
+        </w:rPr>
+        <w:t>) o quelli con tempi di gioco infiniti.</w:t>
+      </w:r>
+    </w:p>
+    <w:p>
+      <w:pPr>
+        <w:numPr>
+          <w:ilvl w:val="0"/>
+          <w:numId w:val="12"/>
+        </w:numPr>
+        <w:spacing w:before="100" w:beforeAutospacing="1" w:after="100" w:afterAutospacing="1" w:line="240" w:lineRule="auto"/>
+        <w:rPr>
+          <w:rFonts w:ascii="Times New Roman" w:eastAsia="Times New Roman" w:hAnsi="Times New Roman" w:cs="Times New Roman"/>
+          <w:color w:val="000000"/>
+          <w:kern w:val="0"/>
+          <w:lang w:eastAsia="it-IT"/>
+          <w14:ligatures w14:val="none"/>
+        </w:rPr>
+      </w:pPr>
+      <w:r>
+        <w:rPr>
+          <w:rFonts w:ascii="Times New Roman" w:eastAsia="Times New Roman" w:hAnsi="Times New Roman" w:cs="Times New Roman"/>
+          <w:b/>
+          <w:bCs/>
+          <w:color w:val="000000"/>
+          <w:kern w:val="0"/>
+          <w:lang w:eastAsia="it-IT"/>
+          <w14:ligatures w14:val="none"/>
+        </w:rPr>
+        <w:t>Cluster 1 (Solo 3 giochi!):</w:t>
+      </w:r>
+      <w:r>
+        <w:rPr>
+          <w:rFonts w:ascii="Times New Roman" w:eastAsia="Times New Roman" w:hAnsi="Times New Roman" w:cs="Times New Roman"/>
+          <w:color w:val="000000"/>
+          <w:kern w:val="0"/>
+          <w:lang w:eastAsia="it-IT"/>
+          <w14:ligatures w14:val="none"/>
+        </w:rPr>
+        <w:t> </w:t>
+      </w:r>
+      <w:r>
+        <w:rPr>
+          <w:rFonts w:ascii="Times New Roman" w:eastAsia="Times New Roman" w:hAnsi="Times New Roman" w:cs="Times New Roman"/>
+          <w:b/>
+          <w:bCs/>
+          <w:color w:val="000000"/>
+          <w:kern w:val="0"/>
+          <w:lang w:eastAsia="it-IT"/>
+          <w14:ligatures w14:val="none"/>
+        </w:rPr>
+        <w:t>Attenzione!</w:t>
+      </w:r>
+      <w:r>
+        <w:rPr>
+          <w:rFonts w:ascii="Times New Roman" w:eastAsia="Times New Roman" w:hAnsi="Times New Roman" w:cs="Times New Roman"/>
+          <w:color w:val="000000"/>
+          <w:kern w:val="0"/>
+          <w:lang w:eastAsia="it-IT"/>
+          <w14:ligatures w14:val="none"/>
+        </w:rPr>
+        <w:t> Questi sono </w:t>
+      </w:r>
+      <w:proofErr w:type="spellStart"/>
+      <w:r>
+        <w:rPr>
+          <w:rFonts w:ascii="Times New Roman" w:eastAsia="Times New Roman" w:hAnsi="Times New Roman" w:cs="Times New Roman"/>
+          <w:b/>
+          <w:bCs/>
+          <w:color w:val="000000"/>
+          <w:kern w:val="0"/>
+          <w:lang w:eastAsia="it-IT"/>
+          <w14:ligatures w14:val="none"/>
+        </w:rPr>
+        <w:t>Outlier</w:t>
+      </w:r>
+      <w:proofErr w:type="spellEnd"/>
+      <w:r>
+        <w:rPr>
+          <w:rFonts w:ascii="Times New Roman" w:eastAsia="Times New Roman" w:hAnsi="Times New Roman" w:cs="Times New Roman"/>
+          <w:b/>
+          <w:bCs/>
+          <w:color w:val="000000"/>
+          <w:kern w:val="0"/>
+          <w:lang w:eastAsia="it-IT"/>
+          <w14:ligatures w14:val="none"/>
+        </w:rPr>
+        <w:t xml:space="preserve"> estremi</w:t>
+      </w:r>
+      <w:r>
+        <w:rPr>
+          <w:rFonts w:ascii="Times New Roman" w:eastAsia="Times New Roman" w:hAnsi="Times New Roman" w:cs="Times New Roman"/>
+          <w:color w:val="000000"/>
+          <w:kern w:val="0"/>
+          <w:lang w:eastAsia="it-IT"/>
+          <w14:ligatures w14:val="none"/>
+        </w:rPr>
+        <w:t>. Probabilmente sono quei giochi con </w:t>
+      </w:r>
+      <w:proofErr w:type="spellStart"/>
+      <w:r>
+        <w:rPr>
+          <w:rFonts w:ascii="Courier New" w:eastAsia="Times New Roman" w:hAnsi="Courier New" w:cs="Courier New"/>
+          <w:color w:val="000000"/>
+          <w:kern w:val="0"/>
+          <w:sz w:val="20"/>
+          <w:szCs w:val="20"/>
+          <w:lang w:eastAsia="it-IT"/>
+          <w14:ligatures w14:val="none"/>
+        </w:rPr>
+        <w:t>MaxPlayers</w:t>
+      </w:r>
+      <w:proofErr w:type="spellEnd"/>
+      <w:r>
+        <w:rPr>
+          <w:rFonts w:ascii="Times New Roman" w:eastAsia="Times New Roman" w:hAnsi="Times New Roman" w:cs="Times New Roman"/>
+          <w:color w:val="000000"/>
+          <w:kern w:val="0"/>
+          <w:lang w:eastAsia="it-IT"/>
+          <w14:ligatures w14:val="none"/>
+        </w:rPr>
+        <w:t> o </w:t>
+      </w:r>
+      <w:proofErr w:type="spellStart"/>
+      <w:r>
+        <w:rPr>
+          <w:rFonts w:ascii="Courier New" w:eastAsia="Times New Roman" w:hAnsi="Courier New" w:cs="Courier New"/>
+          <w:color w:val="000000"/>
+          <w:kern w:val="0"/>
+          <w:sz w:val="20"/>
+          <w:szCs w:val="20"/>
+          <w:lang w:eastAsia="it-IT"/>
+          <w14:ligatures w14:val="none"/>
+        </w:rPr>
+        <w:t>MfgPlaytime</w:t>
+      </w:r>
+      <w:proofErr w:type="spellEnd"/>
+      <w:r>
+        <w:rPr>
+          <w:rFonts w:ascii="Times New Roman" w:eastAsia="Times New Roman" w:hAnsi="Times New Roman" w:cs="Times New Roman"/>
+          <w:color w:val="000000"/>
+          <w:kern w:val="0"/>
+          <w:lang w:eastAsia="it-IT"/>
+          <w14:ligatures w14:val="none"/>
+        </w:rPr>
+        <w:t> assurdi che non sono stati filtrati del tutto. Nel report dovrai dire: </w:t>
+      </w:r>
+      <w:r>
+        <w:rPr>
+          <w:rFonts w:ascii="Times New Roman" w:eastAsia="Times New Roman" w:hAnsi="Times New Roman" w:cs="Times New Roman"/>
+          <w:i/>
+          <w:iCs/>
+          <w:color w:val="000000"/>
+          <w:kern w:val="0"/>
+          <w:lang w:eastAsia="it-IT"/>
+          <w14:ligatures w14:val="none"/>
+        </w:rPr>
+        <w:t xml:space="preserve">"Il cluster 1 identifica un numero esiguo di record con caratteristiche fuori scala, confermando la presenza di </w:t>
+      </w:r>
+      <w:proofErr w:type="spellStart"/>
+      <w:r>
+        <w:rPr>
+          <w:rFonts w:ascii="Times New Roman" w:eastAsia="Times New Roman" w:hAnsi="Times New Roman" w:cs="Times New Roman"/>
+          <w:i/>
+          <w:iCs/>
+          <w:color w:val="000000"/>
+          <w:kern w:val="0"/>
+          <w:lang w:eastAsia="it-IT"/>
+          <w14:ligatures w14:val="none"/>
+        </w:rPr>
+        <w:t>outlier</w:t>
+      </w:r>
+      <w:proofErr w:type="spellEnd"/>
+      <w:r>
+        <w:rPr>
+          <w:rFonts w:ascii="Times New Roman" w:eastAsia="Times New Roman" w:hAnsi="Times New Roman" w:cs="Times New Roman"/>
+          <w:i/>
+          <w:iCs/>
+          <w:color w:val="000000"/>
+          <w:kern w:val="0"/>
+          <w:lang w:eastAsia="it-IT"/>
+          <w14:ligatures w14:val="none"/>
+        </w:rPr>
+        <w:t xml:space="preserve"> residui"</w:t>
+      </w:r>
+      <w:r>
+        <w:rPr>
+          <w:rFonts w:ascii="Times New Roman" w:eastAsia="Times New Roman" w:hAnsi="Times New Roman" w:cs="Times New Roman"/>
+          <w:color w:val="000000"/>
+          <w:kern w:val="0"/>
+          <w:lang w:eastAsia="it-IT"/>
+          <w14:ligatures w14:val="none"/>
+        </w:rPr>
+        <w:t>.</w:t>
+      </w:r>
+    </w:p>
+    <w:p>
+      <w:pPr>
+        <w:spacing w:before="100" w:beforeAutospacing="1" w:after="100" w:afterAutospacing="1" w:line="240" w:lineRule="auto"/>
+        <w:ind w:left="360"/>
+        <w:rPr>
+          <w:rFonts w:ascii="Times New Roman" w:eastAsia="Times New Roman" w:hAnsi="Times New Roman" w:cs="Times New Roman"/>
+          <w:color w:val="000000"/>
+          <w:kern w:val="0"/>
+          <w:lang w:eastAsia="it-IT"/>
+          <w14:ligatures w14:val="none"/>
+        </w:rPr>
+      </w:pPr>
+    </w:p>
+    <w:p>
+      <w:pPr>
+        <w:spacing w:before="100" w:beforeAutospacing="1" w:after="100" w:afterAutospacing="1" w:line="240" w:lineRule="auto"/>
+        <w:ind w:left="360"/>
+        <w:rPr>
+          <w:rFonts w:ascii="-webkit-standard" w:hAnsi="-webkit-standard"/>
+          <w:color w:val="000000"/>
+          <w:sz w:val="27"/>
+          <w:szCs w:val="27"/>
+        </w:rPr>
+      </w:pPr>
+      <w:r>
+        <w:rPr>
+          <w:rFonts w:ascii="-webkit-standard" w:hAnsi="-webkit-standard"/>
+          <w:color w:val="000000"/>
+          <w:sz w:val="27"/>
+          <w:szCs w:val="27"/>
+        </w:rPr>
+        <w:t>Guarda il grafico: il punto in cui la curva "si piega" (come un gomito) e smette di scendere drasticamente è il tuo</w:t>
+      </w:r>
+      <w:r>
+        <w:rPr>
+          <w:rStyle w:val="apple-converted-space"/>
+          <w:rFonts w:ascii="-webkit-standard" w:hAnsi="-webkit-standard"/>
+          <w:color w:val="000000"/>
+          <w:sz w:val="27"/>
+          <w:szCs w:val="27"/>
+        </w:rPr>
+        <w:t> </w:t>
+      </w:r>
+      <w:r>
+        <w:rPr>
+          <w:b/>
+          <w:bCs/>
+          <w:color w:val="000000"/>
+        </w:rPr>
+        <w:t>K ottimale</w:t>
+      </w:r>
+      <w:r>
+        <w:rPr>
+          <w:rFonts w:ascii="-webkit-standard" w:hAnsi="-webkit-standard"/>
+          <w:color w:val="000000"/>
+          <w:sz w:val="27"/>
+          <w:szCs w:val="27"/>
+        </w:rPr>
+        <w:t>. Di solito per questo dataset è tra</w:t>
+      </w:r>
+      <w:r>
+        <w:rPr>
+          <w:rStyle w:val="apple-converted-space"/>
+          <w:rFonts w:ascii="-webkit-standard" w:hAnsi="-webkit-standard"/>
+          <w:color w:val="000000"/>
+          <w:sz w:val="27"/>
+          <w:szCs w:val="27"/>
+        </w:rPr>
+        <w:t> </w:t>
+      </w:r>
+      <w:r>
+        <w:rPr>
+          <w:b/>
+          <w:bCs/>
+          <w:color w:val="000000"/>
+        </w:rPr>
+        <w:t>3 e 5</w:t>
+      </w:r>
+      <w:r>
+        <w:rPr>
+          <w:rFonts w:ascii="-webkit-standard" w:hAnsi="-webkit-standard"/>
+          <w:color w:val="000000"/>
+          <w:sz w:val="27"/>
+          <w:szCs w:val="27"/>
+        </w:rPr>
+        <w:t>.</w:t>
+      </w:r>
+    </w:p>
+    <w:p>
+      <w:pPr>
+        <w:spacing w:before="100" w:beforeAutospacing="1" w:after="100" w:afterAutospacing="1" w:line="240" w:lineRule="auto"/>
+        <w:ind w:left="360"/>
+        <w:rPr>
+          <w:rFonts w:ascii="Times New Roman" w:eastAsia="Times New Roman" w:hAnsi="Times New Roman" w:cs="Times New Roman"/>
+          <w:color w:val="000000"/>
+          <w:kern w:val="0"/>
+          <w:lang w:eastAsia="it-IT"/>
+          <w14:ligatures w14:val="none"/>
+        </w:rPr>
+      </w:pPr>
+      <w:r>
+        <w:rPr>
+          <w:rFonts w:ascii="-webkit-standard" w:hAnsi="-webkit-standard"/>
+          <w:color w:val="000000"/>
+          <w:sz w:val="27"/>
+          <w:szCs w:val="27"/>
+        </w:rPr>
+        <w:lastRenderedPageBreak/>
+        <w:t xml:space="preserve">Una volta </w:t>
+      </w:r>
+      <w:proofErr w:type="gramStart"/>
+      <w:r>
+        <w:rPr>
+          <w:rFonts w:ascii="-webkit-standard" w:hAnsi="-webkit-standard"/>
+          <w:color w:val="000000"/>
+          <w:sz w:val="27"/>
+          <w:szCs w:val="27"/>
+        </w:rPr>
+        <w:t>scelto</w:t>
+      </w:r>
+      <w:r>
+        <w:rPr>
+          <w:rStyle w:val="apple-converted-space"/>
+          <w:rFonts w:ascii="-webkit-standard" w:hAnsi="-webkit-standard"/>
+          <w:color w:val="000000"/>
+          <w:sz w:val="27"/>
+          <w:szCs w:val="27"/>
+        </w:rPr>
+        <w:t>  </w:t>
+      </w:r>
+      <w:r>
+        <w:rPr>
+          <w:rFonts w:ascii="-webkit-standard" w:hAnsi="-webkit-standard"/>
+          <w:color w:val="000000"/>
+          <w:sz w:val="27"/>
+          <w:szCs w:val="27"/>
+        </w:rPr>
+        <w:t>(</w:t>
+      </w:r>
+      <w:proofErr w:type="gramEnd"/>
+      <w:r>
+        <w:rPr>
+          <w:rFonts w:ascii="-webkit-standard" w:hAnsi="-webkit-standard"/>
+          <w:color w:val="000000"/>
+          <w:sz w:val="27"/>
+          <w:szCs w:val="27"/>
+        </w:rPr>
+        <w:t>facciamo finta sia 4), eseguiamo l'algoritmo:</w:t>
+      </w:r>
+    </w:p>
+    <w:p>
+      <w:pPr>
+        <w:spacing w:before="100" w:beforeAutospacing="1" w:after="100" w:afterAutospacing="1" w:line="240" w:lineRule="auto"/>
+        <w:ind w:left="360"/>
+        <w:rPr>
+          <w:rFonts w:ascii="-webkit-standard" w:hAnsi="-webkit-standard"/>
+          <w:color w:val="000000"/>
+          <w:sz w:val="27"/>
+          <w:szCs w:val="27"/>
+        </w:rPr>
+      </w:pPr>
+      <w:r>
+        <w:rPr>
+          <w:rFonts w:ascii="-webkit-standard" w:hAnsi="-webkit-standard"/>
+          <w:color w:val="000000"/>
+          <w:sz w:val="27"/>
+          <w:szCs w:val="27"/>
+        </w:rPr>
+        <w:t>"Per il task di clustering, sono state selezionate le feature che definiscono l'esperienza di gioco e la sua complessità. Prima dell'applicazione degli algoritmi, i dati sono stati normalizzati utilizzando lo</w:t>
+      </w:r>
+      <w:r>
+        <w:rPr>
+          <w:rStyle w:val="apple-converted-space"/>
+          <w:rFonts w:ascii="-webkit-standard" w:hAnsi="-webkit-standard"/>
+          <w:color w:val="000000"/>
+          <w:sz w:val="27"/>
+          <w:szCs w:val="27"/>
+        </w:rPr>
+        <w:t> </w:t>
+      </w:r>
+      <w:proofErr w:type="spellStart"/>
+      <w:r>
+        <w:rPr>
+          <w:rStyle w:val="CodiceHTML"/>
+          <w:rFonts w:eastAsiaTheme="majorEastAsia"/>
+          <w:color w:val="000000"/>
+        </w:rPr>
+        <w:t>StandardScaler</w:t>
+      </w:r>
+      <w:proofErr w:type="spellEnd"/>
+      <w:r>
+        <w:rPr>
+          <w:rStyle w:val="apple-converted-space"/>
+          <w:rFonts w:ascii="-webkit-standard" w:hAnsi="-webkit-standard"/>
+          <w:color w:val="000000"/>
+          <w:sz w:val="27"/>
+          <w:szCs w:val="27"/>
+        </w:rPr>
+        <w:t> </w:t>
+      </w:r>
+      <w:r>
+        <w:rPr>
+          <w:rFonts w:ascii="-webkit-standard" w:hAnsi="-webkit-standard"/>
+          <w:color w:val="000000"/>
+          <w:sz w:val="27"/>
+          <w:szCs w:val="27"/>
+        </w:rPr>
+        <w:t>per evitare che variabili con range elevati (come</w:t>
+      </w:r>
+      <w:r>
+        <w:rPr>
+          <w:rStyle w:val="apple-converted-space"/>
+          <w:rFonts w:ascii="-webkit-standard" w:hAnsi="-webkit-standard"/>
+          <w:color w:val="000000"/>
+          <w:sz w:val="27"/>
+          <w:szCs w:val="27"/>
+        </w:rPr>
+        <w:t> </w:t>
+      </w:r>
+      <w:proofErr w:type="spellStart"/>
+      <w:r>
+        <w:rPr>
+          <w:rStyle w:val="CodiceHTML"/>
+          <w:rFonts w:eastAsiaTheme="majorEastAsia"/>
+          <w:color w:val="000000"/>
+        </w:rPr>
+        <w:t>NumUserRatings</w:t>
+      </w:r>
+      <w:proofErr w:type="spellEnd"/>
+      <w:r>
+        <w:rPr>
+          <w:rFonts w:ascii="-webkit-standard" w:hAnsi="-webkit-standard"/>
+          <w:color w:val="000000"/>
+          <w:sz w:val="27"/>
+          <w:szCs w:val="27"/>
+        </w:rPr>
+        <w:t>) dominassero su variabili con range ridotti (come</w:t>
+      </w:r>
+      <w:r>
+        <w:rPr>
+          <w:rStyle w:val="apple-converted-space"/>
+          <w:rFonts w:ascii="-webkit-standard" w:hAnsi="-webkit-standard"/>
+          <w:color w:val="000000"/>
+          <w:sz w:val="27"/>
+          <w:szCs w:val="27"/>
+        </w:rPr>
+        <w:t> </w:t>
+      </w:r>
+      <w:proofErr w:type="spellStart"/>
+      <w:r>
+        <w:rPr>
+          <w:rStyle w:val="CodiceHTML"/>
+          <w:rFonts w:eastAsiaTheme="majorEastAsia"/>
+          <w:color w:val="000000"/>
+        </w:rPr>
+        <w:t>GameWeight</w:t>
+      </w:r>
+      <w:proofErr w:type="spellEnd"/>
+      <w:r>
+        <w:rPr>
+          <w:rFonts w:ascii="-webkit-standard" w:hAnsi="-webkit-standard"/>
+          <w:color w:val="000000"/>
+          <w:sz w:val="27"/>
+          <w:szCs w:val="27"/>
+        </w:rPr>
+        <w:t>). Il numero ottimale di cluster è stato determinato tramite il metodo dell'Elbow, identificando il punto di flesso della curva dell'</w:t>
+      </w:r>
+      <w:proofErr w:type="spellStart"/>
+      <w:r>
+        <w:rPr>
+          <w:rFonts w:ascii="-webkit-standard" w:hAnsi="-webkit-standard"/>
+          <w:color w:val="000000"/>
+          <w:sz w:val="27"/>
+          <w:szCs w:val="27"/>
+        </w:rPr>
+        <w:t>inertia</w:t>
+      </w:r>
+      <w:proofErr w:type="spellEnd"/>
+      <w:r>
+        <w:rPr>
+          <w:rFonts w:ascii="-webkit-standard" w:hAnsi="-webkit-standard"/>
+          <w:color w:val="000000"/>
+          <w:sz w:val="27"/>
+          <w:szCs w:val="27"/>
+        </w:rPr>
+        <w:t>."</w:t>
+      </w:r>
+    </w:p>
+    <w:p>
+      <w:pPr>
+        <w:spacing w:before="100" w:beforeAutospacing="1" w:after="100" w:afterAutospacing="1" w:line="240" w:lineRule="auto"/>
+        <w:ind w:left="360"/>
+        <w:rPr>
+          <w:rFonts w:ascii="-webkit-standard" w:hAnsi="-webkit-standard"/>
+          <w:color w:val="000000"/>
+          <w:sz w:val="27"/>
+          <w:szCs w:val="27"/>
+        </w:rPr>
+      </w:pPr>
+    </w:p>
+    <w:p>
+      <w:pPr>
+        <w:pStyle w:val="NormaleWeb"/>
+        <w:rPr>
+          <w:color w:val="000000"/>
+        </w:rPr>
+      </w:pPr>
+      <w:r>
+        <w:rPr>
+          <w:color w:val="000000"/>
+        </w:rPr>
+        <w:t>Usa queste osservazioni per la sezione Clustering:</w:t>
+      </w:r>
+    </w:p>
+    <w:p>
+      <w:pPr>
+        <w:pStyle w:val="NormaleWeb"/>
+        <w:rPr>
+          <w:color w:val="000000"/>
+        </w:rPr>
+      </w:pPr>
+      <w:r>
+        <w:rPr>
+          <w:color w:val="000000"/>
+        </w:rPr>
+        <w:t xml:space="preserve">"L'applicazione di K-Means </w:t>
+      </w:r>
+      <w:proofErr w:type="gramStart"/>
+      <w:r>
+        <w:rPr>
+          <w:color w:val="000000"/>
+        </w:rPr>
+        <w:t>con</w:t>
+      </w:r>
+      <w:r>
+        <w:rPr>
+          <w:rStyle w:val="apple-converted-space"/>
+          <w:rFonts w:eastAsiaTheme="majorEastAsia"/>
+          <w:color w:val="000000"/>
+        </w:rPr>
+        <w:t>  </w:t>
+      </w:r>
+      <w:r>
+        <w:rPr>
+          <w:color w:val="000000"/>
+        </w:rPr>
+        <w:t>ha</w:t>
+      </w:r>
+      <w:proofErr w:type="gramEnd"/>
+      <w:r>
+        <w:rPr>
+          <w:color w:val="000000"/>
+        </w:rPr>
+        <w:t xml:space="preserve"> permesso di segmentare il dataset in modo significativo. La Silhouette Score ottenuta (0.33) indica una coesione accettabile dei gruppi. Si nota la formazione di un micro-cluster (Cluster 1) composto da soli 3 elementi, che l'algoritmo ha isolato a causa di valori estremi nelle feature di gioco (</w:t>
+      </w:r>
+      <w:proofErr w:type="spellStart"/>
+      <w:r>
+        <w:rPr>
+          <w:color w:val="000000"/>
+        </w:rPr>
+        <w:t>outlier</w:t>
+      </w:r>
+      <w:proofErr w:type="spellEnd"/>
+      <w:r>
+        <w:rPr>
+          <w:color w:val="000000"/>
+        </w:rPr>
+        <w:t>). La maggior parte dei titoli è stata distribuita tra il Cluster 0 e il Cluster 2, che rappresentano rispettivamente la fascia media e quella entry-</w:t>
+      </w:r>
+      <w:proofErr w:type="spellStart"/>
+      <w:r>
+        <w:rPr>
+          <w:color w:val="000000"/>
+        </w:rPr>
+        <w:t>level</w:t>
+      </w:r>
+      <w:proofErr w:type="spellEnd"/>
+      <w:r>
+        <w:rPr>
+          <w:color w:val="000000"/>
+        </w:rPr>
+        <w:t xml:space="preserve"> del mercato."</w:t>
+      </w:r>
+    </w:p>
+    <w:p>
+      <w:pPr>
+        <w:spacing w:before="100" w:beforeAutospacing="1" w:after="100" w:afterAutospacing="1" w:line="240" w:lineRule="auto"/>
+        <w:ind w:left="360"/>
+        <w:rPr>
+          <w:rFonts w:ascii="Times New Roman" w:eastAsia="Times New Roman" w:hAnsi="Times New Roman" w:cs="Times New Roman"/>
+          <w:color w:val="000000"/>
+          <w:kern w:val="0"/>
+          <w:lang w:eastAsia="it-IT"/>
+          <w14:ligatures w14:val="none"/>
+        </w:rPr>
+      </w:pPr>
+      <w:proofErr w:type="gramStart"/>
+      <w:r>
+        <w:rPr>
+          <w:rFonts w:ascii="Times New Roman" w:eastAsia="Times New Roman" w:hAnsi="Times New Roman" w:cs="Times New Roman"/>
+          <w:color w:val="000000"/>
+          <w:kern w:val="0"/>
+          <w:lang w:eastAsia="it-IT"/>
+          <w14:ligatures w14:val="none"/>
+        </w:rPr>
+        <w:t>Cella :</w:t>
+      </w:r>
+      <w:proofErr w:type="gramEnd"/>
+      <w:r>
+        <w:rPr>
+          <w:rFonts w:ascii="Times New Roman" w:eastAsia="Times New Roman" w:hAnsi="Times New Roman" w:cs="Times New Roman"/>
+          <w:color w:val="000000"/>
+          <w:kern w:val="0"/>
+          <w:lang w:eastAsia="it-IT"/>
+          <w14:ligatures w14:val="none"/>
+        </w:rPr>
+        <w:t xml:space="preserve"> </w:t>
+      </w:r>
+      <w:proofErr w:type="spellStart"/>
+      <w:r>
+        <w:rPr>
+          <w:rFonts w:ascii="Times New Roman" w:eastAsia="Times New Roman" w:hAnsi="Times New Roman" w:cs="Times New Roman"/>
+          <w:color w:val="000000"/>
+          <w:kern w:val="0"/>
+          <w:lang w:eastAsia="it-IT"/>
+          <w14:ligatures w14:val="none"/>
+        </w:rPr>
+        <w:t>identifik</w:t>
+      </w:r>
+      <w:proofErr w:type="spellEnd"/>
+      <w:r>
+        <w:rPr>
+          <w:rFonts w:ascii="Times New Roman" w:eastAsia="Times New Roman" w:hAnsi="Times New Roman" w:cs="Times New Roman"/>
+          <w:color w:val="000000"/>
+          <w:kern w:val="0"/>
+          <w:lang w:eastAsia="it-IT"/>
+          <w14:ligatures w14:val="none"/>
+        </w:rPr>
+        <w:t xml:space="preserve"> del cluster</w:t>
+      </w:r>
+    </w:p>
+    <w:p>
+      <w:pPr>
+        <w:spacing w:before="100" w:beforeAutospacing="1" w:after="100" w:afterAutospacing="1" w:line="240" w:lineRule="auto"/>
+        <w:ind w:left="360"/>
+        <w:rPr>
+          <w:i/>
+          <w:iCs/>
+          <w:color w:val="000000"/>
+        </w:rPr>
+      </w:pPr>
+      <w:r>
+        <w:rPr>
+          <w:i/>
+          <w:iCs/>
+          <w:color w:val="000000"/>
+        </w:rPr>
+        <w:t>"L'algoritmo K-Means ha isolato nel Cluster 1 tre titoli (es. [Nomi dei giochi]) a causa di parametri fuori scala, dimostrando la sua capacità di agire come rilevatore di anomalie."</w:t>
+      </w:r>
+    </w:p>
+    <w:p>
+      <w:pPr>
+        <w:pStyle w:val="Titolo3"/>
+        <w:rPr>
+          <w:rFonts w:ascii="Times New Roman" w:eastAsia="Times New Roman" w:hAnsi="Times New Roman" w:cs="Times New Roman"/>
+          <w:b/>
+          <w:bCs/>
+          <w:color w:val="000000"/>
+          <w:kern w:val="0"/>
+          <w:sz w:val="27"/>
+          <w:szCs w:val="27"/>
+          <w:lang w:eastAsia="it-IT"/>
+          <w14:ligatures w14:val="none"/>
+        </w:rPr>
+      </w:pPr>
+      <w:proofErr w:type="gramStart"/>
+      <w:r>
+        <w:rPr>
+          <w:color w:val="000000"/>
+        </w:rPr>
+        <w:t>Cella :</w:t>
+      </w:r>
+      <w:proofErr w:type="gramEnd"/>
+      <w:r>
+        <w:rPr>
+          <w:color w:val="000000"/>
+        </w:rPr>
+        <w:t xml:space="preserve"> </w:t>
+      </w:r>
+      <w:r>
+        <w:rPr>
+          <w:rFonts w:ascii="Times New Roman" w:eastAsia="Times New Roman" w:hAnsi="Times New Roman" w:cs="Times New Roman"/>
+          <w:b/>
+          <w:bCs/>
+          <w:color w:val="000000"/>
+          <w:kern w:val="0"/>
+          <w:sz w:val="27"/>
+          <w:szCs w:val="27"/>
+          <w:lang w:eastAsia="it-IT"/>
+          <w14:ligatures w14:val="none"/>
+        </w:rPr>
+        <w:t>DBSCAN: Clustering basato sulla densità</w:t>
+      </w:r>
+    </w:p>
+    <w:p>
+      <w:pPr>
+        <w:spacing w:before="100" w:beforeAutospacing="1" w:after="100" w:afterAutospacing="1" w:line="240" w:lineRule="auto"/>
+        <w:rPr>
+          <w:rFonts w:ascii="Times New Roman" w:eastAsia="Times New Roman" w:hAnsi="Times New Roman" w:cs="Times New Roman"/>
+          <w:color w:val="000000"/>
+          <w:kern w:val="0"/>
+          <w:lang w:eastAsia="it-IT"/>
+          <w14:ligatures w14:val="none"/>
+        </w:rPr>
+      </w:pPr>
+      <w:r>
+        <w:rPr>
+          <w:rFonts w:ascii="Times New Roman" w:eastAsia="Times New Roman" w:hAnsi="Times New Roman" w:cs="Times New Roman"/>
+          <w:color w:val="000000"/>
+          <w:kern w:val="0"/>
+          <w:lang w:eastAsia="it-IT"/>
+          <w14:ligatures w14:val="none"/>
+        </w:rPr>
+        <w:t>A differenza di K-Means, DBSCAN non ti chiede quanti cluster vuoi, ma quanto devono essere "vicini" i punti (</w:t>
+      </w:r>
+      <w:proofErr w:type="spellStart"/>
+      <w:r>
+        <w:rPr>
+          <w:rFonts w:ascii="Courier New" w:eastAsia="Times New Roman" w:hAnsi="Courier New" w:cs="Courier New"/>
+          <w:color w:val="000000"/>
+          <w:kern w:val="0"/>
+          <w:sz w:val="20"/>
+          <w:szCs w:val="20"/>
+          <w:lang w:eastAsia="it-IT"/>
+          <w14:ligatures w14:val="none"/>
+        </w:rPr>
+        <w:t>eps</w:t>
+      </w:r>
+      <w:proofErr w:type="spellEnd"/>
+      <w:r>
+        <w:rPr>
+          <w:rFonts w:ascii="Times New Roman" w:eastAsia="Times New Roman" w:hAnsi="Times New Roman" w:cs="Times New Roman"/>
+          <w:color w:val="000000"/>
+          <w:kern w:val="0"/>
+          <w:lang w:eastAsia="it-IT"/>
+          <w14:ligatures w14:val="none"/>
+        </w:rPr>
+        <w:t>) e quanti ce ne devono essere per formare un gruppo (</w:t>
+      </w:r>
+      <w:proofErr w:type="spellStart"/>
+      <w:r>
+        <w:rPr>
+          <w:rFonts w:ascii="Courier New" w:eastAsia="Times New Roman" w:hAnsi="Courier New" w:cs="Courier New"/>
+          <w:color w:val="000000"/>
+          <w:kern w:val="0"/>
+          <w:sz w:val="20"/>
+          <w:szCs w:val="20"/>
+          <w:lang w:eastAsia="it-IT"/>
+          <w14:ligatures w14:val="none"/>
+        </w:rPr>
+        <w:t>min_samples</w:t>
+      </w:r>
+      <w:proofErr w:type="spellEnd"/>
+      <w:r>
+        <w:rPr>
+          <w:rFonts w:ascii="Times New Roman" w:eastAsia="Times New Roman" w:hAnsi="Times New Roman" w:cs="Times New Roman"/>
+          <w:color w:val="000000"/>
+          <w:kern w:val="0"/>
+          <w:lang w:eastAsia="it-IT"/>
+          <w14:ligatures w14:val="none"/>
+        </w:rPr>
+        <w:t>).</w:t>
+      </w:r>
+    </w:p>
+    <w:p>
+      <w:pPr>
+        <w:pStyle w:val="Titolo3"/>
+        <w:rPr>
+          <w:color w:val="000000"/>
+        </w:rPr>
+      </w:pPr>
+      <w:r>
+        <w:rPr>
+          <w:color w:val="000000"/>
+        </w:rPr>
+        <w:t>Come interpretare DBSCAN (Per il report)</w:t>
+      </w:r>
+    </w:p>
+    <w:p>
+      <w:pPr>
+        <w:pStyle w:val="NormaleWeb"/>
+        <w:rPr>
+          <w:color w:val="000000"/>
+        </w:rPr>
+      </w:pPr>
+      <w:r>
+        <w:rPr>
+          <w:color w:val="000000"/>
+        </w:rPr>
+        <w:t>DBSCAN è molto diverso da K-Means:</w:t>
+      </w:r>
+    </w:p>
+    <w:p>
+      <w:pPr>
+        <w:pStyle w:val="NormaleWeb"/>
+        <w:numPr>
+          <w:ilvl w:val="0"/>
+          <w:numId w:val="13"/>
+        </w:numPr>
+        <w:rPr>
+          <w:color w:val="000000"/>
+        </w:rPr>
+      </w:pPr>
+      <w:r>
+        <w:rPr>
+          <w:b/>
+          <w:bCs/>
+          <w:color w:val="000000"/>
+        </w:rPr>
+        <w:t>Cluster -1:</w:t>
+      </w:r>
+      <w:r>
+        <w:rPr>
+          <w:rStyle w:val="apple-converted-space"/>
+          <w:rFonts w:eastAsiaTheme="majorEastAsia"/>
+          <w:color w:val="000000"/>
+        </w:rPr>
+        <w:t> </w:t>
+      </w:r>
+      <w:r>
+        <w:rPr>
+          <w:color w:val="000000"/>
+        </w:rPr>
+        <w:t>Sono i punti che l'algoritmo non è riuscito a raggruppare (</w:t>
+      </w:r>
+      <w:proofErr w:type="spellStart"/>
+      <w:r>
+        <w:rPr>
+          <w:color w:val="000000"/>
+        </w:rPr>
+        <w:t>outlier</w:t>
+      </w:r>
+      <w:proofErr w:type="spellEnd"/>
+      <w:r>
+        <w:rPr>
+          <w:color w:val="000000"/>
+        </w:rPr>
+        <w:t>).</w:t>
+      </w:r>
+    </w:p>
+    <w:p>
+      <w:pPr>
+        <w:pStyle w:val="NormaleWeb"/>
+        <w:numPr>
+          <w:ilvl w:val="0"/>
+          <w:numId w:val="13"/>
+        </w:numPr>
+        <w:rPr>
+          <w:color w:val="000000"/>
+        </w:rPr>
+      </w:pPr>
+      <w:r>
+        <w:rPr>
+          <w:b/>
+          <w:bCs/>
+          <w:color w:val="000000"/>
+        </w:rPr>
+        <w:t>Forme non sferiche:</w:t>
+      </w:r>
+      <w:r>
+        <w:rPr>
+          <w:rStyle w:val="apple-converted-space"/>
+          <w:rFonts w:eastAsiaTheme="majorEastAsia"/>
+          <w:color w:val="000000"/>
+        </w:rPr>
+        <w:t> </w:t>
+      </w:r>
+      <w:r>
+        <w:rPr>
+          <w:color w:val="000000"/>
+        </w:rPr>
+        <w:t>DBSCAN è bravissimo a trovare cluster di forme strane, mentre K-Means cerca solo "cerchi".</w:t>
+      </w:r>
+    </w:p>
+    <w:p>
+      <w:pPr>
+        <w:spacing w:before="100" w:beforeAutospacing="1" w:after="100" w:afterAutospacing="1" w:line="240" w:lineRule="auto"/>
+        <w:rPr>
+          <w:rFonts w:ascii="-webkit-standard" w:hAnsi="-webkit-standard"/>
+          <w:color w:val="000000"/>
+          <w:sz w:val="27"/>
+          <w:szCs w:val="27"/>
+        </w:rPr>
+      </w:pPr>
+      <w:r>
+        <w:rPr>
+          <w:rFonts w:ascii="-webkit-standard" w:hAnsi="-webkit-standard"/>
+          <w:color w:val="000000"/>
+          <w:sz w:val="27"/>
+          <w:szCs w:val="27"/>
+        </w:rPr>
+        <w:t>"Mentre K-Means ha forzato ogni punto in uno dei 4 gruppi definiti, DBSCAN ha permesso di identificare chiaramente il rumore del dataset (</w:t>
+      </w:r>
+      <w:proofErr w:type="spellStart"/>
+      <w:r>
+        <w:rPr>
+          <w:rFonts w:ascii="-webkit-standard" w:hAnsi="-webkit-standard"/>
+          <w:color w:val="000000"/>
+          <w:sz w:val="27"/>
+          <w:szCs w:val="27"/>
+        </w:rPr>
+        <w:t>Noise</w:t>
+      </w:r>
+      <w:proofErr w:type="spellEnd"/>
+      <w:r>
+        <w:rPr>
+          <w:rFonts w:ascii="-webkit-standard" w:hAnsi="-webkit-standard"/>
+          <w:color w:val="000000"/>
+          <w:sz w:val="27"/>
+          <w:szCs w:val="27"/>
+        </w:rPr>
+        <w:t>, etichettato come -1). Questo approccio basato sulla densità è risultato utile per validare la robustezza dei cluster trovati precedentemente, evidenziando zone ad alta densità nel sottospazio delle feature legate alla popolarità e alla complessità."</w:t>
+      </w:r>
+    </w:p>
+    <w:p>
+      <w:pPr>
+        <w:spacing w:before="100" w:beforeAutospacing="1" w:after="100" w:afterAutospacing="1" w:line="240" w:lineRule="auto"/>
+        <w:rPr>
+          <w:rFonts w:ascii="-webkit-standard" w:hAnsi="-webkit-standard"/>
+          <w:color w:val="000000"/>
+          <w:sz w:val="27"/>
+          <w:szCs w:val="27"/>
+        </w:rPr>
+      </w:pPr>
+    </w:p>
+    <w:p>
+      <w:pPr>
+        <w:pStyle w:val="Titolo3"/>
+        <w:rPr>
+          <w:color w:val="000000"/>
+        </w:rPr>
+      </w:pPr>
+      <w:r>
+        <w:rPr>
+          <w:color w:val="000000"/>
+        </w:rPr>
+        <w:lastRenderedPageBreak/>
+        <w:t>Analisi del Risultato DBSCAN</w:t>
+      </w:r>
+    </w:p>
+    <w:p>
+      <w:pPr>
+        <w:pStyle w:val="NormaleWeb"/>
+        <w:numPr>
+          <w:ilvl w:val="0"/>
+          <w:numId w:val="14"/>
+        </w:numPr>
+        <w:rPr>
+          <w:color w:val="000000"/>
+        </w:rPr>
+      </w:pPr>
+      <w:r>
+        <w:rPr>
+          <w:b/>
+          <w:bCs/>
+          <w:color w:val="000000"/>
+        </w:rPr>
+        <w:t>Cluster -1 (532 punti):</w:t>
+      </w:r>
+      <w:r>
+        <w:rPr>
+          <w:rStyle w:val="apple-converted-space"/>
+          <w:rFonts w:eastAsiaTheme="majorEastAsia"/>
+          <w:color w:val="000000"/>
+        </w:rPr>
+        <w:t> </w:t>
+      </w:r>
+      <w:r>
+        <w:rPr>
+          <w:color w:val="000000"/>
+        </w:rPr>
+        <w:t>Questi sono gli</w:t>
+      </w:r>
+      <w:r>
+        <w:rPr>
+          <w:rStyle w:val="apple-converted-space"/>
+          <w:rFonts w:eastAsiaTheme="majorEastAsia"/>
+          <w:color w:val="000000"/>
+        </w:rPr>
+        <w:t> </w:t>
+      </w:r>
+      <w:proofErr w:type="spellStart"/>
+      <w:r>
+        <w:rPr>
+          <w:b/>
+          <w:bCs/>
+          <w:color w:val="000000"/>
+        </w:rPr>
+        <w:t>outlier</w:t>
+      </w:r>
+      <w:proofErr w:type="spellEnd"/>
+      <w:r>
+        <w:rPr>
+          <w:b/>
+          <w:bCs/>
+          <w:color w:val="000000"/>
+        </w:rPr>
+        <w:t xml:space="preserve"> ufficiali</w:t>
+      </w:r>
+      <w:r>
+        <w:rPr>
+          <w:rStyle w:val="apple-converted-space"/>
+          <w:rFonts w:eastAsiaTheme="majorEastAsia"/>
+          <w:color w:val="000000"/>
+        </w:rPr>
+        <w:t> </w:t>
+      </w:r>
+      <w:r>
+        <w:rPr>
+          <w:color w:val="000000"/>
+        </w:rPr>
+        <w:t>secondo la densità. DBSCAN dice che questi 532 giochi (inclusi i 3 famosi di prima) sono troppo "strani" o isolati per stare in un gruppo.</w:t>
+      </w:r>
+    </w:p>
+    <w:p>
+      <w:pPr>
+        <w:pStyle w:val="NormaleWeb"/>
+        <w:numPr>
+          <w:ilvl w:val="0"/>
+          <w:numId w:val="14"/>
+        </w:numPr>
+        <w:rPr>
+          <w:color w:val="000000"/>
+        </w:rPr>
+      </w:pPr>
+      <w:r>
+        <w:rPr>
+          <w:b/>
+          <w:bCs/>
+          <w:color w:val="000000"/>
+        </w:rPr>
+        <w:t>Cluster 0 (14.206 punti):</w:t>
+      </w:r>
+      <w:r>
+        <w:rPr>
+          <w:rStyle w:val="apple-converted-space"/>
+          <w:rFonts w:eastAsiaTheme="majorEastAsia"/>
+          <w:color w:val="000000"/>
+        </w:rPr>
+        <w:t> </w:t>
+      </w:r>
+      <w:r>
+        <w:rPr>
+          <w:color w:val="000000"/>
+        </w:rPr>
+        <w:t>È la "grande massa". Sono i giochi standard che condividono caratteristiche molto comuni.</w:t>
+      </w:r>
+    </w:p>
+    <w:p>
+      <w:pPr>
+        <w:pStyle w:val="NormaleWeb"/>
+        <w:numPr>
+          <w:ilvl w:val="0"/>
+          <w:numId w:val="14"/>
+        </w:numPr>
+        <w:rPr>
+          <w:color w:val="000000"/>
+        </w:rPr>
+      </w:pPr>
+      <w:r>
+        <w:rPr>
+          <w:b/>
+          <w:bCs/>
+          <w:color w:val="000000"/>
+        </w:rPr>
+        <w:t>Molti micro-cluster (da 1 a 16):</w:t>
+      </w:r>
+      <w:r>
+        <w:rPr>
+          <w:rStyle w:val="apple-converted-space"/>
+          <w:rFonts w:eastAsiaTheme="majorEastAsia"/>
+          <w:color w:val="000000"/>
+        </w:rPr>
+        <w:t> </w:t>
+      </w:r>
+      <w:r>
+        <w:rPr>
+          <w:color w:val="000000"/>
+        </w:rPr>
+        <w:t>DBSCAN ha trovato piccole nicchie di giochi molto simili tra loro (es. giochi che hanno esattamente lo stesso numero di giocatori e peso).</w:t>
+      </w:r>
+    </w:p>
+    <w:p>
+      <w:pPr>
+        <w:pStyle w:val="NormaleWeb"/>
+        <w:numPr>
+          <w:ilvl w:val="0"/>
+          <w:numId w:val="14"/>
+        </w:numPr>
+        <w:rPr>
+          <w:color w:val="000000"/>
+        </w:rPr>
+      </w:pPr>
+      <w:r>
+        <w:rPr>
+          <w:b/>
+          <w:bCs/>
+          <w:color w:val="000000"/>
+        </w:rPr>
+        <w:t>Differenza con K-Means:</w:t>
+      </w:r>
+      <w:r>
+        <w:rPr>
+          <w:rStyle w:val="apple-converted-space"/>
+          <w:rFonts w:eastAsiaTheme="majorEastAsia"/>
+          <w:color w:val="000000"/>
+        </w:rPr>
+        <w:t> </w:t>
+      </w:r>
+      <w:r>
+        <w:rPr>
+          <w:color w:val="000000"/>
+        </w:rPr>
+        <w:t xml:space="preserve">K-Means ha "forzato" tutti i giochi in soli </w:t>
+      </w:r>
+      <w:proofErr w:type="gramStart"/>
+      <w:r>
+        <w:rPr>
+          <w:color w:val="000000"/>
+        </w:rPr>
+        <w:t>4</w:t>
+      </w:r>
+      <w:proofErr w:type="gramEnd"/>
+      <w:r>
+        <w:rPr>
+          <w:color w:val="000000"/>
+        </w:rPr>
+        <w:t xml:space="preserve"> gruppi. DBSCAN invece è stato più onesto: ha creato un gruppo enorme e ha separato tante piccole eccezioni.</w:t>
+      </w:r>
+    </w:p>
+    <w:p>
+      <w:pPr>
+        <w:pStyle w:val="Titolo3"/>
+        <w:rPr>
+          <w:color w:val="000000"/>
+        </w:rPr>
+      </w:pPr>
+      <w:r>
+        <w:rPr>
+          <w:color w:val="000000"/>
+        </w:rPr>
+        <w:t>Cella 7: Visualizzazione e Confronto (Task 2 Finale)</w:t>
+      </w:r>
+    </w:p>
+    <w:p>
+      <w:pPr>
+        <w:pStyle w:val="NormaleWeb"/>
+        <w:rPr>
+          <w:color w:val="000000"/>
+        </w:rPr>
+      </w:pPr>
+      <w:r>
+        <w:rPr>
+          <w:color w:val="000000"/>
+        </w:rPr>
+        <w:t>Per chiudere il capitolo Clustering, dobbiamo far vedere ai professori come appaiono questi cluster. Usiamo una</w:t>
+      </w:r>
+      <w:r>
+        <w:rPr>
+          <w:rStyle w:val="apple-converted-space"/>
+          <w:rFonts w:eastAsiaTheme="majorEastAsia"/>
+          <w:color w:val="000000"/>
+        </w:rPr>
+        <w:t> </w:t>
+      </w:r>
+      <w:r>
+        <w:rPr>
+          <w:b/>
+          <w:bCs/>
+          <w:color w:val="000000"/>
+        </w:rPr>
+        <w:t>PCA (</w:t>
+      </w:r>
+      <w:proofErr w:type="spellStart"/>
+      <w:r>
+        <w:rPr>
+          <w:b/>
+          <w:bCs/>
+          <w:color w:val="000000"/>
+        </w:rPr>
+        <w:t>Principal</w:t>
+      </w:r>
+      <w:proofErr w:type="spellEnd"/>
+      <w:r>
+        <w:rPr>
+          <w:b/>
+          <w:bCs/>
+          <w:color w:val="000000"/>
+        </w:rPr>
+        <w:t xml:space="preserve"> Component Analysis)</w:t>
+      </w:r>
+      <w:r>
+        <w:rPr>
+          <w:rStyle w:val="apple-converted-space"/>
+          <w:rFonts w:eastAsiaTheme="majorEastAsia"/>
+          <w:color w:val="000000"/>
+        </w:rPr>
+        <w:t> </w:t>
+      </w:r>
+      <w:r>
+        <w:rPr>
+          <w:color w:val="000000"/>
+        </w:rPr>
+        <w:t>per ridurre le 5 variabili a 2 dimensioni e poterle disegnare su un grafico.</w:t>
+      </w:r>
+    </w:p>
+    <w:p>
+      <w:pPr>
+        <w:spacing w:before="100" w:beforeAutospacing="1" w:after="100" w:afterAutospacing="1" w:line="240" w:lineRule="auto"/>
+        <w:rPr>
+          <w:color w:val="000000"/>
+        </w:rPr>
+      </w:pPr>
+    </w:p>
+    <w:p>
+      <w:pPr>
+        <w:spacing w:before="100" w:beforeAutospacing="1" w:after="100" w:afterAutospacing="1" w:line="240" w:lineRule="auto"/>
+        <w:rPr>
+          <w:color w:val="000000"/>
+        </w:rPr>
+      </w:pPr>
+      <w:proofErr w:type="spellStart"/>
+      <w:r>
+        <w:rPr>
+          <w:b/>
+          <w:bCs/>
+          <w:color w:val="000000"/>
+        </w:rPr>
+        <w:t>Comparison</w:t>
+      </w:r>
+      <w:proofErr w:type="spellEnd"/>
+      <w:r>
+        <w:rPr>
+          <w:b/>
+          <w:bCs/>
+          <w:color w:val="000000"/>
+        </w:rPr>
+        <w:t xml:space="preserve"> </w:t>
+      </w:r>
+      <w:proofErr w:type="spellStart"/>
+      <w:r>
+        <w:rPr>
+          <w:b/>
+          <w:bCs/>
+          <w:color w:val="000000"/>
+        </w:rPr>
+        <w:t>between</w:t>
+      </w:r>
+      <w:proofErr w:type="spellEnd"/>
+      <w:r>
+        <w:rPr>
+          <w:b/>
+          <w:bCs/>
+          <w:color w:val="000000"/>
+        </w:rPr>
+        <w:t xml:space="preserve"> K-Means and DBSCAN:</w:t>
+      </w:r>
+      <w:r>
+        <w:rPr>
+          <w:rStyle w:val="apple-converted-space"/>
+          <w:rFonts w:ascii="-webkit-standard" w:hAnsi="-webkit-standard"/>
+          <w:color w:val="000000"/>
+          <w:sz w:val="27"/>
+          <w:szCs w:val="27"/>
+        </w:rPr>
+        <w:t> </w:t>
+      </w:r>
+      <w:r>
+        <w:rPr>
+          <w:rFonts w:ascii="-webkit-standard" w:hAnsi="-webkit-standard"/>
+          <w:color w:val="000000"/>
+          <w:sz w:val="27"/>
+          <w:szCs w:val="27"/>
+        </w:rPr>
+        <w:t>"Il confronto tra i due algoritmi rivela strutture differenti nel dataset.</w:t>
+      </w:r>
+      <w:r>
+        <w:rPr>
+          <w:rStyle w:val="apple-converted-space"/>
+          <w:rFonts w:ascii="-webkit-standard" w:hAnsi="-webkit-standard"/>
+          <w:color w:val="000000"/>
+          <w:sz w:val="27"/>
+          <w:szCs w:val="27"/>
+        </w:rPr>
+        <w:t> </w:t>
+      </w:r>
+      <w:r>
+        <w:rPr>
+          <w:b/>
+          <w:bCs/>
+          <w:color w:val="000000"/>
+        </w:rPr>
+        <w:t>K-Means</w:t>
+      </w:r>
+      <w:r>
+        <w:rPr>
+          <w:rStyle w:val="apple-converted-space"/>
+          <w:rFonts w:ascii="-webkit-standard" w:hAnsi="-webkit-standard"/>
+          <w:color w:val="000000"/>
+          <w:sz w:val="27"/>
+          <w:szCs w:val="27"/>
+        </w:rPr>
+        <w:t> </w:t>
+      </w:r>
+      <w:r>
+        <w:rPr>
+          <w:rFonts w:ascii="-webkit-standard" w:hAnsi="-webkit-standard"/>
+          <w:color w:val="000000"/>
+          <w:sz w:val="27"/>
+          <w:szCs w:val="27"/>
+        </w:rPr>
+        <w:t>fornisce una partizione bilanciata e facilmente interpretabile, utile per una segmentazione commerciale dei giochi. Tuttavia,</w:t>
+      </w:r>
+      <w:r>
+        <w:rPr>
+          <w:rStyle w:val="apple-converted-space"/>
+          <w:rFonts w:ascii="-webkit-standard" w:hAnsi="-webkit-standard"/>
+          <w:color w:val="000000"/>
+          <w:sz w:val="27"/>
+          <w:szCs w:val="27"/>
+        </w:rPr>
+        <w:t> </w:t>
+      </w:r>
+      <w:r>
+        <w:rPr>
+          <w:b/>
+          <w:bCs/>
+          <w:color w:val="000000"/>
+        </w:rPr>
+        <w:t>DBSCAN</w:t>
+      </w:r>
+      <w:r>
+        <w:rPr>
+          <w:rStyle w:val="apple-converted-space"/>
+          <w:rFonts w:ascii="-webkit-standard" w:hAnsi="-webkit-standard"/>
+          <w:color w:val="000000"/>
+          <w:sz w:val="27"/>
+          <w:szCs w:val="27"/>
+        </w:rPr>
+        <w:t> </w:t>
+      </w:r>
+      <w:r>
+        <w:rPr>
+          <w:rFonts w:ascii="-webkit-standard" w:hAnsi="-webkit-standard"/>
+          <w:color w:val="000000"/>
+          <w:sz w:val="27"/>
+          <w:szCs w:val="27"/>
+        </w:rPr>
+        <w:t xml:space="preserve">si è dimostrato superiore nell'identificazione degli </w:t>
+      </w:r>
+      <w:proofErr w:type="spellStart"/>
+      <w:r>
+        <w:rPr>
+          <w:rFonts w:ascii="-webkit-standard" w:hAnsi="-webkit-standard"/>
+          <w:color w:val="000000"/>
+          <w:sz w:val="27"/>
+          <w:szCs w:val="27"/>
+        </w:rPr>
+        <w:t>outlier</w:t>
+      </w:r>
+      <w:proofErr w:type="spellEnd"/>
+      <w:r>
+        <w:rPr>
+          <w:rFonts w:ascii="-webkit-standard" w:hAnsi="-webkit-standard"/>
+          <w:color w:val="000000"/>
+          <w:sz w:val="27"/>
+          <w:szCs w:val="27"/>
+        </w:rPr>
+        <w:t xml:space="preserve"> (532 record classificati come rumore) e nella scoperta di micro-categorie ad alta densità che K-Means tende ad accorpare. Per i task successivi, i risultati di K-Means verranno utilizzati come base per definire i profili dei giocatori, mentre il rumore identificato da DBSCAN suggerisce cautela nell'uso di determinati record estremi."</w:t>
+      </w:r>
+    </w:p>
+    <w:p>
+      <w:pPr>
+        <w:spacing w:before="100" w:beforeAutospacing="1" w:after="100" w:afterAutospacing="1" w:line="240" w:lineRule="auto"/>
+        <w:outlineLvl w:val="1"/>
+        <w:rPr>
+          <w:rFonts w:ascii="Times New Roman" w:eastAsia="Times New Roman" w:hAnsi="Times New Roman" w:cs="Times New Roman"/>
+          <w:b/>
+          <w:bCs/>
+          <w:color w:val="000000"/>
+          <w:kern w:val="0"/>
+          <w:sz w:val="36"/>
+          <w:szCs w:val="36"/>
+          <w:lang w:eastAsia="it-IT"/>
+          <w14:ligatures w14:val="none"/>
+        </w:rPr>
+      </w:pPr>
+      <w:r>
+        <w:rPr>
+          <w:rFonts w:ascii="Times New Roman" w:eastAsia="Times New Roman" w:hAnsi="Times New Roman" w:cs="Times New Roman"/>
+          <w:b/>
+          <w:bCs/>
+          <w:color w:val="000000"/>
+          <w:kern w:val="0"/>
+          <w:sz w:val="36"/>
+          <w:szCs w:val="36"/>
+          <w:lang w:eastAsia="it-IT"/>
+          <w14:ligatures w14:val="none"/>
+        </w:rPr>
+        <w:t xml:space="preserve">3. </w:t>
+      </w:r>
+      <w:proofErr w:type="spellStart"/>
+      <w:r>
+        <w:rPr>
+          <w:rFonts w:ascii="Times New Roman" w:eastAsia="Times New Roman" w:hAnsi="Times New Roman" w:cs="Times New Roman"/>
+          <w:b/>
+          <w:bCs/>
+          <w:color w:val="000000"/>
+          <w:kern w:val="0"/>
+          <w:sz w:val="36"/>
+          <w:szCs w:val="36"/>
+          <w:lang w:eastAsia="it-IT"/>
+          <w14:ligatures w14:val="none"/>
+        </w:rPr>
+        <w:t>Classification</w:t>
+      </w:r>
+      <w:proofErr w:type="spellEnd"/>
+      <w:r>
+        <w:rPr>
+          <w:rFonts w:ascii="Times New Roman" w:eastAsia="Times New Roman" w:hAnsi="Times New Roman" w:cs="Times New Roman"/>
+          <w:b/>
+          <w:bCs/>
+          <w:color w:val="000000"/>
+          <w:kern w:val="0"/>
+          <w:sz w:val="36"/>
+          <w:szCs w:val="36"/>
+          <w:lang w:eastAsia="it-IT"/>
+          <w14:ligatures w14:val="none"/>
+        </w:rPr>
+        <w:t xml:space="preserve"> &amp; </w:t>
+      </w:r>
+      <w:proofErr w:type="spellStart"/>
+      <w:r>
+        <w:rPr>
+          <w:rFonts w:ascii="Times New Roman" w:eastAsia="Times New Roman" w:hAnsi="Times New Roman" w:cs="Times New Roman"/>
+          <w:b/>
+          <w:bCs/>
+          <w:color w:val="000000"/>
+          <w:kern w:val="0"/>
+          <w:sz w:val="36"/>
+          <w:szCs w:val="36"/>
+          <w:lang w:eastAsia="it-IT"/>
+          <w14:ligatures w14:val="none"/>
+        </w:rPr>
+        <w:t>Regression</w:t>
+      </w:r>
+      <w:proofErr w:type="spellEnd"/>
+      <w:r>
+        <w:rPr>
+          <w:rFonts w:ascii="Times New Roman" w:eastAsia="Times New Roman" w:hAnsi="Times New Roman" w:cs="Times New Roman"/>
+          <w:b/>
+          <w:bCs/>
+          <w:color w:val="000000"/>
+          <w:kern w:val="0"/>
+          <w:sz w:val="36"/>
+          <w:szCs w:val="36"/>
+          <w:lang w:eastAsia="it-IT"/>
+          <w14:ligatures w14:val="none"/>
+        </w:rPr>
+        <w:t xml:space="preserve"> (30 </w:t>
+      </w:r>
+      <w:proofErr w:type="spellStart"/>
+      <w:r>
+        <w:rPr>
+          <w:rFonts w:ascii="Times New Roman" w:eastAsia="Times New Roman" w:hAnsi="Times New Roman" w:cs="Times New Roman"/>
+          <w:b/>
+          <w:bCs/>
+          <w:color w:val="000000"/>
+          <w:kern w:val="0"/>
+          <w:sz w:val="36"/>
+          <w:szCs w:val="36"/>
+          <w:lang w:eastAsia="it-IT"/>
+          <w14:ligatures w14:val="none"/>
+        </w:rPr>
+        <w:t>pts</w:t>
+      </w:r>
+      <w:proofErr w:type="spellEnd"/>
+      <w:r>
+        <w:rPr>
+          <w:rFonts w:ascii="Times New Roman" w:eastAsia="Times New Roman" w:hAnsi="Times New Roman" w:cs="Times New Roman"/>
+          <w:b/>
+          <w:bCs/>
+          <w:color w:val="000000"/>
+          <w:kern w:val="0"/>
+          <w:sz w:val="36"/>
+          <w:szCs w:val="36"/>
+          <w:lang w:eastAsia="it-IT"/>
+          <w14:ligatures w14:val="none"/>
+        </w:rPr>
+        <w:t>)</w:t>
+      </w:r>
+    </w:p>
+    <w:p>
+      <w:pPr>
+        <w:spacing w:before="100" w:beforeAutospacing="1" w:after="100" w:afterAutospacing="1" w:line="240" w:lineRule="auto"/>
+        <w:rPr>
+          <w:rFonts w:ascii="Times New Roman" w:eastAsia="Times New Roman" w:hAnsi="Times New Roman" w:cs="Times New Roman"/>
+          <w:color w:val="000000"/>
+          <w:kern w:val="0"/>
+          <w:lang w:eastAsia="it-IT"/>
+          <w14:ligatures w14:val="none"/>
+        </w:rPr>
+      </w:pPr>
+      <w:r>
+        <w:rPr>
+          <w:rFonts w:ascii="Times New Roman" w:eastAsia="Times New Roman" w:hAnsi="Times New Roman" w:cs="Times New Roman"/>
+          <w:b/>
+          <w:bCs/>
+          <w:color w:val="000000"/>
+          <w:kern w:val="0"/>
+          <w:lang w:eastAsia="it-IT"/>
+          <w14:ligatures w14:val="none"/>
+        </w:rPr>
+        <w:t>Obiettivo:</w:t>
+      </w:r>
+      <w:r>
+        <w:rPr>
+          <w:rFonts w:ascii="Times New Roman" w:eastAsia="Times New Roman" w:hAnsi="Times New Roman" w:cs="Times New Roman"/>
+          <w:color w:val="000000"/>
+          <w:kern w:val="0"/>
+          <w:lang w:eastAsia="it-IT"/>
+          <w14:ligatures w14:val="none"/>
+        </w:rPr>
+        <w:t> Predire il </w:t>
+      </w:r>
+      <w:r>
+        <w:rPr>
+          <w:rFonts w:ascii="Courier New" w:eastAsia="Times New Roman" w:hAnsi="Courier New" w:cs="Courier New"/>
+          <w:color w:val="000000"/>
+          <w:kern w:val="0"/>
+          <w:sz w:val="20"/>
+          <w:szCs w:val="20"/>
+          <w:lang w:eastAsia="it-IT"/>
+          <w14:ligatures w14:val="none"/>
+        </w:rPr>
+        <w:t>Rating</w:t>
+      </w:r>
+      <w:r>
+        <w:rPr>
+          <w:rFonts w:ascii="Times New Roman" w:eastAsia="Times New Roman" w:hAnsi="Times New Roman" w:cs="Times New Roman"/>
+          <w:color w:val="000000"/>
+          <w:kern w:val="0"/>
+          <w:lang w:eastAsia="it-IT"/>
+          <w14:ligatures w14:val="none"/>
+        </w:rPr>
+        <w:t> (Classificazione) o il punteggio esatto (Regressione).</w:t>
+      </w:r>
+    </w:p>
+    <w:p>
+      <w:pPr>
+        <w:numPr>
+          <w:ilvl w:val="0"/>
+          <w:numId w:val="3"/>
+        </w:numPr>
+        <w:spacing w:before="100" w:beforeAutospacing="1" w:after="100" w:afterAutospacing="1" w:line="240" w:lineRule="auto"/>
+        <w:rPr>
+          <w:rFonts w:ascii="Times New Roman" w:eastAsia="Times New Roman" w:hAnsi="Times New Roman" w:cs="Times New Roman"/>
+          <w:color w:val="000000"/>
+          <w:kern w:val="0"/>
+          <w:lang w:eastAsia="it-IT"/>
+          <w14:ligatures w14:val="none"/>
+        </w:rPr>
+      </w:pPr>
+      <w:r>
+        <w:rPr>
+          <w:rFonts w:ascii="Times New Roman" w:eastAsia="Times New Roman" w:hAnsi="Times New Roman" w:cs="Times New Roman"/>
+          <w:b/>
+          <w:bCs/>
+          <w:color w:val="000000"/>
+          <w:kern w:val="0"/>
+          <w:lang w:eastAsia="it-IT"/>
+          <w14:ligatures w14:val="none"/>
+        </w:rPr>
+        <w:t>Classificazione:</w:t>
+      </w:r>
+      <w:r>
+        <w:rPr>
+          <w:rFonts w:ascii="Times New Roman" w:eastAsia="Times New Roman" w:hAnsi="Times New Roman" w:cs="Times New Roman"/>
+          <w:color w:val="000000"/>
+          <w:kern w:val="0"/>
+          <w:lang w:eastAsia="it-IT"/>
+          <w14:ligatures w14:val="none"/>
+        </w:rPr>
+        <w:t> </w:t>
+      </w:r>
+      <w:proofErr w:type="spellStart"/>
+      <w:r>
+        <w:rPr>
+          <w:rFonts w:ascii="Times New Roman" w:eastAsia="Times New Roman" w:hAnsi="Times New Roman" w:cs="Times New Roman"/>
+          <w:b/>
+          <w:bCs/>
+          <w:color w:val="000000"/>
+          <w:kern w:val="0"/>
+          <w:lang w:eastAsia="it-IT"/>
+          <w14:ligatures w14:val="none"/>
+        </w:rPr>
+        <w:t>Decision</w:t>
+      </w:r>
+      <w:proofErr w:type="spellEnd"/>
+      <w:r>
+        <w:rPr>
+          <w:rFonts w:ascii="Times New Roman" w:eastAsia="Times New Roman" w:hAnsi="Times New Roman" w:cs="Times New Roman"/>
+          <w:b/>
+          <w:bCs/>
+          <w:color w:val="000000"/>
+          <w:kern w:val="0"/>
+          <w:lang w:eastAsia="it-IT"/>
+          <w14:ligatures w14:val="none"/>
+        </w:rPr>
+        <w:t xml:space="preserve"> </w:t>
+      </w:r>
+      <w:proofErr w:type="spellStart"/>
+      <w:r>
+        <w:rPr>
+          <w:rFonts w:ascii="Times New Roman" w:eastAsia="Times New Roman" w:hAnsi="Times New Roman" w:cs="Times New Roman"/>
+          <w:b/>
+          <w:bCs/>
+          <w:color w:val="000000"/>
+          <w:kern w:val="0"/>
+          <w:lang w:eastAsia="it-IT"/>
+          <w14:ligatures w14:val="none"/>
+        </w:rPr>
+        <w:t>Trees</w:t>
+      </w:r>
+      <w:proofErr w:type="spellEnd"/>
+      <w:r>
+        <w:rPr>
+          <w:rFonts w:ascii="Times New Roman" w:eastAsia="Times New Roman" w:hAnsi="Times New Roman" w:cs="Times New Roman"/>
+          <w:color w:val="000000"/>
+          <w:kern w:val="0"/>
+          <w:lang w:eastAsia="it-IT"/>
+          <w14:ligatures w14:val="none"/>
+        </w:rPr>
+        <w:t>, </w:t>
+      </w:r>
+      <w:r>
+        <w:rPr>
+          <w:rFonts w:ascii="Times New Roman" w:eastAsia="Times New Roman" w:hAnsi="Times New Roman" w:cs="Times New Roman"/>
+          <w:b/>
+          <w:bCs/>
+          <w:color w:val="000000"/>
+          <w:kern w:val="0"/>
+          <w:lang w:eastAsia="it-IT"/>
+          <w14:ligatures w14:val="none"/>
+        </w:rPr>
+        <w:t>KNN</w:t>
+      </w:r>
+      <w:r>
+        <w:rPr>
+          <w:rFonts w:ascii="Times New Roman" w:eastAsia="Times New Roman" w:hAnsi="Times New Roman" w:cs="Times New Roman"/>
+          <w:color w:val="000000"/>
+          <w:kern w:val="0"/>
+          <w:lang w:eastAsia="it-IT"/>
+          <w14:ligatures w14:val="none"/>
+        </w:rPr>
+        <w:t>, </w:t>
+      </w:r>
+      <w:proofErr w:type="spellStart"/>
+      <w:r>
+        <w:rPr>
+          <w:rFonts w:ascii="Times New Roman" w:eastAsia="Times New Roman" w:hAnsi="Times New Roman" w:cs="Times New Roman"/>
+          <w:b/>
+          <w:bCs/>
+          <w:color w:val="000000"/>
+          <w:kern w:val="0"/>
+          <w:lang w:eastAsia="it-IT"/>
+          <w14:ligatures w14:val="none"/>
+        </w:rPr>
+        <w:t>Naive</w:t>
+      </w:r>
+      <w:proofErr w:type="spellEnd"/>
+      <w:r>
+        <w:rPr>
+          <w:rFonts w:ascii="Times New Roman" w:eastAsia="Times New Roman" w:hAnsi="Times New Roman" w:cs="Times New Roman"/>
+          <w:b/>
+          <w:bCs/>
+          <w:color w:val="000000"/>
+          <w:kern w:val="0"/>
+          <w:lang w:eastAsia="it-IT"/>
+          <w14:ligatures w14:val="none"/>
+        </w:rPr>
+        <w:t xml:space="preserve"> </w:t>
+      </w:r>
+      <w:proofErr w:type="spellStart"/>
+      <w:r>
+        <w:rPr>
+          <w:rFonts w:ascii="Times New Roman" w:eastAsia="Times New Roman" w:hAnsi="Times New Roman" w:cs="Times New Roman"/>
+          <w:b/>
+          <w:bCs/>
+          <w:color w:val="000000"/>
+          <w:kern w:val="0"/>
+          <w:lang w:eastAsia="it-IT"/>
+          <w14:ligatures w14:val="none"/>
+        </w:rPr>
+        <w:t>Bayes</w:t>
+      </w:r>
+      <w:proofErr w:type="spellEnd"/>
+      <w:r>
+        <w:rPr>
+          <w:rFonts w:ascii="Times New Roman" w:eastAsia="Times New Roman" w:hAnsi="Times New Roman" w:cs="Times New Roman"/>
+          <w:color w:val="000000"/>
+          <w:kern w:val="0"/>
+          <w:lang w:eastAsia="it-IT"/>
+          <w14:ligatures w14:val="none"/>
+        </w:rPr>
+        <w:t>. Devi predire se il rating è 'low', 'medium' o 'high'.</w:t>
+      </w:r>
+    </w:p>
+    <w:p>
+      <w:pPr>
+        <w:numPr>
+          <w:ilvl w:val="0"/>
+          <w:numId w:val="3"/>
+        </w:numPr>
+        <w:spacing w:before="100" w:beforeAutospacing="1" w:after="100" w:afterAutospacing="1" w:line="240" w:lineRule="auto"/>
+        <w:rPr>
+          <w:rFonts w:ascii="Times New Roman" w:eastAsia="Times New Roman" w:hAnsi="Times New Roman" w:cs="Times New Roman"/>
+          <w:color w:val="000000"/>
+          <w:kern w:val="0"/>
+          <w:lang w:eastAsia="it-IT"/>
+          <w14:ligatures w14:val="none"/>
+        </w:rPr>
+      </w:pPr>
+      <w:r>
+        <w:rPr>
+          <w:rFonts w:ascii="Times New Roman" w:eastAsia="Times New Roman" w:hAnsi="Times New Roman" w:cs="Times New Roman"/>
+          <w:b/>
+          <w:bCs/>
+          <w:color w:val="000000"/>
+          <w:kern w:val="0"/>
+          <w:lang w:eastAsia="it-IT"/>
+          <w14:ligatures w14:val="none"/>
+        </w:rPr>
+        <w:t>Regressione:</w:t>
+      </w:r>
+      <w:r>
+        <w:rPr>
+          <w:rFonts w:ascii="Times New Roman" w:eastAsia="Times New Roman" w:hAnsi="Times New Roman" w:cs="Times New Roman"/>
+          <w:color w:val="000000"/>
+          <w:kern w:val="0"/>
+          <w:lang w:eastAsia="it-IT"/>
+          <w14:ligatures w14:val="none"/>
+        </w:rPr>
+        <w:t> </w:t>
+      </w:r>
+      <w:r>
+        <w:rPr>
+          <w:rFonts w:ascii="Times New Roman" w:eastAsia="Times New Roman" w:hAnsi="Times New Roman" w:cs="Times New Roman"/>
+          <w:b/>
+          <w:bCs/>
+          <w:color w:val="000000"/>
+          <w:kern w:val="0"/>
+          <w:lang w:eastAsia="it-IT"/>
+          <w14:ligatures w14:val="none"/>
+        </w:rPr>
+        <w:t xml:space="preserve">Linear </w:t>
+      </w:r>
+      <w:proofErr w:type="spellStart"/>
+      <w:r>
+        <w:rPr>
+          <w:rFonts w:ascii="Times New Roman" w:eastAsia="Times New Roman" w:hAnsi="Times New Roman" w:cs="Times New Roman"/>
+          <w:b/>
+          <w:bCs/>
+          <w:color w:val="000000"/>
+          <w:kern w:val="0"/>
+          <w:lang w:eastAsia="it-IT"/>
+          <w14:ligatures w14:val="none"/>
+        </w:rPr>
+        <w:t>Regression</w:t>
+      </w:r>
+      <w:proofErr w:type="spellEnd"/>
+      <w:r>
+        <w:rPr>
+          <w:rFonts w:ascii="Times New Roman" w:eastAsia="Times New Roman" w:hAnsi="Times New Roman" w:cs="Times New Roman"/>
+          <w:color w:val="000000"/>
+          <w:kern w:val="0"/>
+          <w:lang w:eastAsia="it-IT"/>
+          <w14:ligatures w14:val="none"/>
+        </w:rPr>
+        <w:t> (Semplice e Multipla).</w:t>
+      </w:r>
+    </w:p>
+    <w:p>
+      <w:pPr>
+        <w:spacing w:before="100" w:beforeAutospacing="1" w:after="100" w:afterAutospacing="1" w:line="240" w:lineRule="auto"/>
+        <w:outlineLvl w:val="1"/>
+        <w:rPr>
+          <w:rFonts w:ascii="Times New Roman" w:eastAsia="Times New Roman" w:hAnsi="Times New Roman" w:cs="Times New Roman"/>
+          <w:b/>
+          <w:bCs/>
+          <w:color w:val="000000"/>
+          <w:kern w:val="0"/>
+          <w:sz w:val="36"/>
+          <w:szCs w:val="36"/>
+          <w:lang w:eastAsia="it-IT"/>
+          <w14:ligatures w14:val="none"/>
+        </w:rPr>
+      </w:pPr>
+      <w:r>
+        <w:rPr>
+          <w:rFonts w:ascii="Times New Roman" w:eastAsia="Times New Roman" w:hAnsi="Times New Roman" w:cs="Times New Roman"/>
+          <w:b/>
+          <w:bCs/>
+          <w:color w:val="000000"/>
+          <w:kern w:val="0"/>
+          <w:sz w:val="36"/>
+          <w:szCs w:val="36"/>
+          <w:lang w:eastAsia="it-IT"/>
+          <w14:ligatures w14:val="none"/>
+        </w:rPr>
+        <w:t xml:space="preserve">4. Pattern Mining (30 </w:t>
+      </w:r>
+      <w:proofErr w:type="spellStart"/>
+      <w:r>
+        <w:rPr>
+          <w:rFonts w:ascii="Times New Roman" w:eastAsia="Times New Roman" w:hAnsi="Times New Roman" w:cs="Times New Roman"/>
+          <w:b/>
+          <w:bCs/>
+          <w:color w:val="000000"/>
+          <w:kern w:val="0"/>
+          <w:sz w:val="36"/>
+          <w:szCs w:val="36"/>
+          <w:lang w:eastAsia="it-IT"/>
+          <w14:ligatures w14:val="none"/>
+        </w:rPr>
+        <w:t>pts</w:t>
+      </w:r>
+      <w:proofErr w:type="spellEnd"/>
+      <w:r>
+        <w:rPr>
+          <w:rFonts w:ascii="Times New Roman" w:eastAsia="Times New Roman" w:hAnsi="Times New Roman" w:cs="Times New Roman"/>
+          <w:b/>
+          <w:bCs/>
+          <w:color w:val="000000"/>
+          <w:kern w:val="0"/>
+          <w:sz w:val="36"/>
+          <w:szCs w:val="36"/>
+          <w:lang w:eastAsia="it-IT"/>
+          <w14:ligatures w14:val="none"/>
+        </w:rPr>
+        <w:t>)</w:t>
+      </w:r>
+    </w:p>
+    <w:p>
+      <w:pPr>
+        <w:spacing w:before="100" w:beforeAutospacing="1" w:after="100" w:afterAutospacing="1" w:line="240" w:lineRule="auto"/>
+        <w:rPr>
+          <w:rFonts w:ascii="Times New Roman" w:eastAsia="Times New Roman" w:hAnsi="Times New Roman" w:cs="Times New Roman"/>
+          <w:color w:val="000000"/>
+          <w:kern w:val="0"/>
+          <w:lang w:eastAsia="it-IT"/>
+          <w14:ligatures w14:val="none"/>
+        </w:rPr>
+      </w:pPr>
+      <w:r>
+        <w:rPr>
+          <w:rFonts w:ascii="Times New Roman" w:eastAsia="Times New Roman" w:hAnsi="Times New Roman" w:cs="Times New Roman"/>
+          <w:b/>
+          <w:bCs/>
+          <w:color w:val="000000"/>
+          <w:kern w:val="0"/>
+          <w:lang w:eastAsia="it-IT"/>
+          <w14:ligatures w14:val="none"/>
+        </w:rPr>
+        <w:t>Obiettivo:</w:t>
+      </w:r>
+      <w:r>
+        <w:rPr>
+          <w:rFonts w:ascii="Times New Roman" w:eastAsia="Times New Roman" w:hAnsi="Times New Roman" w:cs="Times New Roman"/>
+          <w:color w:val="000000"/>
+          <w:kern w:val="0"/>
+          <w:lang w:eastAsia="it-IT"/>
+          <w14:ligatures w14:val="none"/>
+        </w:rPr>
+        <w:t> Trovare regole del tipo "Se un gioco è di strategia AND ha i dadi, allora è probabile che sia complesso".</w:t>
+      </w:r>
+    </w:p>
+    <w:p>
+      <w:pPr>
+        <w:numPr>
+          <w:ilvl w:val="0"/>
+          <w:numId w:val="4"/>
+        </w:numPr>
+        <w:spacing w:before="100" w:beforeAutospacing="1" w:after="100" w:afterAutospacing="1" w:line="240" w:lineRule="auto"/>
+        <w:rPr>
+          <w:rFonts w:ascii="Times New Roman" w:eastAsia="Times New Roman" w:hAnsi="Times New Roman" w:cs="Times New Roman"/>
+          <w:color w:val="000000"/>
+          <w:kern w:val="0"/>
+          <w:lang w:eastAsia="it-IT"/>
+          <w14:ligatures w14:val="none"/>
+        </w:rPr>
+      </w:pPr>
+      <w:r>
+        <w:rPr>
+          <w:rFonts w:ascii="Times New Roman" w:eastAsia="Times New Roman" w:hAnsi="Times New Roman" w:cs="Times New Roman"/>
+          <w:b/>
+          <w:bCs/>
+          <w:color w:val="000000"/>
+          <w:kern w:val="0"/>
+          <w:lang w:eastAsia="it-IT"/>
+          <w14:ligatures w14:val="none"/>
+        </w:rPr>
+        <w:t>Algoritmi:</w:t>
+      </w:r>
+      <w:r>
+        <w:rPr>
+          <w:rFonts w:ascii="Times New Roman" w:eastAsia="Times New Roman" w:hAnsi="Times New Roman" w:cs="Times New Roman"/>
+          <w:color w:val="000000"/>
+          <w:kern w:val="0"/>
+          <w:lang w:eastAsia="it-IT"/>
+          <w14:ligatures w14:val="none"/>
+        </w:rPr>
+        <w:t> </w:t>
+      </w:r>
+      <w:r>
+        <w:rPr>
+          <w:rFonts w:ascii="Times New Roman" w:eastAsia="Times New Roman" w:hAnsi="Times New Roman" w:cs="Times New Roman"/>
+          <w:b/>
+          <w:bCs/>
+          <w:color w:val="000000"/>
+          <w:kern w:val="0"/>
+          <w:lang w:eastAsia="it-IT"/>
+          <w14:ligatures w14:val="none"/>
+        </w:rPr>
+        <w:t>Apriori</w:t>
+      </w:r>
+      <w:r>
+        <w:rPr>
+          <w:rFonts w:ascii="Times New Roman" w:eastAsia="Times New Roman" w:hAnsi="Times New Roman" w:cs="Times New Roman"/>
+          <w:color w:val="000000"/>
+          <w:kern w:val="0"/>
+          <w:lang w:eastAsia="it-IT"/>
+          <w14:ligatures w14:val="none"/>
+        </w:rPr>
+        <w:t> o </w:t>
+      </w:r>
+      <w:r>
+        <w:rPr>
+          <w:rFonts w:ascii="Times New Roman" w:eastAsia="Times New Roman" w:hAnsi="Times New Roman" w:cs="Times New Roman"/>
+          <w:b/>
+          <w:bCs/>
+          <w:color w:val="000000"/>
+          <w:kern w:val="0"/>
+          <w:lang w:eastAsia="it-IT"/>
+          <w14:ligatures w14:val="none"/>
+        </w:rPr>
+        <w:t>FP-</w:t>
+      </w:r>
+      <w:proofErr w:type="spellStart"/>
+      <w:r>
+        <w:rPr>
+          <w:rFonts w:ascii="Times New Roman" w:eastAsia="Times New Roman" w:hAnsi="Times New Roman" w:cs="Times New Roman"/>
+          <w:b/>
+          <w:bCs/>
+          <w:color w:val="000000"/>
+          <w:kern w:val="0"/>
+          <w:lang w:eastAsia="it-IT"/>
+          <w14:ligatures w14:val="none"/>
+        </w:rPr>
+        <w:t>Growth</w:t>
+      </w:r>
+      <w:proofErr w:type="spellEnd"/>
+      <w:r>
+        <w:rPr>
+          <w:rFonts w:ascii="Times New Roman" w:eastAsia="Times New Roman" w:hAnsi="Times New Roman" w:cs="Times New Roman"/>
+          <w:color w:val="000000"/>
+          <w:kern w:val="0"/>
+          <w:lang w:eastAsia="it-IT"/>
+          <w14:ligatures w14:val="none"/>
+        </w:rPr>
+        <w:t>.</w:t>
+      </w:r>
+    </w:p>
+    <w:p>
+      <w:pPr>
+        <w:numPr>
+          <w:ilvl w:val="0"/>
+          <w:numId w:val="4"/>
+        </w:numPr>
+        <w:spacing w:before="100" w:beforeAutospacing="1" w:after="100" w:afterAutospacing="1" w:line="240" w:lineRule="auto"/>
+        <w:rPr>
+          <w:rFonts w:ascii="Times New Roman" w:eastAsia="Times New Roman" w:hAnsi="Times New Roman" w:cs="Times New Roman"/>
+          <w:color w:val="000000"/>
+          <w:kern w:val="0"/>
+          <w:lang w:eastAsia="it-IT"/>
+          <w14:ligatures w14:val="none"/>
+        </w:rPr>
+      </w:pPr>
+      <w:r>
+        <w:rPr>
+          <w:b/>
+          <w:bCs/>
+          <w:color w:val="000000"/>
+        </w:rPr>
+        <w:t>Cosa cercare:</w:t>
+      </w:r>
+      <w:r>
+        <w:rPr>
+          <w:rStyle w:val="apple-converted-space"/>
+          <w:rFonts w:ascii="-webkit-standard" w:hAnsi="-webkit-standard"/>
+          <w:color w:val="000000"/>
+          <w:sz w:val="27"/>
+          <w:szCs w:val="27"/>
+        </w:rPr>
+        <w:t> </w:t>
+      </w:r>
+      <w:proofErr w:type="spellStart"/>
+      <w:r>
+        <w:rPr>
+          <w:rFonts w:ascii="-webkit-standard" w:hAnsi="-webkit-standard"/>
+          <w:color w:val="000000"/>
+          <w:sz w:val="27"/>
+          <w:szCs w:val="27"/>
+        </w:rPr>
+        <w:t>Frequent</w:t>
+      </w:r>
+      <w:proofErr w:type="spellEnd"/>
+      <w:r>
+        <w:rPr>
+          <w:rFonts w:ascii="-webkit-standard" w:hAnsi="-webkit-standard"/>
+          <w:color w:val="000000"/>
+          <w:sz w:val="27"/>
+          <w:szCs w:val="27"/>
+        </w:rPr>
+        <w:t xml:space="preserve"> </w:t>
+      </w:r>
+      <w:proofErr w:type="spellStart"/>
+      <w:r>
+        <w:rPr>
+          <w:rFonts w:ascii="-webkit-standard" w:hAnsi="-webkit-standard"/>
+          <w:color w:val="000000"/>
+          <w:sz w:val="27"/>
+          <w:szCs w:val="27"/>
+        </w:rPr>
+        <w:t>Itemsets</w:t>
+      </w:r>
+      <w:proofErr w:type="spellEnd"/>
+      <w:r>
+        <w:rPr>
+          <w:rFonts w:ascii="-webkit-standard" w:hAnsi="-webkit-standard"/>
+          <w:color w:val="000000"/>
+          <w:sz w:val="27"/>
+          <w:szCs w:val="27"/>
+        </w:rPr>
+        <w:t xml:space="preserve"> e Association Rules (usando</w:t>
+      </w:r>
+      <w:r>
+        <w:rPr>
+          <w:rStyle w:val="apple-converted-space"/>
+          <w:rFonts w:ascii="-webkit-standard" w:hAnsi="-webkit-standard"/>
+          <w:color w:val="000000"/>
+          <w:sz w:val="27"/>
+          <w:szCs w:val="27"/>
+        </w:rPr>
+        <w:t> </w:t>
+      </w:r>
+      <w:r>
+        <w:rPr>
+          <w:rStyle w:val="CodiceHTML"/>
+          <w:rFonts w:eastAsiaTheme="majorEastAsia"/>
+          <w:color w:val="000000"/>
+        </w:rPr>
+        <w:t>support</w:t>
+      </w:r>
+      <w:r>
+        <w:rPr>
+          <w:rStyle w:val="apple-converted-space"/>
+          <w:rFonts w:ascii="-webkit-standard" w:hAnsi="-webkit-standard"/>
+          <w:color w:val="000000"/>
+          <w:sz w:val="27"/>
+          <w:szCs w:val="27"/>
+        </w:rPr>
+        <w:t> </w:t>
+      </w:r>
+      <w:r>
+        <w:rPr>
+          <w:rFonts w:ascii="-webkit-standard" w:hAnsi="-webkit-standard"/>
+          <w:color w:val="000000"/>
+          <w:sz w:val="27"/>
+          <w:szCs w:val="27"/>
+        </w:rPr>
+        <w:t>e</w:t>
+      </w:r>
+      <w:r>
+        <w:rPr>
+          <w:rStyle w:val="apple-converted-space"/>
+          <w:rFonts w:ascii="-webkit-standard" w:hAnsi="-webkit-standard"/>
+          <w:color w:val="000000"/>
+          <w:sz w:val="27"/>
+          <w:szCs w:val="27"/>
+        </w:rPr>
+        <w:t> </w:t>
+      </w:r>
+      <w:r>
+        <w:rPr>
+          <w:rStyle w:val="CodiceHTML"/>
+          <w:rFonts w:eastAsiaTheme="majorEastAsia"/>
+          <w:color w:val="000000"/>
+        </w:rPr>
+        <w:t>confidence</w:t>
+      </w:r>
+      <w:r>
+        <w:rPr>
+          <w:rFonts w:ascii="-webkit-standard" w:hAnsi="-webkit-standard"/>
+          <w:color w:val="000000"/>
+          <w:sz w:val="27"/>
+          <w:szCs w:val="27"/>
+        </w:rPr>
+        <w:t>).</w:t>
+      </w:r>
+    </w:p>
+    <w:p>
+      <w:pPr>
+        <w:spacing w:before="100" w:beforeAutospacing="1" w:after="100" w:afterAutospacing="1" w:line="240" w:lineRule="auto"/>
+        <w:rPr>
+          <w:rFonts w:ascii="Times New Roman" w:eastAsia="Times New Roman" w:hAnsi="Times New Roman" w:cs="Times New Roman"/>
+          <w:lang w:eastAsia="it-IT"/>
+        </w:rPr>
+      </w:pPr>
+    </w:p>
+    <w:p>
+      <w:pPr>
+        <w:pStyle w:val="NormaleWeb"/>
+      </w:pPr>
+      <w:proofErr w:type="gramStart"/>
+      <w:r>
+        <w:rPr>
+          <w:rFonts w:hAnsi="Symbol"/>
+        </w:rPr>
+        <w:lastRenderedPageBreak/>
+        <w:t></w:t>
+      </w:r>
+      <w:r>
+        <w:t xml:space="preserve">  </w:t>
+      </w:r>
+      <w:r>
+        <w:rPr>
+          <w:i/>
+          <w:iCs/>
+        </w:rPr>
+        <w:t>Perché</w:t>
+      </w:r>
+      <w:proofErr w:type="gramEnd"/>
+      <w:r>
+        <w:rPr>
+          <w:i/>
+          <w:iCs/>
+        </w:rPr>
+        <w:t xml:space="preserve"> ho scelto questo algoritmo?</w:t>
+      </w:r>
+    </w:p>
+    <w:p>
+      <w:pPr>
+        <w:pStyle w:val="NormaleWeb"/>
+      </w:pPr>
+      <w:proofErr w:type="gramStart"/>
+      <w:r>
+        <w:rPr>
+          <w:rFonts w:hAnsi="Symbol"/>
+        </w:rPr>
+        <w:t></w:t>
+      </w:r>
+      <w:r>
+        <w:t xml:space="preserve">  </w:t>
+      </w:r>
+      <w:r>
+        <w:rPr>
+          <w:i/>
+          <w:iCs/>
+        </w:rPr>
+        <w:t>Perché</w:t>
+      </w:r>
+      <w:proofErr w:type="gramEnd"/>
+      <w:r>
+        <w:rPr>
+          <w:i/>
+          <w:iCs/>
+        </w:rPr>
+        <w:t xml:space="preserve"> ho scelto questo parametro (es. perché k=4)?</w:t>
+      </w:r>
+    </w:p>
+    <w:p>
+      <w:pPr>
+        <w:pStyle w:val="NormaleWeb"/>
+      </w:pPr>
+      <w:proofErr w:type="gramStart"/>
+      <w:r>
+        <w:rPr>
+          <w:rFonts w:hAnsi="Symbol"/>
+        </w:rPr>
+        <w:t></w:t>
+      </w:r>
+      <w:r>
+        <w:t xml:space="preserve">  </w:t>
+      </w:r>
+      <w:r>
+        <w:rPr>
+          <w:i/>
+          <w:iCs/>
+        </w:rPr>
+        <w:t>Cosa</w:t>
+      </w:r>
+      <w:proofErr w:type="gramEnd"/>
+      <w:r>
+        <w:rPr>
+          <w:i/>
+          <w:iCs/>
+        </w:rPr>
+        <w:t xml:space="preserve"> mi dice questo grafico?</w:t>
+      </w:r>
+    </w:p>
+    <w:p>
+      <w:pPr>
+        <w:spacing w:before="100" w:beforeAutospacing="1" w:after="100" w:afterAutospacing="1" w:line="240" w:lineRule="auto"/>
+        <w:rPr>
+          <w:rFonts w:ascii="Times New Roman" w:eastAsia="Times New Roman" w:hAnsi="Times New Roman" w:cs="Times New Roman"/>
+          <w:color w:val="000000"/>
+          <w:kern w:val="0"/>
+          <w:lang w:eastAsia="it-IT"/>
+          <w14:ligatures w14:val="none"/>
+        </w:rPr>
+      </w:pPr>
+    </w:p>
     <w:sectPr>
       <w:pgSz w:w="11906" w:h="16838"/>
       <w:pgMar w:top="1417" w:right="1134" w:bottom="1134" w:left="1134" w:header="708" w:footer="708" w:gutter="0"/>
@@ -11,6 +6499,1959 @@
     </w:sectPr>
   </w:body>
 </w:document>
+</file>
+
+<file path=word/numbering.xml><?xml version="1.0" encoding="utf-8"?>
+<w:numbering xmlns:wpc="http://schemas.microsoft.com/office/word/2010/wordprocessingCanvas" xmlns:cx="http://schemas.microsoft.com/office/drawing/2014/chartex" xmlns:cx1="http://schemas.microsoft.com/office/drawing/2015/9/8/chartex" xmlns:cx2="http://schemas.microsoft.com/office/drawing/2015/10/21/chartex" xmlns:cx3="http://schemas.microsoft.com/office/drawing/2016/5/9/chartex" xmlns:cx4="http://schemas.microsoft.com/office/drawing/2016/5/10/chartex" xmlns:cx5="http://schemas.microsoft.com/office/drawing/2016/5/11/chartex" xmlns:cx6="http://schemas.microsoft.com/office/drawing/2016/5/12/chartex" xmlns:cx7="http://schemas.microsoft.com/office/drawing/2016/5/13/chartex" xmlns:cx8="http://schemas.microsoft.com/office/drawing/2016/5/14/chartex" xmlns:mc="http://schemas.openxmlformats.org/markup-compatibility/2006" xmlns:aink="http://schemas.microsoft.com/office/drawing/2016/ink" xmlns:am3d="http://schemas.microsoft.com/office/drawing/2017/model3d" xmlns:o="urn:schemas-microsoft-com:office:office" xmlns:oel="http://schemas.microsoft.com/office/2019/extlst" xmlns:r="http://schemas.openxmlformats.org/officeDocument/2006/relationships" xmlns:m="http://schemas.openxmlformats.org/officeDocument/2006/math" xmlns:v="urn:schemas-microsoft-com:vml" xmlns:wp14="http://schemas.microsoft.com/office/word/2010/wordprocessingDrawing" xmlns:wp="http://schemas.openxmlformats.org/drawingml/2006/wordprocessingDrawing" xmlns:w10="urn:schemas-microsoft-com:office:word" xmlns:w="http://schemas.openxmlformats.org/wordprocessingml/2006/main" xmlns:w14="http://schemas.microsoft.com/office/word/2010/wordml" xmlns:w15="http://schemas.microsoft.com/office/word/2012/wordml" xmlns:w16cex="http://schemas.microsoft.com/office/word/2018/wordml/cex" xmlns:w16cid="http://schemas.microsoft.com/office/word/2016/wordml/cid" xmlns:w16="http://schemas.microsoft.com/office/word/2018/wordml" xmlns:w16du="http://schemas.microsoft.com/office/word/2023/wordml/word16du" xmlns:w16sdtdh="http://schemas.microsoft.com/office/word/2020/wordml/sdtdatahash" xmlns:w16sdtfl="http://schemas.microsoft.com/office/word/2024/wordml/sdtformatlock" xmlns:w16se="http://schemas.microsoft.com/office/word/2015/wordml/symex" xmlns:wpg="http://schemas.microsoft.com/office/word/2010/wordprocessingGroup" xmlns:wpi="http://schemas.microsoft.com/office/word/2010/wordprocessingInk" xmlns:wne="http://schemas.microsoft.com/office/word/2006/wordml" xmlns:wps="http://schemas.microsoft.com/office/word/2010/wordprocessingShape" mc:Ignorable="w14 w15 w16se w16cid w16 w16cex w16sdtdh w16sdtfl w16du wp14">
+  <w:abstractNum w:abstractNumId="0" w15:restartNumberingAfterBreak="0">
+    <w:nsid w:val="0B0611B9"/>
+    <w:multiLevelType w:val="multilevel"/>
+    <w:tmpl w:val="3AD6AD5E"/>
+    <w:lvl w:ilvl="0">
+      <w:start w:val="1"/>
+      <w:numFmt w:val="bullet"/>
+      <w:lvlText w:val=""/>
+      <w:lvlJc w:val="left"/>
+      <w:pPr>
+        <w:tabs>
+          <w:tab w:val="num" w:pos="720"/>
+        </w:tabs>
+        <w:ind w:left="720" w:hanging="360"/>
+      </w:pPr>
+      <w:rPr>
+        <w:rFonts w:ascii="Symbol" w:hAnsi="Symbol" w:hint="default"/>
+        <w:sz w:val="20"/>
+      </w:rPr>
+    </w:lvl>
+    <w:lvl w:ilvl="1" w:tentative="1">
+      <w:start w:val="1"/>
+      <w:numFmt w:val="bullet"/>
+      <w:lvlText w:val="o"/>
+      <w:lvlJc w:val="left"/>
+      <w:pPr>
+        <w:tabs>
+          <w:tab w:val="num" w:pos="1440"/>
+        </w:tabs>
+        <w:ind w:left="1440" w:hanging="360"/>
+      </w:pPr>
+      <w:rPr>
+        <w:rFonts w:ascii="Courier New" w:hAnsi="Courier New" w:hint="default"/>
+        <w:sz w:val="20"/>
+      </w:rPr>
+    </w:lvl>
+    <w:lvl w:ilvl="2" w:tentative="1">
+      <w:start w:val="1"/>
+      <w:numFmt w:val="bullet"/>
+      <w:lvlText w:val=""/>
+      <w:lvlJc w:val="left"/>
+      <w:pPr>
+        <w:tabs>
+          <w:tab w:val="num" w:pos="2160"/>
+        </w:tabs>
+        <w:ind w:left="2160" w:hanging="360"/>
+      </w:pPr>
+      <w:rPr>
+        <w:rFonts w:ascii="Wingdings" w:hAnsi="Wingdings" w:hint="default"/>
+        <w:sz w:val="20"/>
+      </w:rPr>
+    </w:lvl>
+    <w:lvl w:ilvl="3" w:tentative="1">
+      <w:start w:val="1"/>
+      <w:numFmt w:val="bullet"/>
+      <w:lvlText w:val=""/>
+      <w:lvlJc w:val="left"/>
+      <w:pPr>
+        <w:tabs>
+          <w:tab w:val="num" w:pos="2880"/>
+        </w:tabs>
+        <w:ind w:left="2880" w:hanging="360"/>
+      </w:pPr>
+      <w:rPr>
+        <w:rFonts w:ascii="Wingdings" w:hAnsi="Wingdings" w:hint="default"/>
+        <w:sz w:val="20"/>
+      </w:rPr>
+    </w:lvl>
+    <w:lvl w:ilvl="4" w:tentative="1">
+      <w:start w:val="1"/>
+      <w:numFmt w:val="bullet"/>
+      <w:lvlText w:val=""/>
+      <w:lvlJc w:val="left"/>
+      <w:pPr>
+        <w:tabs>
+          <w:tab w:val="num" w:pos="3600"/>
+        </w:tabs>
+        <w:ind w:left="3600" w:hanging="360"/>
+      </w:pPr>
+      <w:rPr>
+        <w:rFonts w:ascii="Wingdings" w:hAnsi="Wingdings" w:hint="default"/>
+        <w:sz w:val="20"/>
+      </w:rPr>
+    </w:lvl>
+    <w:lvl w:ilvl="5" w:tentative="1">
+      <w:start w:val="1"/>
+      <w:numFmt w:val="bullet"/>
+      <w:lvlText w:val=""/>
+      <w:lvlJc w:val="left"/>
+      <w:pPr>
+        <w:tabs>
+          <w:tab w:val="num" w:pos="4320"/>
+        </w:tabs>
+        <w:ind w:left="4320" w:hanging="360"/>
+      </w:pPr>
+      <w:rPr>
+        <w:rFonts w:ascii="Wingdings" w:hAnsi="Wingdings" w:hint="default"/>
+        <w:sz w:val="20"/>
+      </w:rPr>
+    </w:lvl>
+    <w:lvl w:ilvl="6" w:tentative="1">
+      <w:start w:val="1"/>
+      <w:numFmt w:val="bullet"/>
+      <w:lvlText w:val=""/>
+      <w:lvlJc w:val="left"/>
+      <w:pPr>
+        <w:tabs>
+          <w:tab w:val="num" w:pos="5040"/>
+        </w:tabs>
+        <w:ind w:left="5040" w:hanging="360"/>
+      </w:pPr>
+      <w:rPr>
+        <w:rFonts w:ascii="Wingdings" w:hAnsi="Wingdings" w:hint="default"/>
+        <w:sz w:val="20"/>
+      </w:rPr>
+    </w:lvl>
+    <w:lvl w:ilvl="7" w:tentative="1">
+      <w:start w:val="1"/>
+      <w:numFmt w:val="bullet"/>
+      <w:lvlText w:val=""/>
+      <w:lvlJc w:val="left"/>
+      <w:pPr>
+        <w:tabs>
+          <w:tab w:val="num" w:pos="5760"/>
+        </w:tabs>
+        <w:ind w:left="5760" w:hanging="360"/>
+      </w:pPr>
+      <w:rPr>
+        <w:rFonts w:ascii="Wingdings" w:hAnsi="Wingdings" w:hint="default"/>
+        <w:sz w:val="20"/>
+      </w:rPr>
+    </w:lvl>
+    <w:lvl w:ilvl="8" w:tentative="1">
+      <w:start w:val="1"/>
+      <w:numFmt w:val="bullet"/>
+      <w:lvlText w:val=""/>
+      <w:lvlJc w:val="left"/>
+      <w:pPr>
+        <w:tabs>
+          <w:tab w:val="num" w:pos="6480"/>
+        </w:tabs>
+        <w:ind w:left="6480" w:hanging="360"/>
+      </w:pPr>
+      <w:rPr>
+        <w:rFonts w:ascii="Wingdings" w:hAnsi="Wingdings" w:hint="default"/>
+        <w:sz w:val="20"/>
+      </w:rPr>
+    </w:lvl>
+  </w:abstractNum>
+  <w:abstractNum w:abstractNumId="1" w15:restartNumberingAfterBreak="0">
+    <w:nsid w:val="13920EC0"/>
+    <w:multiLevelType w:val="multilevel"/>
+    <w:tmpl w:val="F9827E30"/>
+    <w:lvl w:ilvl="0">
+      <w:start w:val="1"/>
+      <w:numFmt w:val="decimal"/>
+      <w:lvlText w:val="%1."/>
+      <w:lvlJc w:val="left"/>
+      <w:pPr>
+        <w:tabs>
+          <w:tab w:val="num" w:pos="720"/>
+        </w:tabs>
+        <w:ind w:left="720" w:hanging="360"/>
+      </w:pPr>
+    </w:lvl>
+    <w:lvl w:ilvl="1" w:tentative="1">
+      <w:start w:val="1"/>
+      <w:numFmt w:val="decimal"/>
+      <w:lvlText w:val="%2."/>
+      <w:lvlJc w:val="left"/>
+      <w:pPr>
+        <w:tabs>
+          <w:tab w:val="num" w:pos="1440"/>
+        </w:tabs>
+        <w:ind w:left="1440" w:hanging="360"/>
+      </w:pPr>
+    </w:lvl>
+    <w:lvl w:ilvl="2" w:tentative="1">
+      <w:start w:val="1"/>
+      <w:numFmt w:val="decimal"/>
+      <w:lvlText w:val="%3."/>
+      <w:lvlJc w:val="left"/>
+      <w:pPr>
+        <w:tabs>
+          <w:tab w:val="num" w:pos="2160"/>
+        </w:tabs>
+        <w:ind w:left="2160" w:hanging="360"/>
+      </w:pPr>
+    </w:lvl>
+    <w:lvl w:ilvl="3" w:tentative="1">
+      <w:start w:val="1"/>
+      <w:numFmt w:val="decimal"/>
+      <w:lvlText w:val="%4."/>
+      <w:lvlJc w:val="left"/>
+      <w:pPr>
+        <w:tabs>
+          <w:tab w:val="num" w:pos="2880"/>
+        </w:tabs>
+        <w:ind w:left="2880" w:hanging="360"/>
+      </w:pPr>
+    </w:lvl>
+    <w:lvl w:ilvl="4" w:tentative="1">
+      <w:start w:val="1"/>
+      <w:numFmt w:val="decimal"/>
+      <w:lvlText w:val="%5."/>
+      <w:lvlJc w:val="left"/>
+      <w:pPr>
+        <w:tabs>
+          <w:tab w:val="num" w:pos="3600"/>
+        </w:tabs>
+        <w:ind w:left="3600" w:hanging="360"/>
+      </w:pPr>
+    </w:lvl>
+    <w:lvl w:ilvl="5" w:tentative="1">
+      <w:start w:val="1"/>
+      <w:numFmt w:val="decimal"/>
+      <w:lvlText w:val="%6."/>
+      <w:lvlJc w:val="left"/>
+      <w:pPr>
+        <w:tabs>
+          <w:tab w:val="num" w:pos="4320"/>
+        </w:tabs>
+        <w:ind w:left="4320" w:hanging="360"/>
+      </w:pPr>
+    </w:lvl>
+    <w:lvl w:ilvl="6" w:tentative="1">
+      <w:start w:val="1"/>
+      <w:numFmt w:val="decimal"/>
+      <w:lvlText w:val="%7."/>
+      <w:lvlJc w:val="left"/>
+      <w:pPr>
+        <w:tabs>
+          <w:tab w:val="num" w:pos="5040"/>
+        </w:tabs>
+        <w:ind w:left="5040" w:hanging="360"/>
+      </w:pPr>
+    </w:lvl>
+    <w:lvl w:ilvl="7" w:tentative="1">
+      <w:start w:val="1"/>
+      <w:numFmt w:val="decimal"/>
+      <w:lvlText w:val="%8."/>
+      <w:lvlJc w:val="left"/>
+      <w:pPr>
+        <w:tabs>
+          <w:tab w:val="num" w:pos="5760"/>
+        </w:tabs>
+        <w:ind w:left="5760" w:hanging="360"/>
+      </w:pPr>
+    </w:lvl>
+    <w:lvl w:ilvl="8" w:tentative="1">
+      <w:start w:val="1"/>
+      <w:numFmt w:val="decimal"/>
+      <w:lvlText w:val="%9."/>
+      <w:lvlJc w:val="left"/>
+      <w:pPr>
+        <w:tabs>
+          <w:tab w:val="num" w:pos="6480"/>
+        </w:tabs>
+        <w:ind w:left="6480" w:hanging="360"/>
+      </w:pPr>
+    </w:lvl>
+  </w:abstractNum>
+  <w:abstractNum w:abstractNumId="2" w15:restartNumberingAfterBreak="0">
+    <w:nsid w:val="2E827B86"/>
+    <w:multiLevelType w:val="multilevel"/>
+    <w:tmpl w:val="3072F41C"/>
+    <w:lvl w:ilvl="0">
+      <w:start w:val="1"/>
+      <w:numFmt w:val="bullet"/>
+      <w:lvlText w:val=""/>
+      <w:lvlJc w:val="left"/>
+      <w:pPr>
+        <w:tabs>
+          <w:tab w:val="num" w:pos="720"/>
+        </w:tabs>
+        <w:ind w:left="720" w:hanging="360"/>
+      </w:pPr>
+      <w:rPr>
+        <w:rFonts w:ascii="Symbol" w:hAnsi="Symbol" w:hint="default"/>
+        <w:sz w:val="20"/>
+      </w:rPr>
+    </w:lvl>
+    <w:lvl w:ilvl="1" w:tentative="1">
+      <w:start w:val="1"/>
+      <w:numFmt w:val="bullet"/>
+      <w:lvlText w:val="o"/>
+      <w:lvlJc w:val="left"/>
+      <w:pPr>
+        <w:tabs>
+          <w:tab w:val="num" w:pos="1440"/>
+        </w:tabs>
+        <w:ind w:left="1440" w:hanging="360"/>
+      </w:pPr>
+      <w:rPr>
+        <w:rFonts w:ascii="Courier New" w:hAnsi="Courier New" w:hint="default"/>
+        <w:sz w:val="20"/>
+      </w:rPr>
+    </w:lvl>
+    <w:lvl w:ilvl="2" w:tentative="1">
+      <w:start w:val="1"/>
+      <w:numFmt w:val="bullet"/>
+      <w:lvlText w:val=""/>
+      <w:lvlJc w:val="left"/>
+      <w:pPr>
+        <w:tabs>
+          <w:tab w:val="num" w:pos="2160"/>
+        </w:tabs>
+        <w:ind w:left="2160" w:hanging="360"/>
+      </w:pPr>
+      <w:rPr>
+        <w:rFonts w:ascii="Wingdings" w:hAnsi="Wingdings" w:hint="default"/>
+        <w:sz w:val="20"/>
+      </w:rPr>
+    </w:lvl>
+    <w:lvl w:ilvl="3" w:tentative="1">
+      <w:start w:val="1"/>
+      <w:numFmt w:val="bullet"/>
+      <w:lvlText w:val=""/>
+      <w:lvlJc w:val="left"/>
+      <w:pPr>
+        <w:tabs>
+          <w:tab w:val="num" w:pos="2880"/>
+        </w:tabs>
+        <w:ind w:left="2880" w:hanging="360"/>
+      </w:pPr>
+      <w:rPr>
+        <w:rFonts w:ascii="Wingdings" w:hAnsi="Wingdings" w:hint="default"/>
+        <w:sz w:val="20"/>
+      </w:rPr>
+    </w:lvl>
+    <w:lvl w:ilvl="4" w:tentative="1">
+      <w:start w:val="1"/>
+      <w:numFmt w:val="bullet"/>
+      <w:lvlText w:val=""/>
+      <w:lvlJc w:val="left"/>
+      <w:pPr>
+        <w:tabs>
+          <w:tab w:val="num" w:pos="3600"/>
+        </w:tabs>
+        <w:ind w:left="3600" w:hanging="360"/>
+      </w:pPr>
+      <w:rPr>
+        <w:rFonts w:ascii="Wingdings" w:hAnsi="Wingdings" w:hint="default"/>
+        <w:sz w:val="20"/>
+      </w:rPr>
+    </w:lvl>
+    <w:lvl w:ilvl="5" w:tentative="1">
+      <w:start w:val="1"/>
+      <w:numFmt w:val="bullet"/>
+      <w:lvlText w:val=""/>
+      <w:lvlJc w:val="left"/>
+      <w:pPr>
+        <w:tabs>
+          <w:tab w:val="num" w:pos="4320"/>
+        </w:tabs>
+        <w:ind w:left="4320" w:hanging="360"/>
+      </w:pPr>
+      <w:rPr>
+        <w:rFonts w:ascii="Wingdings" w:hAnsi="Wingdings" w:hint="default"/>
+        <w:sz w:val="20"/>
+      </w:rPr>
+    </w:lvl>
+    <w:lvl w:ilvl="6" w:tentative="1">
+      <w:start w:val="1"/>
+      <w:numFmt w:val="bullet"/>
+      <w:lvlText w:val=""/>
+      <w:lvlJc w:val="left"/>
+      <w:pPr>
+        <w:tabs>
+          <w:tab w:val="num" w:pos="5040"/>
+        </w:tabs>
+        <w:ind w:left="5040" w:hanging="360"/>
+      </w:pPr>
+      <w:rPr>
+        <w:rFonts w:ascii="Wingdings" w:hAnsi="Wingdings" w:hint="default"/>
+        <w:sz w:val="20"/>
+      </w:rPr>
+    </w:lvl>
+    <w:lvl w:ilvl="7" w:tentative="1">
+      <w:start w:val="1"/>
+      <w:numFmt w:val="bullet"/>
+      <w:lvlText w:val=""/>
+      <w:lvlJc w:val="left"/>
+      <w:pPr>
+        <w:tabs>
+          <w:tab w:val="num" w:pos="5760"/>
+        </w:tabs>
+        <w:ind w:left="5760" w:hanging="360"/>
+      </w:pPr>
+      <w:rPr>
+        <w:rFonts w:ascii="Wingdings" w:hAnsi="Wingdings" w:hint="default"/>
+        <w:sz w:val="20"/>
+      </w:rPr>
+    </w:lvl>
+    <w:lvl w:ilvl="8" w:tentative="1">
+      <w:start w:val="1"/>
+      <w:numFmt w:val="bullet"/>
+      <w:lvlText w:val=""/>
+      <w:lvlJc w:val="left"/>
+      <w:pPr>
+        <w:tabs>
+          <w:tab w:val="num" w:pos="6480"/>
+        </w:tabs>
+        <w:ind w:left="6480" w:hanging="360"/>
+      </w:pPr>
+      <w:rPr>
+        <w:rFonts w:ascii="Wingdings" w:hAnsi="Wingdings" w:hint="default"/>
+        <w:sz w:val="20"/>
+      </w:rPr>
+    </w:lvl>
+  </w:abstractNum>
+  <w:abstractNum w:abstractNumId="3" w15:restartNumberingAfterBreak="0">
+    <w:nsid w:val="357503CC"/>
+    <w:multiLevelType w:val="multilevel"/>
+    <w:tmpl w:val="BB94D536"/>
+    <w:lvl w:ilvl="0">
+      <w:start w:val="1"/>
+      <w:numFmt w:val="bullet"/>
+      <w:lvlText w:val=""/>
+      <w:lvlJc w:val="left"/>
+      <w:pPr>
+        <w:tabs>
+          <w:tab w:val="num" w:pos="720"/>
+        </w:tabs>
+        <w:ind w:left="720" w:hanging="360"/>
+      </w:pPr>
+      <w:rPr>
+        <w:rFonts w:ascii="Symbol" w:hAnsi="Symbol" w:hint="default"/>
+        <w:sz w:val="20"/>
+      </w:rPr>
+    </w:lvl>
+    <w:lvl w:ilvl="1" w:tentative="1">
+      <w:start w:val="1"/>
+      <w:numFmt w:val="bullet"/>
+      <w:lvlText w:val="o"/>
+      <w:lvlJc w:val="left"/>
+      <w:pPr>
+        <w:tabs>
+          <w:tab w:val="num" w:pos="1440"/>
+        </w:tabs>
+        <w:ind w:left="1440" w:hanging="360"/>
+      </w:pPr>
+      <w:rPr>
+        <w:rFonts w:ascii="Courier New" w:hAnsi="Courier New" w:hint="default"/>
+        <w:sz w:val="20"/>
+      </w:rPr>
+    </w:lvl>
+    <w:lvl w:ilvl="2" w:tentative="1">
+      <w:start w:val="1"/>
+      <w:numFmt w:val="bullet"/>
+      <w:lvlText w:val=""/>
+      <w:lvlJc w:val="left"/>
+      <w:pPr>
+        <w:tabs>
+          <w:tab w:val="num" w:pos="2160"/>
+        </w:tabs>
+        <w:ind w:left="2160" w:hanging="360"/>
+      </w:pPr>
+      <w:rPr>
+        <w:rFonts w:ascii="Wingdings" w:hAnsi="Wingdings" w:hint="default"/>
+        <w:sz w:val="20"/>
+      </w:rPr>
+    </w:lvl>
+    <w:lvl w:ilvl="3" w:tentative="1">
+      <w:start w:val="1"/>
+      <w:numFmt w:val="bullet"/>
+      <w:lvlText w:val=""/>
+      <w:lvlJc w:val="left"/>
+      <w:pPr>
+        <w:tabs>
+          <w:tab w:val="num" w:pos="2880"/>
+        </w:tabs>
+        <w:ind w:left="2880" w:hanging="360"/>
+      </w:pPr>
+      <w:rPr>
+        <w:rFonts w:ascii="Wingdings" w:hAnsi="Wingdings" w:hint="default"/>
+        <w:sz w:val="20"/>
+      </w:rPr>
+    </w:lvl>
+    <w:lvl w:ilvl="4" w:tentative="1">
+      <w:start w:val="1"/>
+      <w:numFmt w:val="bullet"/>
+      <w:lvlText w:val=""/>
+      <w:lvlJc w:val="left"/>
+      <w:pPr>
+        <w:tabs>
+          <w:tab w:val="num" w:pos="3600"/>
+        </w:tabs>
+        <w:ind w:left="3600" w:hanging="360"/>
+      </w:pPr>
+      <w:rPr>
+        <w:rFonts w:ascii="Wingdings" w:hAnsi="Wingdings" w:hint="default"/>
+        <w:sz w:val="20"/>
+      </w:rPr>
+    </w:lvl>
+    <w:lvl w:ilvl="5" w:tentative="1">
+      <w:start w:val="1"/>
+      <w:numFmt w:val="bullet"/>
+      <w:lvlText w:val=""/>
+      <w:lvlJc w:val="left"/>
+      <w:pPr>
+        <w:tabs>
+          <w:tab w:val="num" w:pos="4320"/>
+        </w:tabs>
+        <w:ind w:left="4320" w:hanging="360"/>
+      </w:pPr>
+      <w:rPr>
+        <w:rFonts w:ascii="Wingdings" w:hAnsi="Wingdings" w:hint="default"/>
+        <w:sz w:val="20"/>
+      </w:rPr>
+    </w:lvl>
+    <w:lvl w:ilvl="6" w:tentative="1">
+      <w:start w:val="1"/>
+      <w:numFmt w:val="bullet"/>
+      <w:lvlText w:val=""/>
+      <w:lvlJc w:val="left"/>
+      <w:pPr>
+        <w:tabs>
+          <w:tab w:val="num" w:pos="5040"/>
+        </w:tabs>
+        <w:ind w:left="5040" w:hanging="360"/>
+      </w:pPr>
+      <w:rPr>
+        <w:rFonts w:ascii="Wingdings" w:hAnsi="Wingdings" w:hint="default"/>
+        <w:sz w:val="20"/>
+      </w:rPr>
+    </w:lvl>
+    <w:lvl w:ilvl="7" w:tentative="1">
+      <w:start w:val="1"/>
+      <w:numFmt w:val="bullet"/>
+      <w:lvlText w:val=""/>
+      <w:lvlJc w:val="left"/>
+      <w:pPr>
+        <w:tabs>
+          <w:tab w:val="num" w:pos="5760"/>
+        </w:tabs>
+        <w:ind w:left="5760" w:hanging="360"/>
+      </w:pPr>
+      <w:rPr>
+        <w:rFonts w:ascii="Wingdings" w:hAnsi="Wingdings" w:hint="default"/>
+        <w:sz w:val="20"/>
+      </w:rPr>
+    </w:lvl>
+    <w:lvl w:ilvl="8" w:tentative="1">
+      <w:start w:val="1"/>
+      <w:numFmt w:val="bullet"/>
+      <w:lvlText w:val=""/>
+      <w:lvlJc w:val="left"/>
+      <w:pPr>
+        <w:tabs>
+          <w:tab w:val="num" w:pos="6480"/>
+        </w:tabs>
+        <w:ind w:left="6480" w:hanging="360"/>
+      </w:pPr>
+      <w:rPr>
+        <w:rFonts w:ascii="Wingdings" w:hAnsi="Wingdings" w:hint="default"/>
+        <w:sz w:val="20"/>
+      </w:rPr>
+    </w:lvl>
+  </w:abstractNum>
+  <w:abstractNum w:abstractNumId="4" w15:restartNumberingAfterBreak="0">
+    <w:nsid w:val="38083823"/>
+    <w:multiLevelType w:val="multilevel"/>
+    <w:tmpl w:val="9A4A801A"/>
+    <w:lvl w:ilvl="0">
+      <w:start w:val="1"/>
+      <w:numFmt w:val="bullet"/>
+      <w:lvlText w:val=""/>
+      <w:lvlJc w:val="left"/>
+      <w:pPr>
+        <w:tabs>
+          <w:tab w:val="num" w:pos="720"/>
+        </w:tabs>
+        <w:ind w:left="720" w:hanging="360"/>
+      </w:pPr>
+      <w:rPr>
+        <w:rFonts w:ascii="Symbol" w:hAnsi="Symbol" w:hint="default"/>
+        <w:sz w:val="20"/>
+      </w:rPr>
+    </w:lvl>
+    <w:lvl w:ilvl="1" w:tentative="1">
+      <w:start w:val="1"/>
+      <w:numFmt w:val="bullet"/>
+      <w:lvlText w:val="o"/>
+      <w:lvlJc w:val="left"/>
+      <w:pPr>
+        <w:tabs>
+          <w:tab w:val="num" w:pos="1440"/>
+        </w:tabs>
+        <w:ind w:left="1440" w:hanging="360"/>
+      </w:pPr>
+      <w:rPr>
+        <w:rFonts w:ascii="Courier New" w:hAnsi="Courier New" w:hint="default"/>
+        <w:sz w:val="20"/>
+      </w:rPr>
+    </w:lvl>
+    <w:lvl w:ilvl="2" w:tentative="1">
+      <w:start w:val="1"/>
+      <w:numFmt w:val="bullet"/>
+      <w:lvlText w:val=""/>
+      <w:lvlJc w:val="left"/>
+      <w:pPr>
+        <w:tabs>
+          <w:tab w:val="num" w:pos="2160"/>
+        </w:tabs>
+        <w:ind w:left="2160" w:hanging="360"/>
+      </w:pPr>
+      <w:rPr>
+        <w:rFonts w:ascii="Wingdings" w:hAnsi="Wingdings" w:hint="default"/>
+        <w:sz w:val="20"/>
+      </w:rPr>
+    </w:lvl>
+    <w:lvl w:ilvl="3" w:tentative="1">
+      <w:start w:val="1"/>
+      <w:numFmt w:val="bullet"/>
+      <w:lvlText w:val=""/>
+      <w:lvlJc w:val="left"/>
+      <w:pPr>
+        <w:tabs>
+          <w:tab w:val="num" w:pos="2880"/>
+        </w:tabs>
+        <w:ind w:left="2880" w:hanging="360"/>
+      </w:pPr>
+      <w:rPr>
+        <w:rFonts w:ascii="Wingdings" w:hAnsi="Wingdings" w:hint="default"/>
+        <w:sz w:val="20"/>
+      </w:rPr>
+    </w:lvl>
+    <w:lvl w:ilvl="4" w:tentative="1">
+      <w:start w:val="1"/>
+      <w:numFmt w:val="bullet"/>
+      <w:lvlText w:val=""/>
+      <w:lvlJc w:val="left"/>
+      <w:pPr>
+        <w:tabs>
+          <w:tab w:val="num" w:pos="3600"/>
+        </w:tabs>
+        <w:ind w:left="3600" w:hanging="360"/>
+      </w:pPr>
+      <w:rPr>
+        <w:rFonts w:ascii="Wingdings" w:hAnsi="Wingdings" w:hint="default"/>
+        <w:sz w:val="20"/>
+      </w:rPr>
+    </w:lvl>
+    <w:lvl w:ilvl="5" w:tentative="1">
+      <w:start w:val="1"/>
+      <w:numFmt w:val="bullet"/>
+      <w:lvlText w:val=""/>
+      <w:lvlJc w:val="left"/>
+      <w:pPr>
+        <w:tabs>
+          <w:tab w:val="num" w:pos="4320"/>
+        </w:tabs>
+        <w:ind w:left="4320" w:hanging="360"/>
+      </w:pPr>
+      <w:rPr>
+        <w:rFonts w:ascii="Wingdings" w:hAnsi="Wingdings" w:hint="default"/>
+        <w:sz w:val="20"/>
+      </w:rPr>
+    </w:lvl>
+    <w:lvl w:ilvl="6" w:tentative="1">
+      <w:start w:val="1"/>
+      <w:numFmt w:val="bullet"/>
+      <w:lvlText w:val=""/>
+      <w:lvlJc w:val="left"/>
+      <w:pPr>
+        <w:tabs>
+          <w:tab w:val="num" w:pos="5040"/>
+        </w:tabs>
+        <w:ind w:left="5040" w:hanging="360"/>
+      </w:pPr>
+      <w:rPr>
+        <w:rFonts w:ascii="Wingdings" w:hAnsi="Wingdings" w:hint="default"/>
+        <w:sz w:val="20"/>
+      </w:rPr>
+    </w:lvl>
+    <w:lvl w:ilvl="7" w:tentative="1">
+      <w:start w:val="1"/>
+      <w:numFmt w:val="bullet"/>
+      <w:lvlText w:val=""/>
+      <w:lvlJc w:val="left"/>
+      <w:pPr>
+        <w:tabs>
+          <w:tab w:val="num" w:pos="5760"/>
+        </w:tabs>
+        <w:ind w:left="5760" w:hanging="360"/>
+      </w:pPr>
+      <w:rPr>
+        <w:rFonts w:ascii="Wingdings" w:hAnsi="Wingdings" w:hint="default"/>
+        <w:sz w:val="20"/>
+      </w:rPr>
+    </w:lvl>
+    <w:lvl w:ilvl="8" w:tentative="1">
+      <w:start w:val="1"/>
+      <w:numFmt w:val="bullet"/>
+      <w:lvlText w:val=""/>
+      <w:lvlJc w:val="left"/>
+      <w:pPr>
+        <w:tabs>
+          <w:tab w:val="num" w:pos="6480"/>
+        </w:tabs>
+        <w:ind w:left="6480" w:hanging="360"/>
+      </w:pPr>
+      <w:rPr>
+        <w:rFonts w:ascii="Wingdings" w:hAnsi="Wingdings" w:hint="default"/>
+        <w:sz w:val="20"/>
+      </w:rPr>
+    </w:lvl>
+  </w:abstractNum>
+  <w:abstractNum w:abstractNumId="5" w15:restartNumberingAfterBreak="0">
+    <w:nsid w:val="403153B6"/>
+    <w:multiLevelType w:val="multilevel"/>
+    <w:tmpl w:val="4EEE70A4"/>
+    <w:lvl w:ilvl="0">
+      <w:start w:val="1"/>
+      <w:numFmt w:val="bullet"/>
+      <w:lvlText w:val=""/>
+      <w:lvlJc w:val="left"/>
+      <w:pPr>
+        <w:tabs>
+          <w:tab w:val="num" w:pos="720"/>
+        </w:tabs>
+        <w:ind w:left="720" w:hanging="360"/>
+      </w:pPr>
+      <w:rPr>
+        <w:rFonts w:ascii="Symbol" w:hAnsi="Symbol" w:hint="default"/>
+        <w:sz w:val="20"/>
+      </w:rPr>
+    </w:lvl>
+    <w:lvl w:ilvl="1" w:tentative="1">
+      <w:start w:val="1"/>
+      <w:numFmt w:val="bullet"/>
+      <w:lvlText w:val="o"/>
+      <w:lvlJc w:val="left"/>
+      <w:pPr>
+        <w:tabs>
+          <w:tab w:val="num" w:pos="1440"/>
+        </w:tabs>
+        <w:ind w:left="1440" w:hanging="360"/>
+      </w:pPr>
+      <w:rPr>
+        <w:rFonts w:ascii="Courier New" w:hAnsi="Courier New" w:hint="default"/>
+        <w:sz w:val="20"/>
+      </w:rPr>
+    </w:lvl>
+    <w:lvl w:ilvl="2" w:tentative="1">
+      <w:start w:val="1"/>
+      <w:numFmt w:val="bullet"/>
+      <w:lvlText w:val=""/>
+      <w:lvlJc w:val="left"/>
+      <w:pPr>
+        <w:tabs>
+          <w:tab w:val="num" w:pos="2160"/>
+        </w:tabs>
+        <w:ind w:left="2160" w:hanging="360"/>
+      </w:pPr>
+      <w:rPr>
+        <w:rFonts w:ascii="Wingdings" w:hAnsi="Wingdings" w:hint="default"/>
+        <w:sz w:val="20"/>
+      </w:rPr>
+    </w:lvl>
+    <w:lvl w:ilvl="3" w:tentative="1">
+      <w:start w:val="1"/>
+      <w:numFmt w:val="bullet"/>
+      <w:lvlText w:val=""/>
+      <w:lvlJc w:val="left"/>
+      <w:pPr>
+        <w:tabs>
+          <w:tab w:val="num" w:pos="2880"/>
+        </w:tabs>
+        <w:ind w:left="2880" w:hanging="360"/>
+      </w:pPr>
+      <w:rPr>
+        <w:rFonts w:ascii="Wingdings" w:hAnsi="Wingdings" w:hint="default"/>
+        <w:sz w:val="20"/>
+      </w:rPr>
+    </w:lvl>
+    <w:lvl w:ilvl="4" w:tentative="1">
+      <w:start w:val="1"/>
+      <w:numFmt w:val="bullet"/>
+      <w:lvlText w:val=""/>
+      <w:lvlJc w:val="left"/>
+      <w:pPr>
+        <w:tabs>
+          <w:tab w:val="num" w:pos="3600"/>
+        </w:tabs>
+        <w:ind w:left="3600" w:hanging="360"/>
+      </w:pPr>
+      <w:rPr>
+        <w:rFonts w:ascii="Wingdings" w:hAnsi="Wingdings" w:hint="default"/>
+        <w:sz w:val="20"/>
+      </w:rPr>
+    </w:lvl>
+    <w:lvl w:ilvl="5" w:tentative="1">
+      <w:start w:val="1"/>
+      <w:numFmt w:val="bullet"/>
+      <w:lvlText w:val=""/>
+      <w:lvlJc w:val="left"/>
+      <w:pPr>
+        <w:tabs>
+          <w:tab w:val="num" w:pos="4320"/>
+        </w:tabs>
+        <w:ind w:left="4320" w:hanging="360"/>
+      </w:pPr>
+      <w:rPr>
+        <w:rFonts w:ascii="Wingdings" w:hAnsi="Wingdings" w:hint="default"/>
+        <w:sz w:val="20"/>
+      </w:rPr>
+    </w:lvl>
+    <w:lvl w:ilvl="6" w:tentative="1">
+      <w:start w:val="1"/>
+      <w:numFmt w:val="bullet"/>
+      <w:lvlText w:val=""/>
+      <w:lvlJc w:val="left"/>
+      <w:pPr>
+        <w:tabs>
+          <w:tab w:val="num" w:pos="5040"/>
+        </w:tabs>
+        <w:ind w:left="5040" w:hanging="360"/>
+      </w:pPr>
+      <w:rPr>
+        <w:rFonts w:ascii="Wingdings" w:hAnsi="Wingdings" w:hint="default"/>
+        <w:sz w:val="20"/>
+      </w:rPr>
+    </w:lvl>
+    <w:lvl w:ilvl="7" w:tentative="1">
+      <w:start w:val="1"/>
+      <w:numFmt w:val="bullet"/>
+      <w:lvlText w:val=""/>
+      <w:lvlJc w:val="left"/>
+      <w:pPr>
+        <w:tabs>
+          <w:tab w:val="num" w:pos="5760"/>
+        </w:tabs>
+        <w:ind w:left="5760" w:hanging="360"/>
+      </w:pPr>
+      <w:rPr>
+        <w:rFonts w:ascii="Wingdings" w:hAnsi="Wingdings" w:hint="default"/>
+        <w:sz w:val="20"/>
+      </w:rPr>
+    </w:lvl>
+    <w:lvl w:ilvl="8" w:tentative="1">
+      <w:start w:val="1"/>
+      <w:numFmt w:val="bullet"/>
+      <w:lvlText w:val=""/>
+      <w:lvlJc w:val="left"/>
+      <w:pPr>
+        <w:tabs>
+          <w:tab w:val="num" w:pos="6480"/>
+        </w:tabs>
+        <w:ind w:left="6480" w:hanging="360"/>
+      </w:pPr>
+      <w:rPr>
+        <w:rFonts w:ascii="Wingdings" w:hAnsi="Wingdings" w:hint="default"/>
+        <w:sz w:val="20"/>
+      </w:rPr>
+    </w:lvl>
+  </w:abstractNum>
+  <w:abstractNum w:abstractNumId="6" w15:restartNumberingAfterBreak="0">
+    <w:nsid w:val="53274614"/>
+    <w:multiLevelType w:val="multilevel"/>
+    <w:tmpl w:val="3DECF5E0"/>
+    <w:lvl w:ilvl="0">
+      <w:start w:val="1"/>
+      <w:numFmt w:val="bullet"/>
+      <w:lvlText w:val=""/>
+      <w:lvlJc w:val="left"/>
+      <w:pPr>
+        <w:tabs>
+          <w:tab w:val="num" w:pos="720"/>
+        </w:tabs>
+        <w:ind w:left="720" w:hanging="360"/>
+      </w:pPr>
+      <w:rPr>
+        <w:rFonts w:ascii="Symbol" w:hAnsi="Symbol" w:hint="default"/>
+        <w:sz w:val="20"/>
+      </w:rPr>
+    </w:lvl>
+    <w:lvl w:ilvl="1" w:tentative="1">
+      <w:start w:val="1"/>
+      <w:numFmt w:val="bullet"/>
+      <w:lvlText w:val="o"/>
+      <w:lvlJc w:val="left"/>
+      <w:pPr>
+        <w:tabs>
+          <w:tab w:val="num" w:pos="1440"/>
+        </w:tabs>
+        <w:ind w:left="1440" w:hanging="360"/>
+      </w:pPr>
+      <w:rPr>
+        <w:rFonts w:ascii="Courier New" w:hAnsi="Courier New" w:hint="default"/>
+        <w:sz w:val="20"/>
+      </w:rPr>
+    </w:lvl>
+    <w:lvl w:ilvl="2" w:tentative="1">
+      <w:start w:val="1"/>
+      <w:numFmt w:val="bullet"/>
+      <w:lvlText w:val=""/>
+      <w:lvlJc w:val="left"/>
+      <w:pPr>
+        <w:tabs>
+          <w:tab w:val="num" w:pos="2160"/>
+        </w:tabs>
+        <w:ind w:left="2160" w:hanging="360"/>
+      </w:pPr>
+      <w:rPr>
+        <w:rFonts w:ascii="Wingdings" w:hAnsi="Wingdings" w:hint="default"/>
+        <w:sz w:val="20"/>
+      </w:rPr>
+    </w:lvl>
+    <w:lvl w:ilvl="3" w:tentative="1">
+      <w:start w:val="1"/>
+      <w:numFmt w:val="bullet"/>
+      <w:lvlText w:val=""/>
+      <w:lvlJc w:val="left"/>
+      <w:pPr>
+        <w:tabs>
+          <w:tab w:val="num" w:pos="2880"/>
+        </w:tabs>
+        <w:ind w:left="2880" w:hanging="360"/>
+      </w:pPr>
+      <w:rPr>
+        <w:rFonts w:ascii="Wingdings" w:hAnsi="Wingdings" w:hint="default"/>
+        <w:sz w:val="20"/>
+      </w:rPr>
+    </w:lvl>
+    <w:lvl w:ilvl="4" w:tentative="1">
+      <w:start w:val="1"/>
+      <w:numFmt w:val="bullet"/>
+      <w:lvlText w:val=""/>
+      <w:lvlJc w:val="left"/>
+      <w:pPr>
+        <w:tabs>
+          <w:tab w:val="num" w:pos="3600"/>
+        </w:tabs>
+        <w:ind w:left="3600" w:hanging="360"/>
+      </w:pPr>
+      <w:rPr>
+        <w:rFonts w:ascii="Wingdings" w:hAnsi="Wingdings" w:hint="default"/>
+        <w:sz w:val="20"/>
+      </w:rPr>
+    </w:lvl>
+    <w:lvl w:ilvl="5" w:tentative="1">
+      <w:start w:val="1"/>
+      <w:numFmt w:val="bullet"/>
+      <w:lvlText w:val=""/>
+      <w:lvlJc w:val="left"/>
+      <w:pPr>
+        <w:tabs>
+          <w:tab w:val="num" w:pos="4320"/>
+        </w:tabs>
+        <w:ind w:left="4320" w:hanging="360"/>
+      </w:pPr>
+      <w:rPr>
+        <w:rFonts w:ascii="Wingdings" w:hAnsi="Wingdings" w:hint="default"/>
+        <w:sz w:val="20"/>
+      </w:rPr>
+    </w:lvl>
+    <w:lvl w:ilvl="6" w:tentative="1">
+      <w:start w:val="1"/>
+      <w:numFmt w:val="bullet"/>
+      <w:lvlText w:val=""/>
+      <w:lvlJc w:val="left"/>
+      <w:pPr>
+        <w:tabs>
+          <w:tab w:val="num" w:pos="5040"/>
+        </w:tabs>
+        <w:ind w:left="5040" w:hanging="360"/>
+      </w:pPr>
+      <w:rPr>
+        <w:rFonts w:ascii="Wingdings" w:hAnsi="Wingdings" w:hint="default"/>
+        <w:sz w:val="20"/>
+      </w:rPr>
+    </w:lvl>
+    <w:lvl w:ilvl="7" w:tentative="1">
+      <w:start w:val="1"/>
+      <w:numFmt w:val="bullet"/>
+      <w:lvlText w:val=""/>
+      <w:lvlJc w:val="left"/>
+      <w:pPr>
+        <w:tabs>
+          <w:tab w:val="num" w:pos="5760"/>
+        </w:tabs>
+        <w:ind w:left="5760" w:hanging="360"/>
+      </w:pPr>
+      <w:rPr>
+        <w:rFonts w:ascii="Wingdings" w:hAnsi="Wingdings" w:hint="default"/>
+        <w:sz w:val="20"/>
+      </w:rPr>
+    </w:lvl>
+    <w:lvl w:ilvl="8" w:tentative="1">
+      <w:start w:val="1"/>
+      <w:numFmt w:val="bullet"/>
+      <w:lvlText w:val=""/>
+      <w:lvlJc w:val="left"/>
+      <w:pPr>
+        <w:tabs>
+          <w:tab w:val="num" w:pos="6480"/>
+        </w:tabs>
+        <w:ind w:left="6480" w:hanging="360"/>
+      </w:pPr>
+      <w:rPr>
+        <w:rFonts w:ascii="Wingdings" w:hAnsi="Wingdings" w:hint="default"/>
+        <w:sz w:val="20"/>
+      </w:rPr>
+    </w:lvl>
+  </w:abstractNum>
+  <w:abstractNum w:abstractNumId="7" w15:restartNumberingAfterBreak="0">
+    <w:nsid w:val="618B5560"/>
+    <w:multiLevelType w:val="multilevel"/>
+    <w:tmpl w:val="3FA629EE"/>
+    <w:lvl w:ilvl="0">
+      <w:start w:val="1"/>
+      <w:numFmt w:val="bullet"/>
+      <w:lvlText w:val=""/>
+      <w:lvlJc w:val="left"/>
+      <w:pPr>
+        <w:tabs>
+          <w:tab w:val="num" w:pos="720"/>
+        </w:tabs>
+        <w:ind w:left="720" w:hanging="360"/>
+      </w:pPr>
+      <w:rPr>
+        <w:rFonts w:ascii="Symbol" w:hAnsi="Symbol" w:hint="default"/>
+        <w:sz w:val="20"/>
+      </w:rPr>
+    </w:lvl>
+    <w:lvl w:ilvl="1" w:tentative="1">
+      <w:start w:val="1"/>
+      <w:numFmt w:val="bullet"/>
+      <w:lvlText w:val="o"/>
+      <w:lvlJc w:val="left"/>
+      <w:pPr>
+        <w:tabs>
+          <w:tab w:val="num" w:pos="1440"/>
+        </w:tabs>
+        <w:ind w:left="1440" w:hanging="360"/>
+      </w:pPr>
+      <w:rPr>
+        <w:rFonts w:ascii="Courier New" w:hAnsi="Courier New" w:hint="default"/>
+        <w:sz w:val="20"/>
+      </w:rPr>
+    </w:lvl>
+    <w:lvl w:ilvl="2" w:tentative="1">
+      <w:start w:val="1"/>
+      <w:numFmt w:val="bullet"/>
+      <w:lvlText w:val=""/>
+      <w:lvlJc w:val="left"/>
+      <w:pPr>
+        <w:tabs>
+          <w:tab w:val="num" w:pos="2160"/>
+        </w:tabs>
+        <w:ind w:left="2160" w:hanging="360"/>
+      </w:pPr>
+      <w:rPr>
+        <w:rFonts w:ascii="Wingdings" w:hAnsi="Wingdings" w:hint="default"/>
+        <w:sz w:val="20"/>
+      </w:rPr>
+    </w:lvl>
+    <w:lvl w:ilvl="3" w:tentative="1">
+      <w:start w:val="1"/>
+      <w:numFmt w:val="bullet"/>
+      <w:lvlText w:val=""/>
+      <w:lvlJc w:val="left"/>
+      <w:pPr>
+        <w:tabs>
+          <w:tab w:val="num" w:pos="2880"/>
+        </w:tabs>
+        <w:ind w:left="2880" w:hanging="360"/>
+      </w:pPr>
+      <w:rPr>
+        <w:rFonts w:ascii="Wingdings" w:hAnsi="Wingdings" w:hint="default"/>
+        <w:sz w:val="20"/>
+      </w:rPr>
+    </w:lvl>
+    <w:lvl w:ilvl="4" w:tentative="1">
+      <w:start w:val="1"/>
+      <w:numFmt w:val="bullet"/>
+      <w:lvlText w:val=""/>
+      <w:lvlJc w:val="left"/>
+      <w:pPr>
+        <w:tabs>
+          <w:tab w:val="num" w:pos="3600"/>
+        </w:tabs>
+        <w:ind w:left="3600" w:hanging="360"/>
+      </w:pPr>
+      <w:rPr>
+        <w:rFonts w:ascii="Wingdings" w:hAnsi="Wingdings" w:hint="default"/>
+        <w:sz w:val="20"/>
+      </w:rPr>
+    </w:lvl>
+    <w:lvl w:ilvl="5" w:tentative="1">
+      <w:start w:val="1"/>
+      <w:numFmt w:val="bullet"/>
+      <w:lvlText w:val=""/>
+      <w:lvlJc w:val="left"/>
+      <w:pPr>
+        <w:tabs>
+          <w:tab w:val="num" w:pos="4320"/>
+        </w:tabs>
+        <w:ind w:left="4320" w:hanging="360"/>
+      </w:pPr>
+      <w:rPr>
+        <w:rFonts w:ascii="Wingdings" w:hAnsi="Wingdings" w:hint="default"/>
+        <w:sz w:val="20"/>
+      </w:rPr>
+    </w:lvl>
+    <w:lvl w:ilvl="6" w:tentative="1">
+      <w:start w:val="1"/>
+      <w:numFmt w:val="bullet"/>
+      <w:lvlText w:val=""/>
+      <w:lvlJc w:val="left"/>
+      <w:pPr>
+        <w:tabs>
+          <w:tab w:val="num" w:pos="5040"/>
+        </w:tabs>
+        <w:ind w:left="5040" w:hanging="360"/>
+      </w:pPr>
+      <w:rPr>
+        <w:rFonts w:ascii="Wingdings" w:hAnsi="Wingdings" w:hint="default"/>
+        <w:sz w:val="20"/>
+      </w:rPr>
+    </w:lvl>
+    <w:lvl w:ilvl="7" w:tentative="1">
+      <w:start w:val="1"/>
+      <w:numFmt w:val="bullet"/>
+      <w:lvlText w:val=""/>
+      <w:lvlJc w:val="left"/>
+      <w:pPr>
+        <w:tabs>
+          <w:tab w:val="num" w:pos="5760"/>
+        </w:tabs>
+        <w:ind w:left="5760" w:hanging="360"/>
+      </w:pPr>
+      <w:rPr>
+        <w:rFonts w:ascii="Wingdings" w:hAnsi="Wingdings" w:hint="default"/>
+        <w:sz w:val="20"/>
+      </w:rPr>
+    </w:lvl>
+    <w:lvl w:ilvl="8" w:tentative="1">
+      <w:start w:val="1"/>
+      <w:numFmt w:val="bullet"/>
+      <w:lvlText w:val=""/>
+      <w:lvlJc w:val="left"/>
+      <w:pPr>
+        <w:tabs>
+          <w:tab w:val="num" w:pos="6480"/>
+        </w:tabs>
+        <w:ind w:left="6480" w:hanging="360"/>
+      </w:pPr>
+      <w:rPr>
+        <w:rFonts w:ascii="Wingdings" w:hAnsi="Wingdings" w:hint="default"/>
+        <w:sz w:val="20"/>
+      </w:rPr>
+    </w:lvl>
+  </w:abstractNum>
+  <w:abstractNum w:abstractNumId="8" w15:restartNumberingAfterBreak="0">
+    <w:nsid w:val="6A731320"/>
+    <w:multiLevelType w:val="multilevel"/>
+    <w:tmpl w:val="B1047294"/>
+    <w:lvl w:ilvl="0">
+      <w:start w:val="1"/>
+      <w:numFmt w:val="decimal"/>
+      <w:lvlText w:val="%1."/>
+      <w:lvlJc w:val="left"/>
+      <w:pPr>
+        <w:tabs>
+          <w:tab w:val="num" w:pos="720"/>
+        </w:tabs>
+        <w:ind w:left="720" w:hanging="360"/>
+      </w:pPr>
+    </w:lvl>
+    <w:lvl w:ilvl="1" w:tentative="1">
+      <w:start w:val="1"/>
+      <w:numFmt w:val="decimal"/>
+      <w:lvlText w:val="%2."/>
+      <w:lvlJc w:val="left"/>
+      <w:pPr>
+        <w:tabs>
+          <w:tab w:val="num" w:pos="1440"/>
+        </w:tabs>
+        <w:ind w:left="1440" w:hanging="360"/>
+      </w:pPr>
+    </w:lvl>
+    <w:lvl w:ilvl="2" w:tentative="1">
+      <w:start w:val="1"/>
+      <w:numFmt w:val="decimal"/>
+      <w:lvlText w:val="%3."/>
+      <w:lvlJc w:val="left"/>
+      <w:pPr>
+        <w:tabs>
+          <w:tab w:val="num" w:pos="2160"/>
+        </w:tabs>
+        <w:ind w:left="2160" w:hanging="360"/>
+      </w:pPr>
+    </w:lvl>
+    <w:lvl w:ilvl="3" w:tentative="1">
+      <w:start w:val="1"/>
+      <w:numFmt w:val="decimal"/>
+      <w:lvlText w:val="%4."/>
+      <w:lvlJc w:val="left"/>
+      <w:pPr>
+        <w:tabs>
+          <w:tab w:val="num" w:pos="2880"/>
+        </w:tabs>
+        <w:ind w:left="2880" w:hanging="360"/>
+      </w:pPr>
+    </w:lvl>
+    <w:lvl w:ilvl="4" w:tentative="1">
+      <w:start w:val="1"/>
+      <w:numFmt w:val="decimal"/>
+      <w:lvlText w:val="%5."/>
+      <w:lvlJc w:val="left"/>
+      <w:pPr>
+        <w:tabs>
+          <w:tab w:val="num" w:pos="3600"/>
+        </w:tabs>
+        <w:ind w:left="3600" w:hanging="360"/>
+      </w:pPr>
+    </w:lvl>
+    <w:lvl w:ilvl="5" w:tentative="1">
+      <w:start w:val="1"/>
+      <w:numFmt w:val="decimal"/>
+      <w:lvlText w:val="%6."/>
+      <w:lvlJc w:val="left"/>
+      <w:pPr>
+        <w:tabs>
+          <w:tab w:val="num" w:pos="4320"/>
+        </w:tabs>
+        <w:ind w:left="4320" w:hanging="360"/>
+      </w:pPr>
+    </w:lvl>
+    <w:lvl w:ilvl="6" w:tentative="1">
+      <w:start w:val="1"/>
+      <w:numFmt w:val="decimal"/>
+      <w:lvlText w:val="%7."/>
+      <w:lvlJc w:val="left"/>
+      <w:pPr>
+        <w:tabs>
+          <w:tab w:val="num" w:pos="5040"/>
+        </w:tabs>
+        <w:ind w:left="5040" w:hanging="360"/>
+      </w:pPr>
+    </w:lvl>
+    <w:lvl w:ilvl="7" w:tentative="1">
+      <w:start w:val="1"/>
+      <w:numFmt w:val="decimal"/>
+      <w:lvlText w:val="%8."/>
+      <w:lvlJc w:val="left"/>
+      <w:pPr>
+        <w:tabs>
+          <w:tab w:val="num" w:pos="5760"/>
+        </w:tabs>
+        <w:ind w:left="5760" w:hanging="360"/>
+      </w:pPr>
+    </w:lvl>
+    <w:lvl w:ilvl="8" w:tentative="1">
+      <w:start w:val="1"/>
+      <w:numFmt w:val="decimal"/>
+      <w:lvlText w:val="%9."/>
+      <w:lvlJc w:val="left"/>
+      <w:pPr>
+        <w:tabs>
+          <w:tab w:val="num" w:pos="6480"/>
+        </w:tabs>
+        <w:ind w:left="6480" w:hanging="360"/>
+      </w:pPr>
+    </w:lvl>
+  </w:abstractNum>
+  <w:abstractNum w:abstractNumId="9" w15:restartNumberingAfterBreak="0">
+    <w:nsid w:val="6C137419"/>
+    <w:multiLevelType w:val="multilevel"/>
+    <w:tmpl w:val="4E20BA2C"/>
+    <w:lvl w:ilvl="0">
+      <w:start w:val="1"/>
+      <w:numFmt w:val="decimal"/>
+      <w:lvlText w:val="%1."/>
+      <w:lvlJc w:val="left"/>
+      <w:pPr>
+        <w:tabs>
+          <w:tab w:val="num" w:pos="720"/>
+        </w:tabs>
+        <w:ind w:left="720" w:hanging="360"/>
+      </w:pPr>
+    </w:lvl>
+    <w:lvl w:ilvl="1" w:tentative="1">
+      <w:start w:val="1"/>
+      <w:numFmt w:val="decimal"/>
+      <w:lvlText w:val="%2."/>
+      <w:lvlJc w:val="left"/>
+      <w:pPr>
+        <w:tabs>
+          <w:tab w:val="num" w:pos="1440"/>
+        </w:tabs>
+        <w:ind w:left="1440" w:hanging="360"/>
+      </w:pPr>
+    </w:lvl>
+    <w:lvl w:ilvl="2" w:tentative="1">
+      <w:start w:val="1"/>
+      <w:numFmt w:val="decimal"/>
+      <w:lvlText w:val="%3."/>
+      <w:lvlJc w:val="left"/>
+      <w:pPr>
+        <w:tabs>
+          <w:tab w:val="num" w:pos="2160"/>
+        </w:tabs>
+        <w:ind w:left="2160" w:hanging="360"/>
+      </w:pPr>
+    </w:lvl>
+    <w:lvl w:ilvl="3" w:tentative="1">
+      <w:start w:val="1"/>
+      <w:numFmt w:val="decimal"/>
+      <w:lvlText w:val="%4."/>
+      <w:lvlJc w:val="left"/>
+      <w:pPr>
+        <w:tabs>
+          <w:tab w:val="num" w:pos="2880"/>
+        </w:tabs>
+        <w:ind w:left="2880" w:hanging="360"/>
+      </w:pPr>
+    </w:lvl>
+    <w:lvl w:ilvl="4" w:tentative="1">
+      <w:start w:val="1"/>
+      <w:numFmt w:val="decimal"/>
+      <w:lvlText w:val="%5."/>
+      <w:lvlJc w:val="left"/>
+      <w:pPr>
+        <w:tabs>
+          <w:tab w:val="num" w:pos="3600"/>
+        </w:tabs>
+        <w:ind w:left="3600" w:hanging="360"/>
+      </w:pPr>
+    </w:lvl>
+    <w:lvl w:ilvl="5" w:tentative="1">
+      <w:start w:val="1"/>
+      <w:numFmt w:val="decimal"/>
+      <w:lvlText w:val="%6."/>
+      <w:lvlJc w:val="left"/>
+      <w:pPr>
+        <w:tabs>
+          <w:tab w:val="num" w:pos="4320"/>
+        </w:tabs>
+        <w:ind w:left="4320" w:hanging="360"/>
+      </w:pPr>
+    </w:lvl>
+    <w:lvl w:ilvl="6" w:tentative="1">
+      <w:start w:val="1"/>
+      <w:numFmt w:val="decimal"/>
+      <w:lvlText w:val="%7."/>
+      <w:lvlJc w:val="left"/>
+      <w:pPr>
+        <w:tabs>
+          <w:tab w:val="num" w:pos="5040"/>
+        </w:tabs>
+        <w:ind w:left="5040" w:hanging="360"/>
+      </w:pPr>
+    </w:lvl>
+    <w:lvl w:ilvl="7" w:tentative="1">
+      <w:start w:val="1"/>
+      <w:numFmt w:val="decimal"/>
+      <w:lvlText w:val="%8."/>
+      <w:lvlJc w:val="left"/>
+      <w:pPr>
+        <w:tabs>
+          <w:tab w:val="num" w:pos="5760"/>
+        </w:tabs>
+        <w:ind w:left="5760" w:hanging="360"/>
+      </w:pPr>
+    </w:lvl>
+    <w:lvl w:ilvl="8" w:tentative="1">
+      <w:start w:val="1"/>
+      <w:numFmt w:val="decimal"/>
+      <w:lvlText w:val="%9."/>
+      <w:lvlJc w:val="left"/>
+      <w:pPr>
+        <w:tabs>
+          <w:tab w:val="num" w:pos="6480"/>
+        </w:tabs>
+        <w:ind w:left="6480" w:hanging="360"/>
+      </w:pPr>
+    </w:lvl>
+  </w:abstractNum>
+  <w:abstractNum w:abstractNumId="10" w15:restartNumberingAfterBreak="0">
+    <w:nsid w:val="6C78159E"/>
+    <w:multiLevelType w:val="multilevel"/>
+    <w:tmpl w:val="ED3A4980"/>
+    <w:lvl w:ilvl="0">
+      <w:start w:val="1"/>
+      <w:numFmt w:val="decimal"/>
+      <w:lvlText w:val="%1."/>
+      <w:lvlJc w:val="left"/>
+      <w:pPr>
+        <w:tabs>
+          <w:tab w:val="num" w:pos="720"/>
+        </w:tabs>
+        <w:ind w:left="720" w:hanging="360"/>
+      </w:pPr>
+    </w:lvl>
+    <w:lvl w:ilvl="1" w:tentative="1">
+      <w:start w:val="1"/>
+      <w:numFmt w:val="decimal"/>
+      <w:lvlText w:val="%2."/>
+      <w:lvlJc w:val="left"/>
+      <w:pPr>
+        <w:tabs>
+          <w:tab w:val="num" w:pos="1440"/>
+        </w:tabs>
+        <w:ind w:left="1440" w:hanging="360"/>
+      </w:pPr>
+    </w:lvl>
+    <w:lvl w:ilvl="2" w:tentative="1">
+      <w:start w:val="1"/>
+      <w:numFmt w:val="decimal"/>
+      <w:lvlText w:val="%3."/>
+      <w:lvlJc w:val="left"/>
+      <w:pPr>
+        <w:tabs>
+          <w:tab w:val="num" w:pos="2160"/>
+        </w:tabs>
+        <w:ind w:left="2160" w:hanging="360"/>
+      </w:pPr>
+    </w:lvl>
+    <w:lvl w:ilvl="3" w:tentative="1">
+      <w:start w:val="1"/>
+      <w:numFmt w:val="decimal"/>
+      <w:lvlText w:val="%4."/>
+      <w:lvlJc w:val="left"/>
+      <w:pPr>
+        <w:tabs>
+          <w:tab w:val="num" w:pos="2880"/>
+        </w:tabs>
+        <w:ind w:left="2880" w:hanging="360"/>
+      </w:pPr>
+    </w:lvl>
+    <w:lvl w:ilvl="4" w:tentative="1">
+      <w:start w:val="1"/>
+      <w:numFmt w:val="decimal"/>
+      <w:lvlText w:val="%5."/>
+      <w:lvlJc w:val="left"/>
+      <w:pPr>
+        <w:tabs>
+          <w:tab w:val="num" w:pos="3600"/>
+        </w:tabs>
+        <w:ind w:left="3600" w:hanging="360"/>
+      </w:pPr>
+    </w:lvl>
+    <w:lvl w:ilvl="5" w:tentative="1">
+      <w:start w:val="1"/>
+      <w:numFmt w:val="decimal"/>
+      <w:lvlText w:val="%6."/>
+      <w:lvlJc w:val="left"/>
+      <w:pPr>
+        <w:tabs>
+          <w:tab w:val="num" w:pos="4320"/>
+        </w:tabs>
+        <w:ind w:left="4320" w:hanging="360"/>
+      </w:pPr>
+    </w:lvl>
+    <w:lvl w:ilvl="6" w:tentative="1">
+      <w:start w:val="1"/>
+      <w:numFmt w:val="decimal"/>
+      <w:lvlText w:val="%7."/>
+      <w:lvlJc w:val="left"/>
+      <w:pPr>
+        <w:tabs>
+          <w:tab w:val="num" w:pos="5040"/>
+        </w:tabs>
+        <w:ind w:left="5040" w:hanging="360"/>
+      </w:pPr>
+    </w:lvl>
+    <w:lvl w:ilvl="7" w:tentative="1">
+      <w:start w:val="1"/>
+      <w:numFmt w:val="decimal"/>
+      <w:lvlText w:val="%8."/>
+      <w:lvlJc w:val="left"/>
+      <w:pPr>
+        <w:tabs>
+          <w:tab w:val="num" w:pos="5760"/>
+        </w:tabs>
+        <w:ind w:left="5760" w:hanging="360"/>
+      </w:pPr>
+    </w:lvl>
+    <w:lvl w:ilvl="8" w:tentative="1">
+      <w:start w:val="1"/>
+      <w:numFmt w:val="decimal"/>
+      <w:lvlText w:val="%9."/>
+      <w:lvlJc w:val="left"/>
+      <w:pPr>
+        <w:tabs>
+          <w:tab w:val="num" w:pos="6480"/>
+        </w:tabs>
+        <w:ind w:left="6480" w:hanging="360"/>
+      </w:pPr>
+    </w:lvl>
+  </w:abstractNum>
+  <w:abstractNum w:abstractNumId="11" w15:restartNumberingAfterBreak="0">
+    <w:nsid w:val="74761851"/>
+    <w:multiLevelType w:val="multilevel"/>
+    <w:tmpl w:val="2446DDCA"/>
+    <w:lvl w:ilvl="0">
+      <w:start w:val="1"/>
+      <w:numFmt w:val="bullet"/>
+      <w:lvlText w:val=""/>
+      <w:lvlJc w:val="left"/>
+      <w:pPr>
+        <w:tabs>
+          <w:tab w:val="num" w:pos="720"/>
+        </w:tabs>
+        <w:ind w:left="720" w:hanging="360"/>
+      </w:pPr>
+      <w:rPr>
+        <w:rFonts w:ascii="Symbol" w:hAnsi="Symbol" w:hint="default"/>
+        <w:sz w:val="20"/>
+      </w:rPr>
+    </w:lvl>
+    <w:lvl w:ilvl="1" w:tentative="1">
+      <w:start w:val="1"/>
+      <w:numFmt w:val="bullet"/>
+      <w:lvlText w:val="o"/>
+      <w:lvlJc w:val="left"/>
+      <w:pPr>
+        <w:tabs>
+          <w:tab w:val="num" w:pos="1440"/>
+        </w:tabs>
+        <w:ind w:left="1440" w:hanging="360"/>
+      </w:pPr>
+      <w:rPr>
+        <w:rFonts w:ascii="Courier New" w:hAnsi="Courier New" w:hint="default"/>
+        <w:sz w:val="20"/>
+      </w:rPr>
+    </w:lvl>
+    <w:lvl w:ilvl="2" w:tentative="1">
+      <w:start w:val="1"/>
+      <w:numFmt w:val="bullet"/>
+      <w:lvlText w:val=""/>
+      <w:lvlJc w:val="left"/>
+      <w:pPr>
+        <w:tabs>
+          <w:tab w:val="num" w:pos="2160"/>
+        </w:tabs>
+        <w:ind w:left="2160" w:hanging="360"/>
+      </w:pPr>
+      <w:rPr>
+        <w:rFonts w:ascii="Wingdings" w:hAnsi="Wingdings" w:hint="default"/>
+        <w:sz w:val="20"/>
+      </w:rPr>
+    </w:lvl>
+    <w:lvl w:ilvl="3" w:tentative="1">
+      <w:start w:val="1"/>
+      <w:numFmt w:val="bullet"/>
+      <w:lvlText w:val=""/>
+      <w:lvlJc w:val="left"/>
+      <w:pPr>
+        <w:tabs>
+          <w:tab w:val="num" w:pos="2880"/>
+        </w:tabs>
+        <w:ind w:left="2880" w:hanging="360"/>
+      </w:pPr>
+      <w:rPr>
+        <w:rFonts w:ascii="Wingdings" w:hAnsi="Wingdings" w:hint="default"/>
+        <w:sz w:val="20"/>
+      </w:rPr>
+    </w:lvl>
+    <w:lvl w:ilvl="4" w:tentative="1">
+      <w:start w:val="1"/>
+      <w:numFmt w:val="bullet"/>
+      <w:lvlText w:val=""/>
+      <w:lvlJc w:val="left"/>
+      <w:pPr>
+        <w:tabs>
+          <w:tab w:val="num" w:pos="3600"/>
+        </w:tabs>
+        <w:ind w:left="3600" w:hanging="360"/>
+      </w:pPr>
+      <w:rPr>
+        <w:rFonts w:ascii="Wingdings" w:hAnsi="Wingdings" w:hint="default"/>
+        <w:sz w:val="20"/>
+      </w:rPr>
+    </w:lvl>
+    <w:lvl w:ilvl="5" w:tentative="1">
+      <w:start w:val="1"/>
+      <w:numFmt w:val="bullet"/>
+      <w:lvlText w:val=""/>
+      <w:lvlJc w:val="left"/>
+      <w:pPr>
+        <w:tabs>
+          <w:tab w:val="num" w:pos="4320"/>
+        </w:tabs>
+        <w:ind w:left="4320" w:hanging="360"/>
+      </w:pPr>
+      <w:rPr>
+        <w:rFonts w:ascii="Wingdings" w:hAnsi="Wingdings" w:hint="default"/>
+        <w:sz w:val="20"/>
+      </w:rPr>
+    </w:lvl>
+    <w:lvl w:ilvl="6" w:tentative="1">
+      <w:start w:val="1"/>
+      <w:numFmt w:val="bullet"/>
+      <w:lvlText w:val=""/>
+      <w:lvlJc w:val="left"/>
+      <w:pPr>
+        <w:tabs>
+          <w:tab w:val="num" w:pos="5040"/>
+        </w:tabs>
+        <w:ind w:left="5040" w:hanging="360"/>
+      </w:pPr>
+      <w:rPr>
+        <w:rFonts w:ascii="Wingdings" w:hAnsi="Wingdings" w:hint="default"/>
+        <w:sz w:val="20"/>
+      </w:rPr>
+    </w:lvl>
+    <w:lvl w:ilvl="7" w:tentative="1">
+      <w:start w:val="1"/>
+      <w:numFmt w:val="bullet"/>
+      <w:lvlText w:val=""/>
+      <w:lvlJc w:val="left"/>
+      <w:pPr>
+        <w:tabs>
+          <w:tab w:val="num" w:pos="5760"/>
+        </w:tabs>
+        <w:ind w:left="5760" w:hanging="360"/>
+      </w:pPr>
+      <w:rPr>
+        <w:rFonts w:ascii="Wingdings" w:hAnsi="Wingdings" w:hint="default"/>
+        <w:sz w:val="20"/>
+      </w:rPr>
+    </w:lvl>
+    <w:lvl w:ilvl="8" w:tentative="1">
+      <w:start w:val="1"/>
+      <w:numFmt w:val="bullet"/>
+      <w:lvlText w:val=""/>
+      <w:lvlJc w:val="left"/>
+      <w:pPr>
+        <w:tabs>
+          <w:tab w:val="num" w:pos="6480"/>
+        </w:tabs>
+        <w:ind w:left="6480" w:hanging="360"/>
+      </w:pPr>
+      <w:rPr>
+        <w:rFonts w:ascii="Wingdings" w:hAnsi="Wingdings" w:hint="default"/>
+        <w:sz w:val="20"/>
+      </w:rPr>
+    </w:lvl>
+  </w:abstractNum>
+  <w:abstractNum w:abstractNumId="12" w15:restartNumberingAfterBreak="0">
+    <w:nsid w:val="76351F66"/>
+    <w:multiLevelType w:val="multilevel"/>
+    <w:tmpl w:val="979CBD3A"/>
+    <w:lvl w:ilvl="0">
+      <w:start w:val="1"/>
+      <w:numFmt w:val="decimal"/>
+      <w:lvlText w:val="%1."/>
+      <w:lvlJc w:val="left"/>
+      <w:pPr>
+        <w:tabs>
+          <w:tab w:val="num" w:pos="720"/>
+        </w:tabs>
+        <w:ind w:left="720" w:hanging="360"/>
+      </w:pPr>
+    </w:lvl>
+    <w:lvl w:ilvl="1" w:tentative="1">
+      <w:start w:val="1"/>
+      <w:numFmt w:val="decimal"/>
+      <w:lvlText w:val="%2."/>
+      <w:lvlJc w:val="left"/>
+      <w:pPr>
+        <w:tabs>
+          <w:tab w:val="num" w:pos="1440"/>
+        </w:tabs>
+        <w:ind w:left="1440" w:hanging="360"/>
+      </w:pPr>
+    </w:lvl>
+    <w:lvl w:ilvl="2" w:tentative="1">
+      <w:start w:val="1"/>
+      <w:numFmt w:val="decimal"/>
+      <w:lvlText w:val="%3."/>
+      <w:lvlJc w:val="left"/>
+      <w:pPr>
+        <w:tabs>
+          <w:tab w:val="num" w:pos="2160"/>
+        </w:tabs>
+        <w:ind w:left="2160" w:hanging="360"/>
+      </w:pPr>
+    </w:lvl>
+    <w:lvl w:ilvl="3" w:tentative="1">
+      <w:start w:val="1"/>
+      <w:numFmt w:val="decimal"/>
+      <w:lvlText w:val="%4."/>
+      <w:lvlJc w:val="left"/>
+      <w:pPr>
+        <w:tabs>
+          <w:tab w:val="num" w:pos="2880"/>
+        </w:tabs>
+        <w:ind w:left="2880" w:hanging="360"/>
+      </w:pPr>
+    </w:lvl>
+    <w:lvl w:ilvl="4" w:tentative="1">
+      <w:start w:val="1"/>
+      <w:numFmt w:val="decimal"/>
+      <w:lvlText w:val="%5."/>
+      <w:lvlJc w:val="left"/>
+      <w:pPr>
+        <w:tabs>
+          <w:tab w:val="num" w:pos="3600"/>
+        </w:tabs>
+        <w:ind w:left="3600" w:hanging="360"/>
+      </w:pPr>
+    </w:lvl>
+    <w:lvl w:ilvl="5" w:tentative="1">
+      <w:start w:val="1"/>
+      <w:numFmt w:val="decimal"/>
+      <w:lvlText w:val="%6."/>
+      <w:lvlJc w:val="left"/>
+      <w:pPr>
+        <w:tabs>
+          <w:tab w:val="num" w:pos="4320"/>
+        </w:tabs>
+        <w:ind w:left="4320" w:hanging="360"/>
+      </w:pPr>
+    </w:lvl>
+    <w:lvl w:ilvl="6" w:tentative="1">
+      <w:start w:val="1"/>
+      <w:numFmt w:val="decimal"/>
+      <w:lvlText w:val="%7."/>
+      <w:lvlJc w:val="left"/>
+      <w:pPr>
+        <w:tabs>
+          <w:tab w:val="num" w:pos="5040"/>
+        </w:tabs>
+        <w:ind w:left="5040" w:hanging="360"/>
+      </w:pPr>
+    </w:lvl>
+    <w:lvl w:ilvl="7" w:tentative="1">
+      <w:start w:val="1"/>
+      <w:numFmt w:val="decimal"/>
+      <w:lvlText w:val="%8."/>
+      <w:lvlJc w:val="left"/>
+      <w:pPr>
+        <w:tabs>
+          <w:tab w:val="num" w:pos="5760"/>
+        </w:tabs>
+        <w:ind w:left="5760" w:hanging="360"/>
+      </w:pPr>
+    </w:lvl>
+    <w:lvl w:ilvl="8" w:tentative="1">
+      <w:start w:val="1"/>
+      <w:numFmt w:val="decimal"/>
+      <w:lvlText w:val="%9."/>
+      <w:lvlJc w:val="left"/>
+      <w:pPr>
+        <w:tabs>
+          <w:tab w:val="num" w:pos="6480"/>
+        </w:tabs>
+        <w:ind w:left="6480" w:hanging="360"/>
+      </w:pPr>
+    </w:lvl>
+  </w:abstractNum>
+  <w:abstractNum w:abstractNumId="13" w15:restartNumberingAfterBreak="0">
+    <w:nsid w:val="7FE53D23"/>
+    <w:multiLevelType w:val="multilevel"/>
+    <w:tmpl w:val="3E92D594"/>
+    <w:lvl w:ilvl="0">
+      <w:start w:val="1"/>
+      <w:numFmt w:val="bullet"/>
+      <w:lvlText w:val=""/>
+      <w:lvlJc w:val="left"/>
+      <w:pPr>
+        <w:tabs>
+          <w:tab w:val="num" w:pos="720"/>
+        </w:tabs>
+        <w:ind w:left="720" w:hanging="360"/>
+      </w:pPr>
+      <w:rPr>
+        <w:rFonts w:ascii="Symbol" w:hAnsi="Symbol" w:hint="default"/>
+        <w:sz w:val="20"/>
+      </w:rPr>
+    </w:lvl>
+    <w:lvl w:ilvl="1" w:tentative="1">
+      <w:start w:val="1"/>
+      <w:numFmt w:val="bullet"/>
+      <w:lvlText w:val="o"/>
+      <w:lvlJc w:val="left"/>
+      <w:pPr>
+        <w:tabs>
+          <w:tab w:val="num" w:pos="1440"/>
+        </w:tabs>
+        <w:ind w:left="1440" w:hanging="360"/>
+      </w:pPr>
+      <w:rPr>
+        <w:rFonts w:ascii="Courier New" w:hAnsi="Courier New" w:hint="default"/>
+        <w:sz w:val="20"/>
+      </w:rPr>
+    </w:lvl>
+    <w:lvl w:ilvl="2" w:tentative="1">
+      <w:start w:val="1"/>
+      <w:numFmt w:val="bullet"/>
+      <w:lvlText w:val=""/>
+      <w:lvlJc w:val="left"/>
+      <w:pPr>
+        <w:tabs>
+          <w:tab w:val="num" w:pos="2160"/>
+        </w:tabs>
+        <w:ind w:left="2160" w:hanging="360"/>
+      </w:pPr>
+      <w:rPr>
+        <w:rFonts w:ascii="Wingdings" w:hAnsi="Wingdings" w:hint="default"/>
+        <w:sz w:val="20"/>
+      </w:rPr>
+    </w:lvl>
+    <w:lvl w:ilvl="3" w:tentative="1">
+      <w:start w:val="1"/>
+      <w:numFmt w:val="bullet"/>
+      <w:lvlText w:val=""/>
+      <w:lvlJc w:val="left"/>
+      <w:pPr>
+        <w:tabs>
+          <w:tab w:val="num" w:pos="2880"/>
+        </w:tabs>
+        <w:ind w:left="2880" w:hanging="360"/>
+      </w:pPr>
+      <w:rPr>
+        <w:rFonts w:ascii="Wingdings" w:hAnsi="Wingdings" w:hint="default"/>
+        <w:sz w:val="20"/>
+      </w:rPr>
+    </w:lvl>
+    <w:lvl w:ilvl="4" w:tentative="1">
+      <w:start w:val="1"/>
+      <w:numFmt w:val="bullet"/>
+      <w:lvlText w:val=""/>
+      <w:lvlJc w:val="left"/>
+      <w:pPr>
+        <w:tabs>
+          <w:tab w:val="num" w:pos="3600"/>
+        </w:tabs>
+        <w:ind w:left="3600" w:hanging="360"/>
+      </w:pPr>
+      <w:rPr>
+        <w:rFonts w:ascii="Wingdings" w:hAnsi="Wingdings" w:hint="default"/>
+        <w:sz w:val="20"/>
+      </w:rPr>
+    </w:lvl>
+    <w:lvl w:ilvl="5" w:tentative="1">
+      <w:start w:val="1"/>
+      <w:numFmt w:val="bullet"/>
+      <w:lvlText w:val=""/>
+      <w:lvlJc w:val="left"/>
+      <w:pPr>
+        <w:tabs>
+          <w:tab w:val="num" w:pos="4320"/>
+        </w:tabs>
+        <w:ind w:left="4320" w:hanging="360"/>
+      </w:pPr>
+      <w:rPr>
+        <w:rFonts w:ascii="Wingdings" w:hAnsi="Wingdings" w:hint="default"/>
+        <w:sz w:val="20"/>
+      </w:rPr>
+    </w:lvl>
+    <w:lvl w:ilvl="6" w:tentative="1">
+      <w:start w:val="1"/>
+      <w:numFmt w:val="bullet"/>
+      <w:lvlText w:val=""/>
+      <w:lvlJc w:val="left"/>
+      <w:pPr>
+        <w:tabs>
+          <w:tab w:val="num" w:pos="5040"/>
+        </w:tabs>
+        <w:ind w:left="5040" w:hanging="360"/>
+      </w:pPr>
+      <w:rPr>
+        <w:rFonts w:ascii="Wingdings" w:hAnsi="Wingdings" w:hint="default"/>
+        <w:sz w:val="20"/>
+      </w:rPr>
+    </w:lvl>
+    <w:lvl w:ilvl="7" w:tentative="1">
+      <w:start w:val="1"/>
+      <w:numFmt w:val="bullet"/>
+      <w:lvlText w:val=""/>
+      <w:lvlJc w:val="left"/>
+      <w:pPr>
+        <w:tabs>
+          <w:tab w:val="num" w:pos="5760"/>
+        </w:tabs>
+        <w:ind w:left="5760" w:hanging="360"/>
+      </w:pPr>
+      <w:rPr>
+        <w:rFonts w:ascii="Wingdings" w:hAnsi="Wingdings" w:hint="default"/>
+        <w:sz w:val="20"/>
+      </w:rPr>
+    </w:lvl>
+    <w:lvl w:ilvl="8" w:tentative="1">
+      <w:start w:val="1"/>
+      <w:numFmt w:val="bullet"/>
+      <w:lvlText w:val=""/>
+      <w:lvlJc w:val="left"/>
+      <w:pPr>
+        <w:tabs>
+          <w:tab w:val="num" w:pos="6480"/>
+        </w:tabs>
+        <w:ind w:left="6480" w:hanging="360"/>
+      </w:pPr>
+      <w:rPr>
+        <w:rFonts w:ascii="Wingdings" w:hAnsi="Wingdings" w:hint="default"/>
+        <w:sz w:val="20"/>
+      </w:rPr>
+    </w:lvl>
+  </w:abstractNum>
+  <w:num w:numId="1" w16cid:durableId="2063550903">
+    <w:abstractNumId w:val="7"/>
+  </w:num>
+  <w:num w:numId="2" w16cid:durableId="476799769">
+    <w:abstractNumId w:val="3"/>
+  </w:num>
+  <w:num w:numId="3" w16cid:durableId="1640575538">
+    <w:abstractNumId w:val="4"/>
+  </w:num>
+  <w:num w:numId="4" w16cid:durableId="1218975992">
+    <w:abstractNumId w:val="0"/>
+  </w:num>
+  <w:num w:numId="5" w16cid:durableId="1719550048">
+    <w:abstractNumId w:val="9"/>
+  </w:num>
+  <w:num w:numId="6" w16cid:durableId="1909922756">
+    <w:abstractNumId w:val="5"/>
+  </w:num>
+  <w:num w:numId="7" w16cid:durableId="362633419">
+    <w:abstractNumId w:val="11"/>
+  </w:num>
+  <w:num w:numId="8" w16cid:durableId="1086344730">
+    <w:abstractNumId w:val="1"/>
+  </w:num>
+  <w:num w:numId="9" w16cid:durableId="2135708953">
+    <w:abstractNumId w:val="12"/>
+  </w:num>
+  <w:num w:numId="10" w16cid:durableId="489758634">
+    <w:abstractNumId w:val="6"/>
+  </w:num>
+  <w:num w:numId="11" w16cid:durableId="212742272">
+    <w:abstractNumId w:val="13"/>
+  </w:num>
+  <w:num w:numId="12" w16cid:durableId="1319773171">
+    <w:abstractNumId w:val="2"/>
+  </w:num>
+  <w:num w:numId="13" w16cid:durableId="137845543">
+    <w:abstractNumId w:val="8"/>
+  </w:num>
+  <w:num w:numId="14" w16cid:durableId="204098481">
+    <w:abstractNumId w:val="10"/>
+  </w:num>
+</w:numbering>
 </file>
 
 <file path=word/styles.xml><?xml version="1.0" encoding="utf-8"?>
@@ -441,7 +8882,6 @@
     <w:next w:val="Normale"/>
     <w:link w:val="Titolo2Carattere"/>
     <w:uiPriority w:val="9"/>
-    <w:semiHidden/>
     <w:unhideWhenUsed/>
     <w:qFormat/>
     <w:rsid w:val="00263D0A"/>
@@ -464,7 +8904,6 @@
     <w:next w:val="Normale"/>
     <w:link w:val="Titolo3Carattere"/>
     <w:uiPriority w:val="9"/>
-    <w:semiHidden/>
     <w:unhideWhenUsed/>
     <w:qFormat/>
     <w:rsid w:val="00263D0A"/>
@@ -658,7 +9097,6 @@
     <w:basedOn w:val="Carpredefinitoparagrafo"/>
     <w:link w:val="Titolo2"/>
     <w:uiPriority w:val="9"/>
-    <w:semiHidden/>
     <w:rsid w:val="00263D0A"/>
     <w:rPr>
       <w:rFonts w:asciiTheme="majorHAnsi" w:eastAsiaTheme="majorEastAsia" w:hAnsiTheme="majorHAnsi" w:cstheme="majorBidi"/>
@@ -672,7 +9110,6 @@
     <w:basedOn w:val="Carpredefinitoparagrafo"/>
     <w:link w:val="Titolo3"/>
     <w:uiPriority w:val="9"/>
-    <w:semiHidden/>
     <w:rsid w:val="00263D0A"/>
     <w:rPr>
       <w:rFonts w:eastAsiaTheme="majorEastAsia" w:cstheme="majorBidi"/>
@@ -928,6 +9365,41 @@
       <w:smallCaps/>
       <w:color w:val="0F4761" w:themeColor="accent1" w:themeShade="BF"/>
       <w:spacing w:val="5"/>
+    </w:rPr>
+  </w:style>
+  <w:style w:type="paragraph" w:styleId="NormaleWeb">
+    <w:name w:val="Normal (Web)"/>
+    <w:basedOn w:val="Normale"/>
+    <w:uiPriority w:val="99"/>
+    <w:semiHidden/>
+    <w:unhideWhenUsed/>
+    <w:rsid w:val="00EF48B4"/>
+    <w:pPr>
+      <w:spacing w:before="100" w:beforeAutospacing="1" w:after="100" w:afterAutospacing="1" w:line="240" w:lineRule="auto"/>
+    </w:pPr>
+    <w:rPr>
+      <w:rFonts w:ascii="Times New Roman" w:eastAsia="Times New Roman" w:hAnsi="Times New Roman" w:cs="Times New Roman"/>
+      <w:kern w:val="0"/>
+      <w:lang w:eastAsia="it-IT"/>
+      <w14:ligatures w14:val="none"/>
+    </w:rPr>
+  </w:style>
+  <w:style w:type="character" w:customStyle="1" w:styleId="apple-converted-space">
+    <w:name w:val="apple-converted-space"/>
+    <w:basedOn w:val="Carpredefinitoparagrafo"/>
+    <w:rsid w:val="00EF48B4"/>
+  </w:style>
+  <w:style w:type="character" w:styleId="CodiceHTML">
+    <w:name w:val="HTML Code"/>
+    <w:basedOn w:val="Carpredefinitoparagrafo"/>
+    <w:uiPriority w:val="99"/>
+    <w:semiHidden/>
+    <w:unhideWhenUsed/>
+    <w:rsid w:val="00EF48B4"/>
+    <w:rPr>
+      <w:rFonts w:ascii="Courier New" w:eastAsia="Times New Roman" w:hAnsi="Courier New" w:cs="Courier New"/>
+      <w:sz w:val="20"/>
+      <w:szCs w:val="20"/>
     </w:rPr>
   </w:style>
 </w:styles>
